--- a/06-转换电路/01-模数转换ADC/流水线型ADC电路/流水线型ADC电路.docx
+++ b/06-转换电路/01-模数转换ADC/流水线型ADC电路/流水线型ADC电路.docx
@@ -2257,6 +2257,20 @@
     </w:p>
     <w:bookmarkEnd w:id="26"/>
     <w:bookmarkEnd w:id="27"/>
+    <w:p>
+      <w:pPr>
+        <w:spacing w:before="360"/>
+        <w:jc w:val="center"/>
+      </w:pPr>
+      <w:r>
+        <w:rPr>
+          <w:rFonts w:ascii="Times New Roman" w:hAnsi="Times New Roman"/>
+          <w:color w:val="555555"/>
+          <w:sz w:val="21"/>
+        </w:rPr>
+        <w:t>材料收集者：杜文杰</w:t>
+      </w:r>
+    </w:p>
     <w:sectPr>
       <w:headerReference r:id="rId9" w:type="default"/>
       <w:footerReference r:id="rId10" w:type="default"/>

--- a/06-转换电路/01-模数转换ADC/流水线型ADC电路/流水线型ADC电路.docx
+++ b/06-转换电路/01-模数转换ADC/流水线型ADC电路/流水线型ADC电路.docx
@@ -1,6 +1,6 @@
 
 <file path=word/document.xml><?xml version="1.0" encoding="utf-8"?>
-<w:document xmlns:w="http://schemas.openxmlformats.org/wordprocessingml/2006/main" xmlns:m="http://schemas.openxmlformats.org/officeDocument/2006/math" xmlns:r="http://schemas.openxmlformats.org/officeDocument/2006/relationships" xmlns:o="urn:schemas-microsoft-com:office:office" xmlns:v="urn:schemas-microsoft-com:vml" xmlns:w10="urn:schemas-microsoft-com:office:word" xmlns:a="http://schemas.openxmlformats.org/drawingml/2006/main" xmlns:pic="http://schemas.openxmlformats.org/drawingml/2006/picture" xmlns:wp="http://schemas.openxmlformats.org/drawingml/2006/wordprocessingDrawing">
+<w:document xmlns:m="http://schemas.openxmlformats.org/officeDocument/2006/math" xmlns:r="http://schemas.openxmlformats.org/officeDocument/2006/relationships" xmlns:w="http://schemas.openxmlformats.org/wordprocessingml/2006/main" xmlns:o="urn:schemas-microsoft-com:office:office" xmlns:v="urn:schemas-microsoft-com:vml" xmlns:w10="urn:schemas-microsoft-com:office:word" xmlns:a="http://schemas.openxmlformats.org/drawingml/2006/main" xmlns:pic="http://schemas.openxmlformats.org/drawingml/2006/picture" xmlns:wp="http://schemas.openxmlformats.org/drawingml/2006/wordprocessingDrawing">
   <w:body>
     <w:bookmarkStart w:id="27" w:name="流水线型-adc-电路"/>
     <w:p>
@@ -9,16 +9,19 @@
       </w:pPr>
       <w:r>
         <w:rPr>
-          <w:rFonts w:hint="eastAsia"/>
+          <w:rFonts w:hint="eastAsia" w:eastAsia="黑体"/>
         </w:rPr>
         <w:t xml:space="preserve">流水线型</w:t>
       </w:r>
       <w:r>
+        <w:rPr>
+          <w:rFonts w:eastAsia="黑体"/>
+        </w:rPr>
         <w:t xml:space="preserve"> ADC </w:t>
       </w:r>
       <w:r>
         <w:rPr>
-          <w:rFonts w:hint="eastAsia"/>
+          <w:rFonts w:hint="eastAsia" w:eastAsia="黑体"/>
         </w:rPr>
         <w:t xml:space="preserve">电路</w:t>
       </w:r>
@@ -30,7 +33,7 @@
       </w:pPr>
       <w:r>
         <w:rPr>
-          <w:rFonts w:hint="eastAsia"/>
+          <w:rFonts w:hint="eastAsia" w:eastAsia="黑体"/>
         </w:rPr>
         <w:t xml:space="preserve">拓扑描述</w:t>
       </w:r>
@@ -41,16 +44,19 @@
       </w:pPr>
       <w:r>
         <w:rPr>
-          <w:rFonts w:hint="eastAsia"/>
+          <w:rFonts w:hint="eastAsia" w:eastAsia="黑体"/>
         </w:rPr>
         <w:t xml:space="preserve">由</w:t>
       </w:r>
       <w:r>
+        <w:rPr>
+          <w:rFonts w:eastAsia="黑体"/>
+        </w:rPr>
         <w:t xml:space="preserve"> </w:t>
       </w:r>
       <w:r>
         <w:rPr>
-          <w:rFonts w:hint="eastAsia"/>
+          <w:rFonts w:hint="eastAsia" w:eastAsia="黑体"/>
           <w:b/>
           <w:bCs/>
         </w:rPr>
@@ -58,6 +64,7 @@
       </w:r>
       <w:r>
         <w:rPr>
+          <w:rFonts w:eastAsia="黑体"/>
           <w:b/>
           <w:bCs/>
         </w:rPr>
@@ -65,27 +72,33 @@
       </w:r>
       <w:r>
         <w:rPr>
-          <w:rFonts w:hint="eastAsia"/>
+          <w:rFonts w:hint="eastAsia" w:eastAsia="黑体"/>
           <w:b/>
           <w:bCs/>
         </w:rPr>
         <w:t xml:space="preserve">ADC、DAC、减法器与残差放大器</w:t>
       </w:r>
       <w:r>
+        <w:rPr>
+          <w:rFonts w:eastAsia="黑体"/>
+        </w:rPr>
         <w:t xml:space="preserve"> </w:t>
       </w:r>
       <w:r>
         <w:rPr>
-          <w:rFonts w:hint="eastAsia"/>
+          <w:rFonts w:hint="eastAsia" w:eastAsia="黑体"/>
         </w:rPr>
         <w:t xml:space="preserve">以及末端的</w:t>
       </w:r>
       <w:r>
+        <w:rPr>
+          <w:rFonts w:eastAsia="黑体"/>
+        </w:rPr>
         <w:t xml:space="preserve"> </w:t>
       </w:r>
       <w:r>
         <w:rPr>
-          <w:rFonts w:hint="eastAsia"/>
+          <w:rFonts w:hint="eastAsia" w:eastAsia="黑体"/>
           <w:b/>
           <w:bCs/>
         </w:rPr>
@@ -93,32 +106,39 @@
       </w:r>
       <w:r>
         <w:rPr>
+          <w:rFonts w:eastAsia="黑体"/>
           <w:b/>
           <w:bCs/>
         </w:rPr>
         <w:t xml:space="preserve"> DLOG1</w:t>
       </w:r>
       <w:r>
+        <w:rPr>
+          <w:rFonts w:eastAsia="黑体"/>
+        </w:rPr>
         <w:t xml:space="preserve"> </w:t>
       </w:r>
       <w:r>
         <w:rPr>
-          <w:rFonts w:hint="eastAsia"/>
+          <w:rFonts w:hint="eastAsia" w:eastAsia="黑体"/>
         </w:rPr>
         <w:t xml:space="preserve">组成；以其中某一级为例，本级有</w:t>
       </w:r>
       <w:r>
+        <w:rPr>
+          <w:rFonts w:eastAsia="黑体"/>
+        </w:rPr>
         <w:t xml:space="preserve"> 6 </w:t>
       </w:r>
       <w:r>
         <w:rPr>
-          <w:rFonts w:hint="eastAsia"/>
+          <w:rFonts w:hint="eastAsia" w:eastAsia="黑体"/>
         </w:rPr>
         <w:t xml:space="preserve">个关键节点：</w:t>
       </w:r>
       <w:r>
         <w:rPr>
-          <w:rFonts w:hint="eastAsia"/>
+          <w:rFonts w:hint="eastAsia" w:eastAsia="黑体"/>
           <w:b/>
           <w:bCs/>
         </w:rPr>
@@ -126,6 +146,7 @@
       </w:r>
       <w:r>
         <w:rPr>
+          <w:rFonts w:eastAsia="黑体"/>
           <w:b/>
           <w:bCs/>
         </w:rPr>
@@ -133,7 +154,7 @@
       </w:r>
       <w:r>
         <w:rPr>
-          <w:rFonts w:hint="eastAsia"/>
+          <w:rFonts w:hint="eastAsia" w:eastAsia="黑体"/>
           <w:b/>
           <w:bCs/>
         </w:rPr>
@@ -141,31 +162,37 @@
       </w:r>
       <w:r>
         <w:rPr>
-          <w:rFonts w:hint="eastAsia"/>
+          <w:rFonts w:hint="eastAsia" w:eastAsia="黑体"/>
         </w:rPr>
         <w:t xml:space="preserve">（S/H1</w:t>
       </w:r>
       <w:r>
+        <w:rPr>
+          <w:rFonts w:eastAsia="黑体"/>
+        </w:rPr>
         <w:t xml:space="preserve"> </w:t>
       </w:r>
       <w:r>
         <w:rPr>
-          <w:rFonts w:hint="eastAsia"/>
+          <w:rFonts w:hint="eastAsia" w:eastAsia="黑体"/>
         </w:rPr>
         <w:t xml:space="preserve">保持的本级输入送</w:t>
       </w:r>
       <w:r>
+        <w:rPr>
+          <w:rFonts w:eastAsia="黑体"/>
+        </w:rPr>
         <w:t xml:space="preserve"> Flash ADC1 </w:t>
       </w:r>
       <w:r>
         <w:rPr>
-          <w:rFonts w:hint="eastAsia"/>
+          <w:rFonts w:hint="eastAsia" w:eastAsia="黑体"/>
         </w:rPr>
         <w:t xml:space="preserve">的输入）；</w:t>
       </w:r>
       <w:r>
         <w:rPr>
-          <w:rFonts w:hint="eastAsia"/>
+          <w:rFonts w:hint="eastAsia" w:eastAsia="黑体"/>
           <w:b/>
           <w:bCs/>
         </w:rPr>
@@ -173,6 +200,7 @@
       </w:r>
       <w:r>
         <w:rPr>
+          <w:rFonts w:eastAsia="黑体"/>
           <w:b/>
           <w:bCs/>
         </w:rPr>
@@ -180,7 +208,7 @@
       </w:r>
       <w:r>
         <w:rPr>
-          <w:rFonts w:hint="eastAsia"/>
+          <w:rFonts w:hint="eastAsia" w:eastAsia="黑体"/>
           <w:b/>
           <w:bCs/>
         </w:rPr>
@@ -188,40 +216,49 @@
       </w:r>
       <w:r>
         <w:rPr>
-          <w:rFonts w:hint="eastAsia"/>
+          <w:rFonts w:hint="eastAsia" w:eastAsia="黑体"/>
         </w:rPr>
         <w:t xml:space="preserve">（ADC1</w:t>
       </w:r>
       <w:r>
+        <w:rPr>
+          <w:rFonts w:eastAsia="黑体"/>
+        </w:rPr>
         <w:t xml:space="preserve"> </w:t>
       </w:r>
       <w:r>
         <w:rPr>
-          <w:rFonts w:hint="eastAsia"/>
+          <w:rFonts w:hint="eastAsia" w:eastAsia="黑体"/>
         </w:rPr>
         <w:t xml:space="preserve">输出的</w:t>
       </w:r>
       <w:r>
+        <w:rPr>
+          <w:rFonts w:eastAsia="黑体"/>
+        </w:rPr>
         <w:t xml:space="preserve"> M </w:t>
       </w:r>
       <w:r>
         <w:rPr>
-          <w:rFonts w:hint="eastAsia"/>
+          <w:rFonts w:hint="eastAsia" w:eastAsia="黑体"/>
         </w:rPr>
         <w:t xml:space="preserve">位码同时送</w:t>
       </w:r>
       <w:r>
+        <w:rPr>
+          <w:rFonts w:eastAsia="黑体"/>
+        </w:rPr>
         <w:t xml:space="preserve"> DAC1 </w:t>
       </w:r>
       <w:r>
         <w:rPr>
-          <w:rFonts w:hint="eastAsia"/>
+          <w:rFonts w:hint="eastAsia" w:eastAsia="黑体"/>
         </w:rPr>
         <w:t xml:space="preserve">数字输入与数字汇总）；</w:t>
       </w:r>
       <w:r>
         <w:rPr>
-          <w:rFonts w:hint="eastAsia"/>
+          <w:rFonts w:hint="eastAsia" w:eastAsia="黑体"/>
           <w:b/>
           <w:bCs/>
         </w:rPr>
@@ -229,6 +266,7 @@
       </w:r>
       <w:r>
         <w:rPr>
+          <w:rFonts w:eastAsia="黑体"/>
           <w:b/>
           <w:bCs/>
         </w:rPr>
@@ -236,7 +274,7 @@
       </w:r>
       <w:r>
         <w:rPr>
-          <w:rFonts w:hint="eastAsia"/>
+          <w:rFonts w:hint="eastAsia" w:eastAsia="黑体"/>
           <w:b/>
           <w:bCs/>
         </w:rPr>
@@ -244,22 +282,25 @@
       </w:r>
       <w:r>
         <w:rPr>
-          <w:rFonts w:hint="eastAsia"/>
+          <w:rFonts w:hint="eastAsia" w:eastAsia="黑体"/>
         </w:rPr>
         <w:t xml:space="preserve">（DAC1</w:t>
       </w:r>
       <w:r>
+        <w:rPr>
+          <w:rFonts w:eastAsia="黑体"/>
+        </w:rPr>
         <w:t xml:space="preserve"> </w:t>
       </w:r>
       <w:r>
         <w:rPr>
-          <w:rFonts w:hint="eastAsia"/>
+          <w:rFonts w:hint="eastAsia" w:eastAsia="黑体"/>
         </w:rPr>
         <w:t xml:space="preserve">的模拟输出端）；</w:t>
       </w:r>
       <w:r>
         <w:rPr>
-          <w:rFonts w:hint="eastAsia"/>
+          <w:rFonts w:hint="eastAsia" w:eastAsia="黑体"/>
           <w:b/>
           <w:bCs/>
         </w:rPr>
@@ -267,6 +308,7 @@
       </w:r>
       <w:r>
         <w:rPr>
+          <w:rFonts w:eastAsia="黑体"/>
           <w:b/>
           <w:bCs/>
         </w:rPr>
@@ -274,7 +316,7 @@
       </w:r>
       <w:r>
         <w:rPr>
-          <w:rFonts w:hint="eastAsia"/>
+          <w:rFonts w:hint="eastAsia" w:eastAsia="黑体"/>
           <w:b/>
           <w:bCs/>
         </w:rPr>
@@ -282,22 +324,25 @@
       </w:r>
       <w:r>
         <w:rPr>
-          <w:rFonts w:hint="eastAsia"/>
+          <w:rFonts w:hint="eastAsia" w:eastAsia="黑体"/>
         </w:rPr>
         <w:t xml:space="preserve">（减法器</w:t>
       </w:r>
       <w:r>
+        <w:rPr>
+          <w:rFonts w:eastAsia="黑体"/>
+        </w:rPr>
         <w:t xml:space="preserve"> SUB1 </w:t>
       </w:r>
       <w:r>
         <w:rPr>
-          <w:rFonts w:hint="eastAsia"/>
+          <w:rFonts w:hint="eastAsia" w:eastAsia="黑体"/>
         </w:rPr>
         <w:t xml:space="preserve">的输出，即采样值减重建值）；</w:t>
       </w:r>
       <w:r>
         <w:rPr>
-          <w:rFonts w:hint="eastAsia"/>
+          <w:rFonts w:hint="eastAsia" w:eastAsia="黑体"/>
           <w:b/>
           <w:bCs/>
         </w:rPr>
@@ -305,6 +350,7 @@
       </w:r>
       <w:r>
         <w:rPr>
+          <w:rFonts w:eastAsia="黑体"/>
           <w:b/>
           <w:bCs/>
         </w:rPr>
@@ -312,7 +358,7 @@
       </w:r>
       <w:r>
         <w:rPr>
-          <w:rFonts w:hint="eastAsia"/>
+          <w:rFonts w:hint="eastAsia" w:eastAsia="黑体"/>
           <w:b/>
           <w:bCs/>
         </w:rPr>
@@ -320,11 +366,14 @@
       </w:r>
       <w:r>
         <w:rPr>
-          <w:rFonts w:hint="eastAsia"/>
+          <w:rFonts w:hint="eastAsia" w:eastAsia="黑体"/>
         </w:rPr>
         <w:t xml:space="preserve">（残差放大器的输出送下一级输入，级间增益为</w:t>
       </w:r>
       <w:r>
+        <w:rPr>
+          <w:rFonts w:eastAsia="黑体"/>
+        </w:rPr>
         <w:t xml:space="preserve"> </w:t>
       </w:r>
       <m:oMath>
@@ -343,13 +392,13 @@
       </m:oMath>
       <w:r>
         <w:rPr>
-          <w:rFonts w:hint="eastAsia"/>
+          <w:rFonts w:hint="eastAsia" w:eastAsia="黑体"/>
         </w:rPr>
         <w:t xml:space="preserve">）；</w:t>
       </w:r>
       <w:r>
         <w:rPr>
-          <w:rFonts w:hint="eastAsia"/>
+          <w:rFonts w:hint="eastAsia" w:eastAsia="黑体"/>
           <w:b/>
           <w:bCs/>
         </w:rPr>
@@ -357,6 +406,7 @@
       </w:r>
       <w:r>
         <w:rPr>
+          <w:rFonts w:eastAsia="黑体"/>
           <w:b/>
           <w:bCs/>
         </w:rPr>
@@ -364,7 +414,7 @@
       </w:r>
       <w:r>
         <w:rPr>
-          <w:rFonts w:hint="eastAsia"/>
+          <w:rFonts w:hint="eastAsia" w:eastAsia="黑体"/>
           <w:b/>
           <w:bCs/>
         </w:rPr>
@@ -372,29 +422,38 @@
       </w:r>
       <w:r>
         <w:rPr>
-          <w:rFonts w:hint="eastAsia"/>
+          <w:rFonts w:hint="eastAsia" w:eastAsia="黑体"/>
         </w:rPr>
         <w:t xml:space="preserve">（DLOG1</w:t>
       </w:r>
       <w:r>
+        <w:rPr>
+          <w:rFonts w:eastAsia="黑体"/>
+        </w:rPr>
         <w:t xml:space="preserve"> </w:t>
       </w:r>
       <w:r>
         <w:rPr>
-          <w:rFonts w:hint="eastAsia"/>
+          <w:rFonts w:hint="eastAsia" w:eastAsia="黑体"/>
         </w:rPr>
         <w:t xml:space="preserve">延迟对齐并纠错后合成的</w:t>
       </w:r>
       <w:r>
+        <w:rPr>
+          <w:rFonts w:eastAsia="黑体"/>
+        </w:rPr>
         <w:t xml:space="preserve"> N </w:t>
       </w:r>
       <w:r>
         <w:rPr>
-          <w:rFonts w:hint="eastAsia"/>
+          <w:rFonts w:hint="eastAsia" w:eastAsia="黑体"/>
         </w:rPr>
         <w:t xml:space="preserve">位码</w:t>
       </w:r>
       <w:r>
+        <w:rPr>
+          <w:rFonts w:eastAsia="黑体"/>
+        </w:rPr>
         <w:t xml:space="preserve"> </w:t>
       </w:r>
       <m:oMath>
@@ -404,7 +463,7 @@
       </m:oMath>
       <w:r>
         <w:rPr>
-          <w:rFonts w:hint="eastAsia"/>
+          <w:rFonts w:hint="eastAsia" w:eastAsia="黑体"/>
         </w:rPr>
         <w:t xml:space="preserve">）。</w:t>
       </w:r>
@@ -413,27 +472,34 @@
       <w:pPr/>
       <w:r>
         <w:rPr>
-          <w:rFonts w:hint="eastAsia"/>
+          <w:rFonts w:hint="eastAsia" w:eastAsia="黑体"/>
         </w:rPr>
         <w:t xml:space="preserve">各管脚连接：</w:t>
       </w:r>
       <w:r>
         <w:rPr>
+          <w:rFonts w:eastAsia="黑体"/>
           <w:b/>
           <w:bCs/>
         </w:rPr>
         <w:t xml:space="preserve">S/H1</w:t>
       </w:r>
       <w:r>
+        <w:rPr>
+          <w:rFonts w:eastAsia="黑体"/>
+        </w:rPr>
         <w:t xml:space="preserve"> </w:t>
       </w:r>
       <w:r>
         <w:rPr>
-          <w:rFonts w:hint="eastAsia"/>
+          <w:rFonts w:hint="eastAsia" w:eastAsia="黑体"/>
         </w:rPr>
         <w:t xml:space="preserve">的采样输入接本级输入</w:t>
       </w:r>
       <w:r>
+        <w:rPr>
+          <w:rFonts w:eastAsia="黑体"/>
+        </w:rPr>
         <w:t xml:space="preserve"> </w:t>
       </w:r>
       <m:oMath>
@@ -464,27 +530,34 @@
       </m:oMath>
       <w:r>
         <w:rPr>
-          <w:rFonts w:hint="eastAsia"/>
+          <w:rFonts w:hint="eastAsia" w:eastAsia="黑体"/>
         </w:rPr>
         <w:t xml:space="preserve">、输出接节点①；</w:t>
       </w:r>
       <w:r>
         <w:rPr>
+          <w:rFonts w:eastAsia="黑体"/>
           <w:b/>
           <w:bCs/>
         </w:rPr>
         <w:t xml:space="preserve">ADC1</w:t>
       </w:r>
       <w:r>
+        <w:rPr>
+          <w:rFonts w:eastAsia="黑体"/>
+        </w:rPr>
         <w:t xml:space="preserve"> </w:t>
       </w:r>
       <w:r>
         <w:rPr>
-          <w:rFonts w:hint="eastAsia"/>
+          <w:rFonts w:hint="eastAsia" w:eastAsia="黑体"/>
         </w:rPr>
         <w:t xml:space="preserve">的输入接节点①、参考端接</w:t>
       </w:r>
       <w:r>
+        <w:rPr>
+          <w:rFonts w:eastAsia="黑体"/>
+        </w:rPr>
         <w:t xml:space="preserve"> </w:t>
       </w:r>
       <m:oMath>
@@ -509,27 +582,34 @@
       </m:oMath>
       <w:r>
         <w:rPr>
-          <w:rFonts w:hint="eastAsia"/>
+          <w:rFonts w:hint="eastAsia" w:eastAsia="黑体"/>
         </w:rPr>
         <w:t xml:space="preserve">、输出接节点②；</w:t>
       </w:r>
       <w:r>
         <w:rPr>
+          <w:rFonts w:eastAsia="黑体"/>
           <w:b/>
           <w:bCs/>
         </w:rPr>
         <w:t xml:space="preserve">DAC1</w:t>
       </w:r>
       <w:r>
+        <w:rPr>
+          <w:rFonts w:eastAsia="黑体"/>
+        </w:rPr>
         <w:t xml:space="preserve"> </w:t>
       </w:r>
       <w:r>
         <w:rPr>
-          <w:rFonts w:hint="eastAsia"/>
+          <w:rFonts w:hint="eastAsia" w:eastAsia="黑体"/>
         </w:rPr>
         <w:t xml:space="preserve">的数字输入接节点②、参考端接</w:t>
       </w:r>
       <w:r>
+        <w:rPr>
+          <w:rFonts w:eastAsia="黑体"/>
+        </w:rPr>
         <w:t xml:space="preserve"> </w:t>
       </w:r>
       <m:oMath>
@@ -554,44 +634,54 @@
       </m:oMath>
       <w:r>
         <w:rPr>
-          <w:rFonts w:hint="eastAsia"/>
+          <w:rFonts w:hint="eastAsia" w:eastAsia="黑体"/>
         </w:rPr>
         <w:t xml:space="preserve">、模拟输出接节点③；</w:t>
       </w:r>
       <w:r>
         <w:rPr>
+          <w:rFonts w:eastAsia="黑体"/>
           <w:b/>
           <w:bCs/>
         </w:rPr>
         <w:t xml:space="preserve">SUB1</w:t>
       </w:r>
       <w:r>
+        <w:rPr>
+          <w:rFonts w:eastAsia="黑体"/>
+        </w:rPr>
         <w:t xml:space="preserve"> </w:t>
       </w:r>
       <w:r>
         <w:rPr>
-          <w:rFonts w:hint="eastAsia"/>
+          <w:rFonts w:hint="eastAsia" w:eastAsia="黑体"/>
         </w:rPr>
         <w:t xml:space="preserve">的被减数接节点①（采样值）、减数接节点③（重建值）、输出接节点④；</w:t>
       </w:r>
       <w:r>
         <w:rPr>
-          <w:rFonts w:hint="eastAsia"/>
+          <w:rFonts w:hint="eastAsia" w:eastAsia="黑体"/>
           <w:b/>
           <w:bCs/>
         </w:rPr>
         <w:t xml:space="preserve">残差放大器</w:t>
       </w:r>
       <w:r>
+        <w:rPr>
+          <w:rFonts w:eastAsia="黑体"/>
+        </w:rPr>
         <w:t xml:space="preserve"> </w:t>
       </w:r>
       <w:r>
         <w:rPr>
-          <w:rFonts w:hint="eastAsia"/>
+          <w:rFonts w:hint="eastAsia" w:eastAsia="黑体"/>
         </w:rPr>
         <w:t xml:space="preserve">的输入接节点④、输出接节点⑤（放大</w:t>
       </w:r>
       <w:r>
+        <w:rPr>
+          <w:rFonts w:eastAsia="黑体"/>
+        </w:rPr>
         <w:t xml:space="preserve"> </w:t>
       </w:r>
       <m:oMath>
@@ -609,67 +699,89 @@
         </m:sSup>
       </m:oMath>
       <w:r>
+        <w:rPr>
+          <w:rFonts w:eastAsia="黑体"/>
+        </w:rPr>
         <w:t xml:space="preserve"> </w:t>
       </w:r>
       <w:r>
         <w:rPr>
-          <w:rFonts w:hint="eastAsia"/>
+          <w:rFonts w:hint="eastAsia" w:eastAsia="黑体"/>
         </w:rPr>
         <w:t xml:space="preserve">倍后接下一级</w:t>
       </w:r>
       <w:r>
+        <w:rPr>
+          <w:rFonts w:eastAsia="黑体"/>
+        </w:rPr>
         <w:t xml:space="preserve"> </w:t>
       </w:r>
       <w:r>
         <w:rPr>
-          <w:rFonts w:hint="eastAsia"/>
+          <w:rFonts w:hint="eastAsia" w:eastAsia="黑体"/>
         </w:rPr>
         <w:t xml:space="preserve">S/H）；后续各级以同样方式级联；</w:t>
       </w:r>
       <w:r>
         <w:rPr>
+          <w:rFonts w:eastAsia="黑体"/>
           <w:b/>
           <w:bCs/>
         </w:rPr>
         <w:t xml:space="preserve">DLOG1</w:t>
       </w:r>
       <w:r>
+        <w:rPr>
+          <w:rFonts w:eastAsia="黑体"/>
+        </w:rPr>
         <w:t xml:space="preserve"> </w:t>
       </w:r>
       <w:r>
         <w:rPr>
-          <w:rFonts w:hint="eastAsia"/>
+          <w:rFonts w:hint="eastAsia" w:eastAsia="黑体"/>
         </w:rPr>
         <w:t xml:space="preserve">依次接收各级的</w:t>
       </w:r>
       <w:r>
+        <w:rPr>
+          <w:rFonts w:eastAsia="黑体"/>
+        </w:rPr>
         <w:t xml:space="preserve"> M </w:t>
       </w:r>
       <w:r>
         <w:rPr>
-          <w:rFonts w:hint="eastAsia"/>
+          <w:rFonts w:hint="eastAsia" w:eastAsia="黑体"/>
         </w:rPr>
         <w:t xml:space="preserve">位码，做延迟对齐与数字纠错，并从节点⑥</w:t>
       </w:r>
       <w:r>
+        <w:rPr>
+          <w:rFonts w:eastAsia="黑体"/>
+        </w:rPr>
         <w:t xml:space="preserve"> </w:t>
       </w:r>
       <w:r>
         <w:rPr>
-          <w:rFonts w:hint="eastAsia"/>
+          <w:rFonts w:hint="eastAsia" w:eastAsia="黑体"/>
         </w:rPr>
         <w:t xml:space="preserve">输出</w:t>
       </w:r>
       <w:r>
+        <w:rPr>
+          <w:rFonts w:eastAsia="黑体"/>
+        </w:rPr>
         <w:t xml:space="preserve"> N </w:t>
       </w:r>
       <w:r>
         <w:rPr>
-          <w:rFonts w:hint="eastAsia"/>
+          <w:rFonts w:hint="eastAsia" w:eastAsia="黑体"/>
         </w:rPr>
         <w:t xml:space="preserve">位</w:t>
       </w:r>
       <w:r>
+        <w:rPr>
+          <w:rFonts w:eastAsia="黑体"/>
+        </w:rPr>
         <w:t xml:space="preserve"> </w:t>
       </w:r>
       <m:oMath>
@@ -678,6 +790,9 @@
         </m:r>
       </m:oMath>
       <w:r>
+        <w:rPr>
+          <w:rFonts w:eastAsia="黑体"/>
+        </w:rPr>
         <w:t xml:space="preserve">。</w:t>
       </w:r>
     </w:p>
@@ -685,7 +800,7 @@
       <w:pPr/>
       <w:r>
         <w:rPr>
-          <w:rFonts w:hint="eastAsia"/>
+          <w:rFonts w:hint="eastAsia" w:eastAsia="黑体"/>
         </w:rPr>
         <w:t xml:space="preserve">由此构成”各级粗量化、残差放大后接力下去、各级并行流水工作、末端延迟对齐并数字纠错合成”的流水线组态，兼顾速度与较高分辨率。</w:t>
       </w:r>
@@ -698,7 +813,7 @@
       </w:pPr>
       <w:r>
         <w:rPr>
-          <w:rFonts w:hint="eastAsia"/>
+          <w:rFonts w:hint="eastAsia" w:eastAsia="黑体"/>
         </w:rPr>
         <w:t xml:space="preserve">工作原理</w:t>
       </w:r>
@@ -709,29 +824,38 @@
       </w:pPr>
       <w:r>
         <w:rPr>
-          <w:rFonts w:hint="eastAsia"/>
+          <w:rFonts w:hint="eastAsia" w:eastAsia="黑体"/>
         </w:rPr>
         <w:t xml:space="preserve">第一级对一个采样做</w:t>
       </w:r>
       <w:r>
+        <w:rPr>
+          <w:rFonts w:eastAsia="黑体"/>
+        </w:rPr>
         <w:t xml:space="preserve"> M </w:t>
       </w:r>
       <w:r>
         <w:rPr>
-          <w:rFonts w:hint="eastAsia"/>
+          <w:rFonts w:hint="eastAsia" w:eastAsia="黑体"/>
         </w:rPr>
         <w:t xml:space="preserve">位量化，将量化结果经</w:t>
       </w:r>
       <w:r>
+        <w:rPr>
+          <w:rFonts w:eastAsia="黑体"/>
+        </w:rPr>
         <w:t xml:space="preserve"> DAC </w:t>
       </w:r>
       <w:r>
         <w:rPr>
-          <w:rFonts w:hint="eastAsia"/>
+          <w:rFonts w:hint="eastAsia" w:eastAsia="黑体"/>
         </w:rPr>
         <w:t xml:space="preserve">还原后与原值相减得到残差，残差放大</w:t>
       </w:r>
       <w:r>
+        <w:rPr>
+          <w:rFonts w:eastAsia="黑体"/>
+        </w:rPr>
         <w:t xml:space="preserve"> </w:t>
       </w:r>
       <m:oMath>
@@ -749,11 +873,14 @@
         </m:sSup>
       </m:oMath>
       <w:r>
+        <w:rPr>
+          <w:rFonts w:eastAsia="黑体"/>
+        </w:rPr>
         <w:t xml:space="preserve"> </w:t>
       </w:r>
       <w:r>
         <w:rPr>
-          <w:rFonts w:hint="eastAsia"/>
+          <w:rFonts w:hint="eastAsia" w:eastAsia="黑体"/>
         </w:rPr>
         <w:t xml:space="preserve">倍送入下一级；各级同时处理不同时刻的采样，流水线推进，经过延迟对齐输出高分辨率结果。兼顾了速度与较高的分辨率。</w:t>
       </w:r>
@@ -766,7 +893,7 @@
       </w:pPr>
       <w:r>
         <w:rPr>
-          <w:rFonts w:hint="eastAsia"/>
+          <w:rFonts w:hint="eastAsia" w:eastAsia="黑体"/>
         </w:rPr>
         <w:t xml:space="preserve">关键计算公式</w:t>
       </w:r>
@@ -780,7 +907,7 @@
       </w:pPr>
       <w:r>
         <w:rPr>
-          <w:rFonts w:hint="eastAsia"/>
+          <w:rFonts w:hint="eastAsia" w:eastAsia="黑体"/>
         </w:rPr>
         <w:t xml:space="preserve">每级残差：</w:t>
       </w:r>
@@ -892,7 +1019,7 @@
       </w:pPr>
       <w:r>
         <w:rPr>
-          <w:rFonts w:hint="eastAsia"/>
+          <w:rFonts w:hint="eastAsia" w:eastAsia="黑体"/>
         </w:rPr>
         <w:t xml:space="preserve">单级量化台阶：</w:t>
       </w:r>
@@ -1003,7 +1130,7 @@
       </w:pPr>
       <w:r>
         <w:rPr>
-          <w:rFonts w:hint="eastAsia"/>
+          <w:rFonts w:hint="eastAsia" w:eastAsia="黑体"/>
         </w:rPr>
         <w:t xml:space="preserve">总分辨率（各级位数相加）：</w:t>
       </w:r>
@@ -1099,7 +1226,7 @@
       </w:pPr>
       <w:r>
         <w:rPr>
-          <w:rFonts w:hint="eastAsia"/>
+          <w:rFonts w:hint="eastAsia" w:eastAsia="黑体"/>
         </w:rPr>
         <w:t xml:space="preserve">采样吞吐率：</w:t>
       </w:r>
@@ -1193,7 +1320,7 @@
             </w:pPr>
             <w:r>
               <w:rPr>
-                <w:rFonts w:hint="eastAsia"/>
+                <w:rFonts w:hint="eastAsia" w:eastAsia="黑体"/>
               </w:rPr>
               <w:t xml:space="preserve">符号</w:t>
             </w:r>
@@ -1207,7 +1334,7 @@
             </w:pPr>
             <w:r>
               <w:rPr>
-                <w:rFonts w:hint="eastAsia"/>
+                <w:rFonts w:hint="eastAsia" w:eastAsia="黑体"/>
               </w:rPr>
               <w:t xml:space="preserve">含义</w:t>
             </w:r>
@@ -1221,7 +1348,7 @@
             </w:pPr>
             <w:r>
               <w:rPr>
-                <w:rFonts w:hint="eastAsia"/>
+                <w:rFonts w:hint="eastAsia" w:eastAsia="黑体"/>
               </w:rPr>
               <w:t xml:space="preserve">单位</w:t>
             </w:r>
@@ -1241,6 +1368,9 @@
               </m:r>
             </m:oMath>
             <w:r>
+              <w:rPr>
+                <w:rFonts w:eastAsia="黑体"/>
+              </w:rPr>
               <w:t xml:space="preserve">​</w:t>
             </w:r>
           </w:p>
@@ -1253,7 +1383,7 @@
             </w:pPr>
             <w:r>
               <w:rPr>
-                <w:rFonts w:hint="eastAsia"/>
+                <w:rFonts w:hint="eastAsia" w:eastAsia="黑体"/>
               </w:rPr>
               <w:t xml:space="preserve">每级分辨率</w:t>
             </w:r>
@@ -1266,6 +1396,9 @@
               <w:pStyle w:val="Compact"/>
             </w:pPr>
             <w:r>
+              <w:rPr>
+                <w:rFonts w:eastAsia="黑体"/>
+              </w:rPr>
               <w:t xml:space="preserve">bit</w:t>
             </w:r>
           </w:p>
@@ -1299,6 +1432,9 @@
               </m:sSub>
             </m:oMath>
             <w:r>
+              <w:rPr>
+                <w:rFonts w:eastAsia="黑体"/>
+              </w:rPr>
               <w:t xml:space="preserve">​</w:t>
             </w:r>
           </w:p>
@@ -1311,7 +1447,7 @@
             </w:pPr>
             <w:r>
               <w:rPr>
-                <w:rFonts w:hint="eastAsia"/>
+                <w:rFonts w:hint="eastAsia" w:eastAsia="黑体"/>
               </w:rPr>
               <w:t xml:space="preserve">残差电压</w:t>
             </w:r>
@@ -1324,6 +1460,9 @@
               <w:pStyle w:val="Compact"/>
             </w:pPr>
             <w:r>
+              <w:rPr>
+                <w:rFonts w:eastAsia="黑体"/>
+              </w:rPr>
               <w:t xml:space="preserve">V</w:t>
             </w:r>
           </w:p>
@@ -1357,6 +1496,9 @@
               </m:sSub>
             </m:oMath>
             <w:r>
+              <w:rPr>
+                <w:rFonts w:eastAsia="黑体"/>
+              </w:rPr>
               <w:t xml:space="preserve">​</w:t>
             </w:r>
           </w:p>
@@ -1369,16 +1511,19 @@
             </w:pPr>
             <w:r>
               <w:rPr>
-                <w:rFonts w:hint="eastAsia"/>
+                <w:rFonts w:hint="eastAsia" w:eastAsia="黑体"/>
               </w:rPr>
               <w:t xml:space="preserve">本级</w:t>
             </w:r>
             <w:r>
+              <w:rPr>
+                <w:rFonts w:eastAsia="黑体"/>
+              </w:rPr>
               <w:t xml:space="preserve"> DAC </w:t>
             </w:r>
             <w:r>
               <w:rPr>
-                <w:rFonts w:hint="eastAsia"/>
+                <w:rFonts w:hint="eastAsia" w:eastAsia="黑体"/>
               </w:rPr>
               <w:t xml:space="preserve">重建值</w:t>
             </w:r>
@@ -1391,6 +1536,9 @@
               <w:pStyle w:val="Compact"/>
             </w:pPr>
             <w:r>
+              <w:rPr>
+                <w:rFonts w:eastAsia="黑体"/>
+              </w:rPr>
               <w:t xml:space="preserve">V</w:t>
             </w:r>
           </w:p>
@@ -1424,6 +1572,9 @@
               </m:sSub>
             </m:oMath>
             <w:r>
+              <w:rPr>
+                <w:rFonts w:eastAsia="黑体"/>
+              </w:rPr>
               <w:t xml:space="preserve">​</w:t>
             </w:r>
           </w:p>
@@ -1436,7 +1587,7 @@
             </w:pPr>
             <w:r>
               <w:rPr>
-                <w:rFonts w:hint="eastAsia"/>
+                <w:rFonts w:hint="eastAsia" w:eastAsia="黑体"/>
               </w:rPr>
               <w:t xml:space="preserve">参考电压</w:t>
             </w:r>
@@ -1449,6 +1600,9 @@
               <w:pStyle w:val="Compact"/>
             </w:pPr>
             <w:r>
+              <w:rPr>
+                <w:rFonts w:eastAsia="黑体"/>
+              </w:rPr>
               <w:t xml:space="preserve">V</w:t>
             </w:r>
           </w:p>
@@ -1467,6 +1621,9 @@
               </m:r>
             </m:oMath>
             <w:r>
+              <w:rPr>
+                <w:rFonts w:eastAsia="黑体"/>
+              </w:rPr>
               <w:t xml:space="preserve">​</w:t>
             </w:r>
           </w:p>
@@ -1479,7 +1636,7 @@
             </w:pPr>
             <w:r>
               <w:rPr>
-                <w:rFonts w:hint="eastAsia"/>
+                <w:rFonts w:hint="eastAsia" w:eastAsia="黑体"/>
               </w:rPr>
               <w:t xml:space="preserve">总分辨率</w:t>
             </w:r>
@@ -1492,6 +1649,9 @@
               <w:pStyle w:val="Compact"/>
             </w:pPr>
             <w:r>
+              <w:rPr>
+                <w:rFonts w:eastAsia="黑体"/>
+              </w:rPr>
               <w:t xml:space="preserve">bit</w:t>
             </w:r>
           </w:p>
@@ -1528,6 +1688,9 @@
               </m:sSub>
             </m:oMath>
             <w:r>
+              <w:rPr>
+                <w:rFonts w:eastAsia="黑体"/>
+              </w:rPr>
               <w:t xml:space="preserve">、</w:t>
             </w:r>
             <m:oMath>
@@ -1560,7 +1723,7 @@
             </w:pPr>
             <w:r>
               <w:rPr>
-                <w:rFonts w:hint="eastAsia"/>
+                <w:rFonts w:hint="eastAsia" w:eastAsia="黑体"/>
               </w:rPr>
               <w:t xml:space="preserve">转换率、时钟频率</w:t>
             </w:r>
@@ -1573,6 +1736,9 @@
               <w:pStyle w:val="Compact"/>
             </w:pPr>
             <w:r>
+              <w:rPr>
+                <w:rFonts w:eastAsia="黑体"/>
+              </w:rPr>
               <w:t xml:space="preserve">Hz</w:t>
             </w:r>
           </w:p>
@@ -1587,7 +1753,7 @@
       </w:pPr>
       <w:r>
         <w:rPr>
-          <w:rFonts w:hint="eastAsia"/>
+          <w:rFonts w:hint="eastAsia" w:eastAsia="黑体"/>
         </w:rPr>
         <w:t xml:space="preserve">元件调整影响</w:t>
       </w:r>
@@ -1602,7 +1768,7 @@
       </w:pPr>
       <w:r>
         <w:rPr>
-          <w:rFonts w:hint="eastAsia"/>
+          <w:rFonts w:hint="eastAsia" w:eastAsia="黑体"/>
           <w:b/>
           <w:bCs/>
         </w:rPr>
@@ -1610,6 +1776,7 @@
       </w:r>
       <w:r>
         <w:rPr>
+          <w:rFonts w:eastAsia="黑体"/>
           <w:b/>
           <w:bCs/>
         </w:rPr>
@@ -1617,30 +1784,39 @@
       </w:r>
       <w:r>
         <w:rPr>
-          <w:rFonts w:hint="eastAsia"/>
+          <w:rFonts w:hint="eastAsia" w:eastAsia="黑体"/>
           <w:b/>
           <w:bCs/>
         </w:rPr>
         <w:t xml:space="preserve">增大</w:t>
       </w:r>
       <w:r>
+        <w:rPr>
+          <w:rFonts w:eastAsia="黑体"/>
+        </w:rPr>
         <w:t xml:space="preserve"> </w:t>
       </w:r>
       <w:r>
+        <w:rPr>
+          <w:rFonts w:eastAsia="黑体"/>
+        </w:rPr>
         <w:t xml:space="preserve">→ </w:t>
       </w:r>
       <w:r>
         <w:rPr>
-          <w:rFonts w:hint="eastAsia"/>
+          <w:rFonts w:hint="eastAsia" w:eastAsia="黑体"/>
         </w:rPr>
         <w:t xml:space="preserve">级数减少、延迟减小，但单级比较器与</w:t>
       </w:r>
       <w:r>
+        <w:rPr>
+          <w:rFonts w:eastAsia="黑体"/>
+        </w:rPr>
         <w:t xml:space="preserve"> DAC </w:t>
       </w:r>
       <w:r>
         <w:rPr>
-          <w:rFonts w:hint="eastAsia"/>
+          <w:rFonts w:hint="eastAsia" w:eastAsia="黑体"/>
         </w:rPr>
         <w:t xml:space="preserve">规模增大。</w:t>
       </w:r>
@@ -1655,25 +1831,34 @@
       </w:pPr>
       <w:r>
         <w:rPr>
-          <w:rFonts w:hint="eastAsia"/>
+          <w:rFonts w:hint="eastAsia" w:eastAsia="黑体"/>
           <w:b/>
           <w:bCs/>
         </w:rPr>
         <w:t xml:space="preserve">级间增益失配</w:t>
       </w:r>
       <w:r>
+        <w:rPr>
+          <w:rFonts w:eastAsia="黑体"/>
+        </w:rPr>
         <w:t xml:space="preserve"> </w:t>
       </w:r>
       <w:r>
+        <w:rPr>
+          <w:rFonts w:eastAsia="黑体"/>
+        </w:rPr>
         <w:t xml:space="preserve">→ </w:t>
       </w:r>
       <w:r>
         <w:rPr>
-          <w:rFonts w:hint="eastAsia"/>
+          <w:rFonts w:hint="eastAsia" w:eastAsia="黑体"/>
         </w:rPr>
         <w:t xml:space="preserve">级间放大倍数偏离</w:t>
       </w:r>
       <w:r>
+        <w:rPr>
+          <w:rFonts w:eastAsia="黑体"/>
+        </w:rPr>
         <w:t xml:space="preserve"> </w:t>
       </w:r>
       <m:oMath>
@@ -1691,20 +1876,26 @@
         </m:sSup>
       </m:oMath>
       <w:r>
+        <w:rPr>
+          <w:rFonts w:eastAsia="黑体"/>
+        </w:rPr>
         <w:t xml:space="preserve"> </w:t>
       </w:r>
       <w:r>
         <w:rPr>
-          <w:rFonts w:hint="eastAsia"/>
+          <w:rFonts w:hint="eastAsia" w:eastAsia="黑体"/>
         </w:rPr>
         <w:t xml:space="preserve">会产生失码与非线性（DNL</w:t>
       </w:r>
       <w:r>
+        <w:rPr>
+          <w:rFonts w:eastAsia="黑体"/>
+        </w:rPr>
         <w:t xml:space="preserve"> </w:t>
       </w:r>
       <w:r>
         <w:rPr>
-          <w:rFonts w:hint="eastAsia"/>
+          <w:rFonts w:hint="eastAsia" w:eastAsia="黑体"/>
         </w:rPr>
         <w:t xml:space="preserve">恶化）。</w:t>
       </w:r>
@@ -1719,21 +1910,27 @@
       </w:pPr>
       <w:r>
         <w:rPr>
-          <w:rFonts w:hint="eastAsia"/>
+          <w:rFonts w:hint="eastAsia" w:eastAsia="黑体"/>
           <w:b/>
           <w:bCs/>
         </w:rPr>
         <w:t xml:space="preserve">参考电压漂移</w:t>
       </w:r>
       <w:r>
+        <w:rPr>
+          <w:rFonts w:eastAsia="黑体"/>
+        </w:rPr>
         <w:t xml:space="preserve"> </w:t>
       </w:r>
       <w:r>
+        <w:rPr>
+          <w:rFonts w:eastAsia="黑体"/>
+        </w:rPr>
         <w:t xml:space="preserve">→ </w:t>
       </w:r>
       <w:r>
         <w:rPr>
-          <w:rFonts w:hint="eastAsia"/>
+          <w:rFonts w:hint="eastAsia" w:eastAsia="黑体"/>
         </w:rPr>
         <w:t xml:space="preserve">各段阈值偏移，影响线性度。</w:t>
       </w:r>
@@ -1748,16 +1945,19 @@
       </w:pPr>
       <w:r>
         <w:rPr>
-          <w:rFonts w:hint="eastAsia"/>
+          <w:rFonts w:hint="eastAsia" w:eastAsia="黑体"/>
         </w:rPr>
         <w:t xml:space="preserve">数字纠错逻辑可容忍一定的比较器失调，降低对</w:t>
       </w:r>
       <w:r>
+        <w:rPr>
+          <w:rFonts w:eastAsia="黑体"/>
+        </w:rPr>
         <w:t xml:space="preserve"> Flash </w:t>
       </w:r>
       <w:r>
         <w:rPr>
-          <w:rFonts w:hint="eastAsia"/>
+          <w:rFonts w:hint="eastAsia" w:eastAsia="黑体"/>
         </w:rPr>
         <w:t xml:space="preserve">级精度的要求。</w:t>
       </w:r>
@@ -1770,7 +1970,7 @@
       </w:pPr>
       <w:r>
         <w:rPr>
-          <w:rFonts w:hint="eastAsia"/>
+          <w:rFonts w:hint="eastAsia" w:eastAsia="黑体"/>
         </w:rPr>
         <w:t xml:space="preserve">典型参数示例</w:t>
       </w:r>
@@ -1784,38 +1984,50 @@
         </w:numPr>
       </w:pPr>
       <w:r>
+        <w:rPr>
+          <w:rFonts w:eastAsia="黑体"/>
+        </w:rPr>
         <w:t xml:space="preserve">12 </w:t>
       </w:r>
       <w:r>
         <w:rPr>
-          <w:rFonts w:hint="eastAsia"/>
+          <w:rFonts w:hint="eastAsia" w:eastAsia="黑体"/>
         </w:rPr>
         <w:t xml:space="preserve">位流水线</w:t>
       </w:r>
       <w:r>
+        <w:rPr>
+          <w:rFonts w:eastAsia="黑体"/>
+        </w:rPr>
         <w:t xml:space="preserve"> </w:t>
       </w:r>
       <w:r>
         <w:rPr>
-          <w:rFonts w:hint="eastAsia"/>
+          <w:rFonts w:hint="eastAsia" w:eastAsia="黑体"/>
         </w:rPr>
         <w:t xml:space="preserve">ADC，由</w:t>
       </w:r>
       <w:r>
+        <w:rPr>
+          <w:rFonts w:eastAsia="黑体"/>
+        </w:rPr>
         <w:t xml:space="preserve"> 6 </w:t>
       </w:r>
       <w:r>
         <w:rPr>
-          <w:rFonts w:hint="eastAsia"/>
+          <w:rFonts w:hint="eastAsia" w:eastAsia="黑体"/>
         </w:rPr>
         <w:t xml:space="preserve">级、每级约</w:t>
       </w:r>
       <w:r>
+        <w:rPr>
+          <w:rFonts w:eastAsia="黑体"/>
+        </w:rPr>
         <w:t xml:space="preserve"> 1.5 </w:t>
       </w:r>
       <w:r>
         <w:rPr>
-          <w:rFonts w:hint="eastAsia"/>
+          <w:rFonts w:hint="eastAsia" w:eastAsia="黑体"/>
         </w:rPr>
         <w:t xml:space="preserve">bit（冗余位）叠加，</w:t>
       </w:r>
@@ -1860,7 +2072,7 @@
       </m:oMath>
       <w:r>
         <w:rPr>
-          <w:rFonts w:hint="eastAsia"/>
+          <w:rFonts w:hint="eastAsia" w:eastAsia="黑体"/>
         </w:rPr>
         <w:t xml:space="preserve">：</w:t>
       </w:r>
@@ -1929,11 +2141,14 @@
       </w:pPr>
       <w:r>
         <w:rPr>
-          <w:rFonts w:hint="eastAsia"/>
+          <w:rFonts w:hint="eastAsia" w:eastAsia="黑体"/>
         </w:rPr>
         <w:t xml:space="preserve">每级</w:t>
       </w:r>
       <w:r>
+        <w:rPr>
+          <w:rFonts w:eastAsia="黑体"/>
+        </w:rPr>
         <w:t xml:space="preserve"> </w:t>
       </w:r>
       <m:oMath>
@@ -1951,15 +2166,21 @@
         </m:sSup>
       </m:oMath>
       <w:r>
+        <w:rPr>
+          <w:rFonts w:eastAsia="黑体"/>
+        </w:rPr>
         <w:t xml:space="preserve"> </w:t>
       </w:r>
       <w:r>
         <w:rPr>
-          <w:rFonts w:hint="eastAsia"/>
+          <w:rFonts w:hint="eastAsia" w:eastAsia="黑体"/>
         </w:rPr>
         <w:t xml:space="preserve">增益：若</w:t>
       </w:r>
       <w:r>
+        <w:rPr>
+          <w:rFonts w:eastAsia="黑体"/>
+        </w:rPr>
         <w:t xml:space="preserve"> </w:t>
       </w:r>
       <m:oMath>
@@ -1977,15 +2198,21 @@
         </m:r>
       </m:oMath>
       <w:r>
+        <w:rPr>
+          <w:rFonts w:eastAsia="黑体"/>
+        </w:rPr>
         <w:t xml:space="preserve"> </w:t>
       </w:r>
       <w:r>
         <w:rPr>
-          <w:rFonts w:hint="eastAsia"/>
+          <w:rFonts w:hint="eastAsia" w:eastAsia="黑体"/>
         </w:rPr>
         <w:t xml:space="preserve">有效位，级间标称增益约</w:t>
       </w:r>
       <w:r>
+        <w:rPr>
+          <w:rFonts w:eastAsia="黑体"/>
+        </w:rPr>
         <w:t xml:space="preserve"> </w:t>
       </w:r>
       <m:oMath>
@@ -1995,16 +2222,19 @@
       </m:oMath>
       <w:r>
         <w:rPr>
-          <w:rFonts w:hint="eastAsia"/>
+          <w:rFonts w:hint="eastAsia" w:eastAsia="黑体"/>
         </w:rPr>
         <w:t xml:space="preserve">，配合冗余与数字校正合成</w:t>
       </w:r>
       <w:r>
+        <w:rPr>
+          <w:rFonts w:eastAsia="黑体"/>
+        </w:rPr>
         <w:t xml:space="preserve"> 12 </w:t>
       </w:r>
       <w:r>
         <w:rPr>
-          <w:rFonts w:hint="eastAsia"/>
+          <w:rFonts w:hint="eastAsia" w:eastAsia="黑体"/>
         </w:rPr>
         <w:t xml:space="preserve">位。</w:t>
       </w:r>
@@ -2017,7 +2247,7 @@
       </w:pPr>
       <w:r>
         <w:rPr>
-          <w:rFonts w:hint="eastAsia"/>
+          <w:rFonts w:hint="eastAsia" w:eastAsia="黑体"/>
         </w:rPr>
         <w:t xml:space="preserve">常见器件型号</w:t>
       </w:r>
@@ -2031,20 +2261,26 @@
         </w:numPr>
       </w:pPr>
       <w:r>
+        <w:rPr>
+          <w:rFonts w:eastAsia="黑体"/>
+        </w:rPr>
         <w:t xml:space="preserve">AD9235 / </w:t>
       </w:r>
       <w:r>
         <w:rPr>
-          <w:rFonts w:hint="eastAsia"/>
+          <w:rFonts w:hint="eastAsia" w:eastAsia="黑体"/>
         </w:rPr>
         <w:t xml:space="preserve">AD9236（12</w:t>
       </w:r>
       <w:r>
+        <w:rPr>
+          <w:rFonts w:eastAsia="黑体"/>
+        </w:rPr>
         <w:t xml:space="preserve"> </w:t>
       </w:r>
       <w:r>
         <w:rPr>
-          <w:rFonts w:hint="eastAsia"/>
+          <w:rFonts w:hint="eastAsia" w:eastAsia="黑体"/>
         </w:rPr>
         <w:t xml:space="preserve">位高速流水线）。</w:t>
       </w:r>
@@ -2059,16 +2295,19 @@
       </w:pPr>
       <w:r>
         <w:rPr>
-          <w:rFonts w:hint="eastAsia"/>
+          <w:rFonts w:hint="eastAsia" w:eastAsia="黑体"/>
         </w:rPr>
         <w:t xml:space="preserve">AD9643（14</w:t>
       </w:r>
       <w:r>
+        <w:rPr>
+          <w:rFonts w:eastAsia="黑体"/>
+        </w:rPr>
         <w:t xml:space="preserve"> </w:t>
       </w:r>
       <w:r>
         <w:rPr>
-          <w:rFonts w:hint="eastAsia"/>
+          <w:rFonts w:hint="eastAsia" w:eastAsia="黑体"/>
         </w:rPr>
         <w:t xml:space="preserve">位双通道）。</w:t>
       </w:r>
@@ -2083,25 +2322,31 @@
       </w:pPr>
       <w:r>
         <w:rPr>
-          <w:rFonts w:hint="eastAsia"/>
+          <w:rFonts w:hint="eastAsia" w:eastAsia="黑体"/>
         </w:rPr>
         <w:t xml:space="preserve">LTC2208（16</w:t>
       </w:r>
       <w:r>
+        <w:rPr>
+          <w:rFonts w:eastAsia="黑体"/>
+        </w:rPr>
         <w:t xml:space="preserve"> </w:t>
       </w:r>
       <w:r>
         <w:rPr>
-          <w:rFonts w:hint="eastAsia"/>
+          <w:rFonts w:hint="eastAsia" w:eastAsia="黑体"/>
         </w:rPr>
         <w:t xml:space="preserve">位）、AD6654</w:t>
       </w:r>
       <w:r>
+        <w:rPr>
+          <w:rFonts w:eastAsia="黑体"/>
+        </w:rPr>
         <w:t xml:space="preserve"> </w:t>
       </w:r>
       <w:r>
         <w:rPr>
-          <w:rFonts w:hint="eastAsia"/>
+          <w:rFonts w:hint="eastAsia" w:eastAsia="黑体"/>
         </w:rPr>
         <w:t xml:space="preserve">等高速采集系列。</w:t>
       </w:r>
@@ -2114,7 +2359,7 @@
       </w:pPr>
       <w:r>
         <w:rPr>
-          <w:rFonts w:hint="eastAsia"/>
+          <w:rFonts w:hint="eastAsia" w:eastAsia="黑体"/>
         </w:rPr>
         <w:t xml:space="preserve">注意事项</w:t>
       </w:r>
@@ -2129,7 +2374,7 @@
       </w:pPr>
       <w:r>
         <w:rPr>
-          <w:rFonts w:hint="eastAsia"/>
+          <w:rFonts w:hint="eastAsia" w:eastAsia="黑体"/>
         </w:rPr>
         <w:t xml:space="preserve">具有确定的延迟（Latency）周期，需在数据链路中做对齐，不适合单次即时读取。</w:t>
       </w:r>
@@ -2144,7 +2389,7 @@
       </w:pPr>
       <w:r>
         <w:rPr>
-          <w:rFonts w:hint="eastAsia"/>
+          <w:rFonts w:hint="eastAsia" w:eastAsia="黑体"/>
         </w:rPr>
         <w:t xml:space="preserve">级间增益误差是线性度的关键，通常依赖数字冗余校正。</w:t>
       </w:r>
@@ -2159,7 +2404,7 @@
       </w:pPr>
       <w:r>
         <w:rPr>
-          <w:rFonts w:hint="eastAsia"/>
+          <w:rFonts w:hint="eastAsia" w:eastAsia="黑体"/>
         </w:rPr>
         <w:t xml:space="preserve">输入前端需满足奈奎斯特抗混叠与低抖动时钟要求。</w:t>
       </w:r>
@@ -2174,7 +2419,7 @@
       </w:pPr>
       <w:r>
         <w:rPr>
-          <w:rFonts w:hint="eastAsia"/>
+          <w:rFonts w:hint="eastAsia" w:eastAsia="黑体"/>
         </w:rPr>
         <w:t xml:space="preserve">功耗随采样率与位数增大，适用于高速中高分辨率场合。</w:t>
       </w:r>
@@ -2187,7 +2432,7 @@
       </w:pPr>
       <w:r>
         <w:rPr>
-          <w:rFonts w:hint="eastAsia"/>
+          <w:rFonts w:hint="eastAsia" w:eastAsia="黑体"/>
         </w:rPr>
         <w:t xml:space="preserve">参考资料</w:t>
       </w:r>
@@ -2201,6 +2446,9 @@
         </w:numPr>
       </w:pPr>
       <w:r>
+        <w:rPr>
+          <w:rFonts w:eastAsia="黑体"/>
+        </w:rPr>
         <w:t xml:space="preserve">Wikipedia: Pipelined ADC。</w:t>
       </w:r>
     </w:p>
@@ -2213,20 +2461,26 @@
         </w:numPr>
       </w:pPr>
       <w:r>
+        <w:rPr>
+          <w:rFonts w:eastAsia="黑体"/>
+        </w:rPr>
         <w:t xml:space="preserve">AD9235 / AD9643 </w:t>
       </w:r>
       <w:r>
         <w:rPr>
-          <w:rFonts w:hint="eastAsia"/>
+          <w:rFonts w:hint="eastAsia" w:eastAsia="黑体"/>
         </w:rPr>
         <w:t xml:space="preserve">数据手册（ADI</w:t>
       </w:r>
       <w:r>
+        <w:rPr>
+          <w:rFonts w:eastAsia="黑体"/>
+        </w:rPr>
         <w:t xml:space="preserve"> </w:t>
       </w:r>
       <w:r>
         <w:rPr>
-          <w:rFonts w:hint="eastAsia"/>
+          <w:rFonts w:hint="eastAsia" w:eastAsia="黑体"/>
         </w:rPr>
         <w:t xml:space="preserve">官方）。</w:t>
       </w:r>
@@ -2241,16 +2495,19 @@
       </w:pPr>
       <w:r>
         <w:rPr>
-          <w:rFonts w:hint="eastAsia"/>
+          <w:rFonts w:hint="eastAsia" w:eastAsia="黑体"/>
         </w:rPr>
         <w:t xml:space="preserve">《数字信号处理》与高速</w:t>
       </w:r>
       <w:r>
+        <w:rPr>
+          <w:rFonts w:eastAsia="黑体"/>
+        </w:rPr>
         <w:t xml:space="preserve"> ADC </w:t>
       </w:r>
       <w:r>
         <w:rPr>
-          <w:rFonts w:hint="eastAsia"/>
+          <w:rFonts w:hint="eastAsia" w:eastAsia="黑体"/>
         </w:rPr>
         <w:t xml:space="preserve">应用笔记。</w:t>
       </w:r>
@@ -2264,11 +2521,11 @@
       </w:pPr>
       <w:r>
         <w:rPr>
-          <w:rFonts w:ascii="Times New Roman" w:hAnsi="Times New Roman"/>
+          <w:rFonts w:ascii="Times New Roman" w:hAnsi="Times New Roman" w:eastAsia="黑体"/>
           <w:color w:val="555555"/>
           <w:sz w:val="21"/>
         </w:rPr>
-        <w:t>材料收集者：杜文杰</w:t>
+        <w:t>材料收集者：杜文杰，WX手机：19519196569，QQ:3478827729</w:t>
       </w:r>
     </w:p>
     <w:sectPr>
@@ -2288,7 +2545,7 @@
 </file>
 
 <file path=word/footer1.xml><?xml version="1.0" encoding="utf-8"?>
-<w:ftr xmlns:m="http://schemas.openxmlformats.org/officeDocument/2006/math" xmlns:mc="http://schemas.openxmlformats.org/markup-compatibility/2006" xmlns:mo="http://schemas.microsoft.com/office/mac/office/2008/main" xmlns:mv="urn:schemas-microsoft-com:mac:vml" xmlns:o="urn:schemas-microsoft-com:office:office" xmlns:r="http://schemas.openxmlformats.org/officeDocument/2006/relationships" xmlns:v="urn:schemas-microsoft-com:vml" xmlns:w10="urn:schemas-microsoft-com:office:word" xmlns:w14="http://schemas.microsoft.com/office/word/2010/wordml" xmlns:w="http://schemas.openxmlformats.org/wordprocessingml/2006/main" xmlns:wne="http://schemas.microsoft.com/office/word/2006/wordml" xmlns:wp14="http://schemas.microsoft.com/office/word/2010/wordprocessingDrawing" xmlns:wp="http://schemas.openxmlformats.org/drawingml/2006/wordprocessingDrawing" xmlns:wpc="http://schemas.microsoft.com/office/word/2010/wordprocessingCanvas" xmlns:wpg="http://schemas.microsoft.com/office/word/2010/wordprocessingGroup" xmlns:wpi="http://schemas.microsoft.com/office/word/2010/wordprocessingInk" xmlns:wps="http://schemas.microsoft.com/office/word/2010/wordprocessingShape" mc:Ignorable="w14 wp14">
+<w:ftr xmlns:mc="http://schemas.openxmlformats.org/markup-compatibility/2006" xmlns:w="http://schemas.openxmlformats.org/wordprocessingml/2006/main" xmlns:m="http://schemas.openxmlformats.org/officeDocument/2006/math" xmlns:mo="http://schemas.microsoft.com/office/mac/office/2008/main" xmlns:mv="urn:schemas-microsoft-com:mac:vml" xmlns:o="urn:schemas-microsoft-com:office:office" xmlns:r="http://schemas.openxmlformats.org/officeDocument/2006/relationships" xmlns:v="urn:schemas-microsoft-com:vml" xmlns:w10="urn:schemas-microsoft-com:office:word" xmlns:w14="http://schemas.microsoft.com/office/word/2010/wordml" xmlns:wne="http://schemas.microsoft.com/office/word/2006/wordml" xmlns:wp14="http://schemas.microsoft.com/office/word/2010/wordprocessingDrawing" xmlns:wp="http://schemas.openxmlformats.org/drawingml/2006/wordprocessingDrawing" xmlns:wpc="http://schemas.microsoft.com/office/word/2010/wordprocessingCanvas" xmlns:wpg="http://schemas.microsoft.com/office/word/2010/wordprocessingGroup" xmlns:wpi="http://schemas.microsoft.com/office/word/2010/wordprocessingInk" xmlns:wps="http://schemas.microsoft.com/office/word/2010/wordprocessingShape" mc:Ignorable="w14 wp14">
   <w:p>
     <w:pPr>
       <w:pStyle w:val="Footer"/>
@@ -2296,12 +2553,14 @@
     </w:pPr>
     <w:r>
       <w:rPr>
+        <w:rFonts w:eastAsia="黑体"/>
         <w:sz w:val="18"/>
       </w:rPr>
       <w:t xml:space="preserve">第 </w:t>
     </w:r>
     <w:r>
       <w:rPr>
+        <w:rFonts w:eastAsia="黑体"/>
         <w:sz w:val="18"/>
       </w:rPr>
       <w:fldChar w:fldCharType="begin"/>
@@ -2310,6 +2569,7 @@
     </w:r>
     <w:r>
       <w:rPr>
+        <w:rFonts w:eastAsia="黑体"/>
         <w:sz w:val="18"/>
       </w:rPr>
       <w:t xml:space="preserve"> 页</w:t>
@@ -2323,6 +2583,9 @@
   <w:footnote w:type="continuationSeparator" w:id="0">
     <w:p>
       <w:r>
+        <w:rPr>
+          <w:rFonts w:eastAsia="黑体"/>
+        </w:rPr>
         <w:continuationSeparator/>
       </w:r>
     </w:p>
@@ -2330,6 +2593,9 @@
   <w:footnote w:type="separator" w:id="-1">
     <w:p>
       <w:r>
+        <w:rPr>
+          <w:rFonts w:eastAsia="黑体"/>
+        </w:rPr>
         <w:separator/>
       </w:r>
     </w:p>
@@ -2338,7 +2604,7 @@
 </file>
 
 <file path=word/header1.xml><?xml version="1.0" encoding="utf-8"?>
-<w:hdr xmlns:m="http://schemas.openxmlformats.org/officeDocument/2006/math" xmlns:mc="http://schemas.openxmlformats.org/markup-compatibility/2006" xmlns:mo="http://schemas.microsoft.com/office/mac/office/2008/main" xmlns:mv="urn:schemas-microsoft-com:mac:vml" xmlns:o="urn:schemas-microsoft-com:office:office" xmlns:r="http://schemas.openxmlformats.org/officeDocument/2006/relationships" xmlns:v="urn:schemas-microsoft-com:vml" xmlns:w10="urn:schemas-microsoft-com:office:word" xmlns:w14="http://schemas.microsoft.com/office/word/2010/wordml" xmlns:w="http://schemas.openxmlformats.org/wordprocessingml/2006/main" xmlns:wne="http://schemas.microsoft.com/office/word/2006/wordml" xmlns:wp14="http://schemas.microsoft.com/office/word/2010/wordprocessingDrawing" xmlns:wp="http://schemas.openxmlformats.org/drawingml/2006/wordprocessingDrawing" xmlns:wpc="http://schemas.microsoft.com/office/word/2010/wordprocessingCanvas" xmlns:wpg="http://schemas.microsoft.com/office/word/2010/wordprocessingGroup" xmlns:wpi="http://schemas.microsoft.com/office/word/2010/wordprocessingInk" xmlns:wps="http://schemas.microsoft.com/office/word/2010/wordprocessingShape" mc:Ignorable="w14 wp14">
+<w:hdr xmlns:mc="http://schemas.openxmlformats.org/markup-compatibility/2006" xmlns:w="http://schemas.openxmlformats.org/wordprocessingml/2006/main" xmlns:m="http://schemas.openxmlformats.org/officeDocument/2006/math" xmlns:mo="http://schemas.microsoft.com/office/mac/office/2008/main" xmlns:mv="urn:schemas-microsoft-com:mac:vml" xmlns:o="urn:schemas-microsoft-com:office:office" xmlns:r="http://schemas.openxmlformats.org/officeDocument/2006/relationships" xmlns:v="urn:schemas-microsoft-com:vml" xmlns:w10="urn:schemas-microsoft-com:office:word" xmlns:w14="http://schemas.microsoft.com/office/word/2010/wordml" xmlns:wne="http://schemas.microsoft.com/office/word/2006/wordml" xmlns:wp14="http://schemas.microsoft.com/office/word/2010/wordprocessingDrawing" xmlns:wp="http://schemas.openxmlformats.org/drawingml/2006/wordprocessingDrawing" xmlns:wpc="http://schemas.microsoft.com/office/word/2010/wordprocessingCanvas" xmlns:wpg="http://schemas.microsoft.com/office/word/2010/wordprocessingGroup" xmlns:wpi="http://schemas.microsoft.com/office/word/2010/wordprocessingInk" xmlns:wps="http://schemas.microsoft.com/office/word/2010/wordprocessingShape" mc:Ignorable="w14 wp14">
   <w:p>
     <w:pPr>
       <w:pStyle w:val="Header"/>
@@ -2346,7 +2612,7 @@
     </w:pPr>
     <w:r>
       <w:rPr>
-        <w:rFonts w:ascii="Times New Roman" w:hAnsi="Times New Roman"/>
+        <w:rFonts w:ascii="Times New Roman" w:hAnsi="Times New Roman" w:eastAsia="黑体"/>
         <w:sz w:val="18"/>
         <w:rFonts w:eastAsia="黑体"/>
         <w:rFonts w:eastAsia="黑体"/>
@@ -2358,7 +2624,7 @@
 </file>
 
 <file path=word/numbering.xml><?xml version="1.0" encoding="utf-8"?>
-<w:numbering xmlns:m="http://schemas.openxmlformats.org/officeDocument/2006/math" xmlns:mc="http://schemas.openxmlformats.org/markup-compatibility/2006" xmlns:mo="http://schemas.microsoft.com/office/mac/office/2008/main" xmlns:mv="urn:schemas-microsoft-com:mac:vml" xmlns:o="urn:schemas-microsoft-com:office:office" xmlns:r="http://schemas.openxmlformats.org/officeDocument/2006/relationships" xmlns:v="urn:schemas-microsoft-com:vml" xmlns:w="http://schemas.openxmlformats.org/wordprocessingml/2006/main" xmlns:w10="urn:schemas-microsoft-com:office:word" xmlns:w14="http://schemas.microsoft.com/office/word/2010/wordml" xmlns:wne="http://schemas.microsoft.com/office/word/2006/wordml" xmlns:wp="http://schemas.openxmlformats.org/drawingml/2006/wordprocessingDrawing" xmlns:wp14="http://schemas.microsoft.com/office/word/2010/wordprocessingDrawing" xmlns:wpc="http://schemas.microsoft.com/office/word/2010/wordprocessingCanvas" xmlns:wpg="http://schemas.microsoft.com/office/word/2010/wordprocessingGroup" xmlns:wpi="http://schemas.microsoft.com/office/word/2010/wordprocessingInk" xmlns:wps="http://schemas.microsoft.com/office/word/2010/wordprocessingShape" mc:Ignorable="w14 wp14">
+<w:numbering xmlns:mc="http://schemas.openxmlformats.org/markup-compatibility/2006" xmlns:w="http://schemas.openxmlformats.org/wordprocessingml/2006/main" xmlns:m="http://schemas.openxmlformats.org/officeDocument/2006/math" xmlns:mo="http://schemas.microsoft.com/office/mac/office/2008/main" xmlns:mv="urn:schemas-microsoft-com:mac:vml" xmlns:o="urn:schemas-microsoft-com:office:office" xmlns:r="http://schemas.openxmlformats.org/officeDocument/2006/relationships" xmlns:v="urn:schemas-microsoft-com:vml" xmlns:w10="urn:schemas-microsoft-com:office:word" xmlns:w14="http://schemas.microsoft.com/office/word/2010/wordml" xmlns:wne="http://schemas.microsoft.com/office/word/2006/wordml" xmlns:wp="http://schemas.openxmlformats.org/drawingml/2006/wordprocessingDrawing" xmlns:wp14="http://schemas.microsoft.com/office/word/2010/wordprocessingDrawing" xmlns:wpc="http://schemas.microsoft.com/office/word/2010/wordprocessingCanvas" xmlns:wpg="http://schemas.microsoft.com/office/word/2010/wordprocessingGroup" xmlns:wpi="http://schemas.microsoft.com/office/word/2010/wordprocessingInk" xmlns:wps="http://schemas.microsoft.com/office/word/2010/wordprocessingShape" mc:Ignorable="w14 wp14">
   <w:abstractNum w:abstractNumId="0">
     <w:nsid w:val="FFFFFF7C"/>
     <w:multiLevelType w:val="singleLevel"/>
@@ -2445,7 +2711,7 @@
         <w:ind w:hanging="360" w:left="1440"/>
       </w:pPr>
       <w:rPr>
-        <w:rFonts w:ascii="Symbol" w:hAnsi="Symbol" w:hint="default"/>
+        <w:rFonts w:ascii="Symbol" w:hAnsi="Symbol" w:hint="default" w:eastAsia="黑体"/>
       </w:rPr>
     </w:lvl>
   </w:abstractNum>
@@ -2466,7 +2732,7 @@
         <w:ind w:hanging="360" w:left="1080"/>
       </w:pPr>
       <w:rPr>
-        <w:rFonts w:ascii="Symbol" w:hAnsi="Symbol" w:hint="default"/>
+        <w:rFonts w:ascii="Symbol" w:hAnsi="Symbol" w:hint="default" w:eastAsia="黑体"/>
       </w:rPr>
     </w:lvl>
   </w:abstractNum>
@@ -2487,7 +2753,7 @@
         <w:ind w:hanging="360" w:left="720"/>
       </w:pPr>
       <w:rPr>
-        <w:rFonts w:ascii="Symbol" w:hAnsi="Symbol" w:hint="default"/>
+        <w:rFonts w:ascii="Symbol" w:hAnsi="Symbol" w:hint="default" w:eastAsia="黑体"/>
       </w:rPr>
     </w:lvl>
   </w:abstractNum>
@@ -2526,7 +2792,7 @@
         <w:ind w:hanging="360" w:left="360"/>
       </w:pPr>
       <w:rPr>
-        <w:rFonts w:ascii="Symbol" w:hAnsi="Symbol" w:hint="default"/>
+        <w:rFonts w:ascii="Symbol" w:hAnsi="Symbol" w:hint="default" w:eastAsia="黑体"/>
       </w:rPr>
     </w:lvl>
   </w:abstractNum>
@@ -2617,7 +2883,7 @@
         <w:ind w:left="720" w:hanging="360"/>
       </w:pPr>
       <w:rPr>
-        <w:rFonts w:ascii="Symbol" w:hAnsi="Symbol" w:cs="Symbol" w:hint="default"/>
+        <w:rFonts w:ascii="Symbol" w:hAnsi="Symbol" w:cs="Symbol" w:hint="default" w:eastAsia="黑体"/>
       </w:rPr>
     </w:lvl>
     <w:lvl w:ilvl="1">
@@ -2628,7 +2894,7 @@
         <w:ind w:left="1440" w:hanging="360"/>
       </w:pPr>
       <w:rPr>
-        <w:rFonts w:ascii="Courier New" w:hAnsi="Courier New" w:cs="Courier New" w:hint="default"/>
+        <w:rFonts w:ascii="Courier New" w:hAnsi="Courier New" w:cs="Courier New" w:hint="default" w:eastAsia="黑体"/>
       </w:rPr>
     </w:lvl>
     <w:lvl w:ilvl="2">
@@ -2639,7 +2905,7 @@
         <w:ind w:left="2160" w:hanging="360"/>
       </w:pPr>
       <w:rPr>
-        <w:rFonts w:ascii="Wingdings" w:hAnsi="Wingdings" w:cs="Wingdings" w:hint="default"/>
+        <w:rFonts w:ascii="Wingdings" w:hAnsi="Wingdings" w:cs="Wingdings" w:hint="default" w:eastAsia="黑体"/>
       </w:rPr>
     </w:lvl>
     <w:lvl w:ilvl="3">
@@ -2650,7 +2916,7 @@
         <w:ind w:left="2880" w:hanging="360"/>
       </w:pPr>
       <w:rPr>
-        <w:rFonts w:ascii="Symbol" w:hAnsi="Symbol" w:cs="Symbol" w:hint="default"/>
+        <w:rFonts w:ascii="Symbol" w:hAnsi="Symbol" w:cs="Symbol" w:hint="default" w:eastAsia="黑体"/>
       </w:rPr>
     </w:lvl>
     <w:lvl w:ilvl="4">
@@ -2661,7 +2927,7 @@
         <w:ind w:left="3600" w:hanging="360"/>
       </w:pPr>
       <w:rPr>
-        <w:rFonts w:ascii="Courier New" w:hAnsi="Courier New" w:cs="Courier New" w:hint="default"/>
+        <w:rFonts w:ascii="Courier New" w:hAnsi="Courier New" w:cs="Courier New" w:hint="default" w:eastAsia="黑体"/>
       </w:rPr>
     </w:lvl>
     <w:lvl w:ilvl="5">
@@ -2672,7 +2938,7 @@
         <w:ind w:left="4320" w:hanging="360"/>
       </w:pPr>
       <w:rPr>
-        <w:rFonts w:ascii="Wingdings" w:hAnsi="Wingdings" w:cs="Wingdings" w:hint="default"/>
+        <w:rFonts w:ascii="Wingdings" w:hAnsi="Wingdings" w:cs="Wingdings" w:hint="default" w:eastAsia="黑体"/>
       </w:rPr>
     </w:lvl>
     <w:lvl w:ilvl="6">
@@ -2683,7 +2949,7 @@
         <w:ind w:left="5040" w:hanging="360"/>
       </w:pPr>
       <w:rPr>
-        <w:rFonts w:ascii="Symbol" w:hAnsi="Symbol" w:cs="Symbol" w:hint="default"/>
+        <w:rFonts w:ascii="Symbol" w:hAnsi="Symbol" w:cs="Symbol" w:hint="default" w:eastAsia="黑体"/>
       </w:rPr>
     </w:lvl>
     <w:lvl w:ilvl="7">
@@ -2694,7 +2960,7 @@
         <w:ind w:left="5760" w:hanging="360"/>
       </w:pPr>
       <w:rPr>
-        <w:rFonts w:ascii="Courier New" w:hAnsi="Courier New" w:cs="Courier New" w:hint="default"/>
+        <w:rFonts w:ascii="Courier New" w:hAnsi="Courier New" w:cs="Courier New" w:hint="default" w:eastAsia="黑体"/>
       </w:rPr>
     </w:lvl>
     <w:lvl w:ilvl="8">
@@ -2705,7 +2971,7 @@
         <w:ind w:left="6480" w:hanging="360"/>
       </w:pPr>
       <w:rPr>
-        <w:rFonts w:ascii="Wingdings" w:hAnsi="Wingdings" w:cs="Wingdings" w:hint="default"/>
+        <w:rFonts w:ascii="Wingdings" w:hAnsi="Wingdings" w:cs="Wingdings" w:hint="default" w:eastAsia="黑体"/>
       </w:rPr>
     </w:lvl>
   </w:abstractNum>
@@ -2761,11 +3027,11 @@
 </file>
 
 <file path=word/styles.xml><?xml version="1.0" encoding="utf-8"?>
-<w:styles xmlns:mc="http://schemas.openxmlformats.org/markup-compatibility/2006" xmlns:r="http://schemas.openxmlformats.org/officeDocument/2006/relationships" xmlns:w="http://schemas.openxmlformats.org/wordprocessingml/2006/main" xmlns:w14="http://schemas.microsoft.com/office/word/2010/wordml" mc:Ignorable="w14">
+<w:styles xmlns:mc="http://schemas.openxmlformats.org/markup-compatibility/2006" xmlns:w="http://schemas.openxmlformats.org/wordprocessingml/2006/main" xmlns:r="http://schemas.openxmlformats.org/officeDocument/2006/relationships" xmlns:w14="http://schemas.microsoft.com/office/word/2010/wordml" mc:Ignorable="w14">
   <w:docDefaults>
     <w:rPrDefault>
       <w:rPr>
-        <w:rFonts w:asciiTheme="minorHAnsi" w:cstheme="minorBidi" w:eastAsiaTheme="minorEastAsia" w:hAnsiTheme="minorHAnsi"/>
+        <w:rFonts w:asciiTheme="minorHAnsi" w:cstheme="minorBidi" w:hAnsiTheme="minorHAnsi" w:eastAsia="黑体"/>
         <w:sz w:val="22"/>
         <w:szCs w:val="22"/>
         <w:lang w:bidi="ar-SA" w:eastAsia="en-US" w:val="en-US"/>
@@ -2987,7 +3253,7 @@
       <w:outlineLvl w:val="0"/>
     </w:pPr>
     <w:rPr>
-      <w:rFonts w:ascii="Times New Roman" w:asciiTheme="majorHAnsi" w:cstheme="majorBidi" w:eastAsia="黑体" w:eastAsiaTheme="majorEastAsia" w:hAnsi="Times New Roman" w:hAnsiTheme="majorHAnsi"/>
+      <w:rFonts w:ascii="Times New Roman" w:asciiTheme="majorHAnsi" w:cstheme="majorBidi" w:eastAsia="黑体" w:hAnsi="Times New Roman" w:hAnsiTheme="majorHAnsi"/>
       <w:b/>
       <w:bCs/>
       <w:color w:val="1F3864"/>
@@ -3011,7 +3277,7 @@
       <w:outlineLvl w:val="1"/>
     </w:pPr>
     <w:rPr>
-      <w:rFonts w:ascii="Times New Roman" w:asciiTheme="majorHAnsi" w:cstheme="majorBidi" w:eastAsia="黑体" w:eastAsiaTheme="majorEastAsia" w:hAnsi="Times New Roman" w:hAnsiTheme="majorHAnsi"/>
+      <w:rFonts w:ascii="Times New Roman" w:asciiTheme="majorHAnsi" w:cstheme="majorBidi" w:eastAsia="黑体" w:hAnsi="Times New Roman" w:hAnsiTheme="majorHAnsi"/>
       <w:b/>
       <w:bCs/>
       <w:color w:val="2E4E7E"/>
@@ -3035,7 +3301,7 @@
       <w:outlineLvl w:val="2"/>
     </w:pPr>
     <w:rPr>
-      <w:rFonts w:ascii="Times New Roman" w:asciiTheme="majorHAnsi" w:cstheme="majorBidi" w:eastAsia="黑体" w:eastAsiaTheme="majorEastAsia" w:hAnsi="Times New Roman" w:hAnsiTheme="majorHAnsi"/>
+      <w:rFonts w:ascii="Times New Roman" w:asciiTheme="majorHAnsi" w:cstheme="majorBidi" w:eastAsia="黑体" w:hAnsi="Times New Roman" w:hAnsiTheme="majorHAnsi"/>
       <w:b/>
       <w:bCs/>
       <w:color w:val="2E4E7E"/>
@@ -3059,7 +3325,7 @@
       <w:outlineLvl w:val="3"/>
     </w:pPr>
     <w:rPr>
-      <w:rFonts w:ascii="Times New Roman" w:asciiTheme="majorHAnsi" w:cstheme="majorBidi" w:eastAsia="黑体" w:eastAsiaTheme="majorEastAsia" w:hAnsi="Times New Roman" w:hAnsiTheme="majorHAnsi"/>
+      <w:rFonts w:ascii="Times New Roman" w:asciiTheme="majorHAnsi" w:cstheme="majorBidi" w:eastAsia="黑体" w:hAnsi="Times New Roman" w:hAnsiTheme="majorHAnsi"/>
       <w:b/>
       <w:bCs/>
       <w:i/>
@@ -3085,7 +3351,7 @@
       <w:outlineLvl w:val="4"/>
     </w:pPr>
     <w:rPr>
-      <w:rFonts w:ascii="Times New Roman" w:asciiTheme="majorHAnsi" w:cstheme="majorBidi" w:eastAsia="黑体" w:eastAsiaTheme="majorEastAsia" w:hAnsi="Times New Roman" w:hAnsiTheme="majorHAnsi"/>
+      <w:rFonts w:ascii="Times New Roman" w:asciiTheme="majorHAnsi" w:cstheme="majorBidi" w:eastAsia="黑体" w:hAnsi="Times New Roman" w:hAnsiTheme="majorHAnsi"/>
       <w:b/>
       <w:color w:val="333333"/>
       <w:sz w:val="22"/>
@@ -3108,7 +3374,7 @@
       <w:outlineLvl w:val="5"/>
     </w:pPr>
     <w:rPr>
-      <w:rFonts w:asciiTheme="majorHAnsi" w:cstheme="majorBidi" w:eastAsiaTheme="majorEastAsia" w:hAnsiTheme="majorHAnsi"/>
+      <w:rFonts w:asciiTheme="majorHAnsi" w:cstheme="majorBidi" w:hAnsiTheme="majorHAnsi" w:eastAsia="黑体"/>
       <w:i/>
       <w:iCs/>
       <w:color w:themeColor="accent1" w:themeShade="7F" w:val="243F60"/>
@@ -3131,7 +3397,7 @@
       <w:outlineLvl w:val="6"/>
     </w:pPr>
     <w:rPr>
-      <w:rFonts w:asciiTheme="majorHAnsi" w:cstheme="majorBidi" w:eastAsiaTheme="majorEastAsia" w:hAnsiTheme="majorHAnsi"/>
+      <w:rFonts w:asciiTheme="majorHAnsi" w:cstheme="majorBidi" w:hAnsiTheme="majorHAnsi" w:eastAsia="黑体"/>
       <w:i/>
       <w:iCs/>
       <w:color w:themeColor="text1" w:themeTint="BF" w:val="404040"/>
@@ -3154,7 +3420,7 @@
       <w:outlineLvl w:val="7"/>
     </w:pPr>
     <w:rPr>
-      <w:rFonts w:asciiTheme="majorHAnsi" w:cstheme="majorBidi" w:eastAsiaTheme="majorEastAsia" w:hAnsiTheme="majorHAnsi"/>
+      <w:rFonts w:asciiTheme="majorHAnsi" w:cstheme="majorBidi" w:hAnsiTheme="majorHAnsi" w:eastAsia="黑体"/>
       <w:color w:themeColor="accent1" w:val="4F81BD"/>
       <w:sz w:val="20"/>
       <w:szCs w:val="20"/>
@@ -3177,7 +3443,7 @@
       <w:outlineLvl w:val="8"/>
     </w:pPr>
     <w:rPr>
-      <w:rFonts w:asciiTheme="majorHAnsi" w:cstheme="majorBidi" w:eastAsiaTheme="majorEastAsia" w:hAnsiTheme="majorHAnsi"/>
+      <w:rFonts w:asciiTheme="majorHAnsi" w:cstheme="majorBidi" w:hAnsiTheme="majorHAnsi" w:eastAsia="黑体"/>
       <w:i/>
       <w:iCs/>
       <w:color w:themeColor="text1" w:themeTint="BF" w:val="404040"/>
@@ -3228,7 +3494,7 @@
     <w:uiPriority w:val="9"/>
     <w:rsid w:val="00FC693F"/>
     <w:rPr>
-      <w:rFonts w:asciiTheme="majorHAnsi" w:cstheme="majorBidi" w:eastAsiaTheme="majorEastAsia" w:hAnsiTheme="majorHAnsi"/>
+      <w:rFonts w:asciiTheme="majorHAnsi" w:cstheme="majorBidi" w:hAnsiTheme="majorHAnsi" w:eastAsia="黑体"/>
       <w:b/>
       <w:bCs/>
       <w:color w:themeColor="accent1" w:themeShade="BF" w:val="365F91"/>
@@ -3243,7 +3509,7 @@
     <w:uiPriority w:val="9"/>
     <w:rsid w:val="00FC693F"/>
     <w:rPr>
-      <w:rFonts w:asciiTheme="majorHAnsi" w:cstheme="majorBidi" w:eastAsiaTheme="majorEastAsia" w:hAnsiTheme="majorHAnsi"/>
+      <w:rFonts w:asciiTheme="majorHAnsi" w:cstheme="majorBidi" w:hAnsiTheme="majorHAnsi" w:eastAsia="黑体"/>
       <w:b/>
       <w:bCs/>
       <w:color w:themeColor="accent1" w:val="4F81BD"/>
@@ -3258,7 +3524,7 @@
     <w:uiPriority w:val="9"/>
     <w:rsid w:val="00FC693F"/>
     <w:rPr>
-      <w:rFonts w:asciiTheme="majorHAnsi" w:cstheme="majorBidi" w:eastAsiaTheme="majorEastAsia" w:hAnsiTheme="majorHAnsi"/>
+      <w:rFonts w:asciiTheme="majorHAnsi" w:cstheme="majorBidi" w:hAnsiTheme="majorHAnsi" w:eastAsia="黑体"/>
       <w:b/>
       <w:bCs/>
       <w:color w:themeColor="accent1" w:val="4F81BD"/>
@@ -3281,7 +3547,7 @@
       <w:contextualSpacing/>
     </w:pPr>
     <w:rPr>
-      <w:rFonts w:ascii="Times New Roman" w:asciiTheme="majorHAnsi" w:cstheme="majorBidi" w:eastAsia="黑体" w:eastAsiaTheme="majorEastAsia" w:hAnsi="Times New Roman" w:hAnsiTheme="majorHAnsi"/>
+      <w:rFonts w:ascii="Times New Roman" w:asciiTheme="majorHAnsi" w:cstheme="majorBidi" w:eastAsia="黑体" w:hAnsi="Times New Roman" w:hAnsiTheme="majorHAnsi"/>
       <w:b/>
       <w:color w:val="1F3864"/>
       <w:spacing w:val="5"/>
@@ -3297,7 +3563,7 @@
     <w:uiPriority w:val="10"/>
     <w:rsid w:val="00FC693F"/>
     <w:rPr>
-      <w:rFonts w:asciiTheme="majorHAnsi" w:cstheme="majorBidi" w:eastAsiaTheme="majorEastAsia" w:hAnsiTheme="majorHAnsi"/>
+      <w:rFonts w:asciiTheme="majorHAnsi" w:cstheme="majorBidi" w:hAnsiTheme="majorHAnsi" w:eastAsia="黑体"/>
       <w:color w:themeColor="text2" w:themeShade="BF" w:val="17365D"/>
       <w:spacing w:val="5"/>
       <w:kern w:val="28"/>
@@ -3319,7 +3585,7 @@
       </w:numPr>
     </w:pPr>
     <w:rPr>
-      <w:rFonts w:asciiTheme="majorHAnsi" w:cstheme="majorBidi" w:eastAsiaTheme="majorEastAsia" w:hAnsiTheme="majorHAnsi"/>
+      <w:rFonts w:asciiTheme="majorHAnsi" w:cstheme="majorBidi" w:hAnsiTheme="majorHAnsi" w:eastAsia="黑体"/>
       <w:i/>
       <w:iCs/>
       <w:color w:themeColor="accent1" w:val="4F81BD"/>
@@ -3335,7 +3601,7 @@
     <w:uiPriority w:val="11"/>
     <w:rsid w:val="00FC693F"/>
     <w:rPr>
-      <w:rFonts w:asciiTheme="majorHAnsi" w:cstheme="majorBidi" w:eastAsiaTheme="majorEastAsia" w:hAnsiTheme="majorHAnsi"/>
+      <w:rFonts w:asciiTheme="majorHAnsi" w:cstheme="majorBidi" w:hAnsiTheme="majorHAnsi" w:eastAsia="黑体"/>
       <w:i/>
       <w:iCs/>
       <w:color w:themeColor="accent1" w:val="4F81BD"/>
@@ -3402,6 +3668,7 @@
       <w:spacing w:after="120"/>
     </w:pPr>
     <w:rPr>
+      <w:rFonts w:eastAsia="黑体"/>
       <w:sz w:val="16"/>
       <w:szCs w:val="16"/>
     </w:rPr>
@@ -3413,6 +3680,7 @@
     <w:uiPriority w:val="99"/>
     <w:rsid w:val="00AA1D8D"/>
     <w:rPr>
+      <w:rFonts w:eastAsia="黑体"/>
       <w:sz w:val="16"/>
       <w:szCs w:val="16"/>
     </w:rPr>
@@ -3582,7 +3850,7 @@
       </w:tabs>
     </w:pPr>
     <w:rPr>
-      <w:rFonts w:ascii="Courier" w:hAnsi="Courier"/>
+      <w:rFonts w:ascii="Courier" w:hAnsi="Courier" w:eastAsia="黑体"/>
       <w:sz w:val="20"/>
       <w:szCs w:val="20"/>
     </w:rPr>
@@ -3594,7 +3862,7 @@
     <w:uiPriority w:val="99"/>
     <w:rsid w:val="0029639D"/>
     <w:rPr>
-      <w:rFonts w:ascii="Courier" w:hAnsi="Courier"/>
+      <w:rFonts w:ascii="Courier" w:hAnsi="Courier" w:eastAsia="黑体"/>
       <w:sz w:val="20"/>
       <w:szCs w:val="20"/>
     </w:rPr>
@@ -3630,6 +3898,7 @@
     <w:uiPriority w:val="29"/>
     <w:rsid w:val="00FC693F"/>
     <w:rPr>
+      <w:rFonts w:eastAsia="黑体"/>
       <w:i/>
       <w:iCs/>
       <w:color w:themeColor="text1" w:val="000000"/>
@@ -3643,7 +3912,7 @@
     <w:semiHidden/>
     <w:rsid w:val="00FC693F"/>
     <w:rPr>
-      <w:rFonts w:asciiTheme="majorHAnsi" w:cstheme="majorBidi" w:eastAsiaTheme="majorEastAsia" w:hAnsiTheme="majorHAnsi"/>
+      <w:rFonts w:asciiTheme="majorHAnsi" w:cstheme="majorBidi" w:hAnsiTheme="majorHAnsi" w:eastAsia="黑体"/>
       <w:b/>
       <w:bCs/>
       <w:i/>
@@ -3659,7 +3928,7 @@
     <w:semiHidden/>
     <w:rsid w:val="00FC693F"/>
     <w:rPr>
-      <w:rFonts w:asciiTheme="majorHAnsi" w:cstheme="majorBidi" w:eastAsiaTheme="majorEastAsia" w:hAnsiTheme="majorHAnsi"/>
+      <w:rFonts w:asciiTheme="majorHAnsi" w:cstheme="majorBidi" w:hAnsiTheme="majorHAnsi" w:eastAsia="黑体"/>
       <w:color w:themeColor="accent1" w:themeShade="7F" w:val="243F60"/>
     </w:rPr>
   </w:style>
@@ -3671,7 +3940,7 @@
     <w:semiHidden/>
     <w:rsid w:val="00FC693F"/>
     <w:rPr>
-      <w:rFonts w:asciiTheme="majorHAnsi" w:cstheme="majorBidi" w:eastAsiaTheme="majorEastAsia" w:hAnsiTheme="majorHAnsi"/>
+      <w:rFonts w:asciiTheme="majorHAnsi" w:cstheme="majorBidi" w:hAnsiTheme="majorHAnsi" w:eastAsia="黑体"/>
       <w:i/>
       <w:iCs/>
       <w:color w:themeColor="accent1" w:themeShade="7F" w:val="243F60"/>
@@ -3685,7 +3954,7 @@
     <w:semiHidden/>
     <w:rsid w:val="00FC693F"/>
     <w:rPr>
-      <w:rFonts w:asciiTheme="majorHAnsi" w:cstheme="majorBidi" w:eastAsiaTheme="majorEastAsia" w:hAnsiTheme="majorHAnsi"/>
+      <w:rFonts w:asciiTheme="majorHAnsi" w:cstheme="majorBidi" w:hAnsiTheme="majorHAnsi" w:eastAsia="黑体"/>
       <w:i/>
       <w:iCs/>
       <w:color w:themeColor="text1" w:themeTint="BF" w:val="404040"/>
@@ -3699,7 +3968,7 @@
     <w:semiHidden/>
     <w:rsid w:val="00FC693F"/>
     <w:rPr>
-      <w:rFonts w:asciiTheme="majorHAnsi" w:cstheme="majorBidi" w:eastAsiaTheme="majorEastAsia" w:hAnsiTheme="majorHAnsi"/>
+      <w:rFonts w:asciiTheme="majorHAnsi" w:cstheme="majorBidi" w:hAnsiTheme="majorHAnsi" w:eastAsia="黑体"/>
       <w:color w:themeColor="accent1" w:val="4F81BD"/>
       <w:sz w:val="20"/>
       <w:szCs w:val="20"/>
@@ -3713,7 +3982,7 @@
     <w:semiHidden/>
     <w:rsid w:val="00FC693F"/>
     <w:rPr>
-      <w:rFonts w:asciiTheme="majorHAnsi" w:cstheme="majorBidi" w:eastAsiaTheme="majorEastAsia" w:hAnsiTheme="majorHAnsi"/>
+      <w:rFonts w:asciiTheme="majorHAnsi" w:cstheme="majorBidi" w:hAnsiTheme="majorHAnsi" w:eastAsia="黑体"/>
       <w:i/>
       <w:iCs/>
       <w:color w:themeColor="text1" w:themeTint="BF" w:val="404040"/>
@@ -3734,6 +4003,7 @@
       <w:spacing w:line="240" w:lineRule="auto"/>
     </w:pPr>
     <w:rPr>
+      <w:rFonts w:eastAsia="黑体"/>
       <w:b/>
       <w:bCs/>
       <w:color w:themeColor="accent1" w:val="4F81BD"/>
@@ -3748,6 +4018,7 @@
     <w:qFormat/>
     <w:rsid w:val="00FC693F"/>
     <w:rPr>
+      <w:rFonts w:eastAsia="黑体"/>
       <w:b/>
       <w:bCs/>
     </w:rPr>
@@ -3759,6 +4030,7 @@
     <w:qFormat/>
     <w:rsid w:val="00FC693F"/>
     <w:rPr>
+      <w:rFonts w:eastAsia="黑体"/>
       <w:i/>
       <w:iCs/>
     </w:rPr>
@@ -3779,6 +4051,7 @@
       <w:ind w:left="936" w:right="936"/>
     </w:pPr>
     <w:rPr>
+      <w:rFonts w:eastAsia="黑体"/>
       <w:b/>
       <w:bCs/>
       <w:i/>
@@ -3793,6 +4066,7 @@
     <w:uiPriority w:val="30"/>
     <w:rsid w:val="00FC693F"/>
     <w:rPr>
+      <w:rFonts w:eastAsia="黑体"/>
       <w:b/>
       <w:bCs/>
       <w:i/>
@@ -3807,6 +4081,7 @@
     <w:qFormat/>
     <w:rsid w:val="00FC693F"/>
     <w:rPr>
+      <w:rFonts w:eastAsia="黑体"/>
       <w:i/>
       <w:iCs/>
       <w:color w:themeColor="text1" w:themeTint="7F" w:val="808080"/>
@@ -3819,6 +4094,7 @@
     <w:qFormat/>
     <w:rsid w:val="00FC693F"/>
     <w:rPr>
+      <w:rFonts w:eastAsia="黑体"/>
       <w:b/>
       <w:bCs/>
       <w:i/>
@@ -3833,6 +4109,7 @@
     <w:qFormat/>
     <w:rsid w:val="00FC693F"/>
     <w:rPr>
+      <w:rFonts w:eastAsia="黑体"/>
       <w:smallCaps/>
       <w:color w:themeColor="accent2" w:val="C0504D"/>
       <w:u w:val="single"/>
@@ -3845,6 +4122,7 @@
     <w:qFormat/>
     <w:rsid w:val="00FC693F"/>
     <w:rPr>
+      <w:rFonts w:eastAsia="黑体"/>
       <w:b/>
       <w:bCs/>
       <w:smallCaps/>
@@ -3860,6 +4138,7 @@
     <w:qFormat/>
     <w:rsid w:val="00FC693F"/>
     <w:rPr>
+      <w:rFonts w:eastAsia="黑体"/>
       <w:b/>
       <w:bCs/>
       <w:smallCaps/>
@@ -3914,6 +4193,7 @@
       <w:spacing w:after="0" w:line="240" w:lineRule="auto"/>
     </w:pPr>
     <w:rPr>
+      <w:rFonts w:eastAsia="黑体"/>
       <w:color w:themeColor="text1" w:themeShade="BF" w:val="000000"/>
     </w:rPr>
     <w:tblPr>
@@ -3936,6 +4216,7 @@
         <w:spacing w:after="0" w:before="0" w:line="240" w:lineRule="auto"/>
       </w:pPr>
       <w:rPr>
+        <w:rFonts w:eastAsia="黑体"/>
         <w:b/>
         <w:bCs/>
       </w:rPr>
@@ -3956,6 +4237,7 @@
         <w:spacing w:after="0" w:before="0" w:line="240" w:lineRule="auto"/>
       </w:pPr>
       <w:rPr>
+        <w:rFonts w:eastAsia="黑体"/>
         <w:b/>
         <w:bCs/>
       </w:rPr>
@@ -3973,12 +4255,14 @@
     </w:tblStylePr>
     <w:tblStylePr w:type="firstCol">
       <w:rPr>
+        <w:rFonts w:eastAsia="黑体"/>
         <w:b/>
         <w:bCs/>
       </w:rPr>
     </w:tblStylePr>
     <w:tblStylePr w:type="lastCol">
       <w:rPr>
+        <w:rFonts w:eastAsia="黑体"/>
         <w:b/>
         <w:bCs/>
       </w:rPr>
@@ -4017,6 +4301,7 @@
       <w:spacing w:after="0" w:line="240" w:lineRule="auto"/>
     </w:pPr>
     <w:rPr>
+      <w:rFonts w:eastAsia="黑体"/>
       <w:color w:themeColor="accent1" w:themeShade="BF" w:val="365F91"/>
     </w:rPr>
     <w:tblPr>
@@ -4039,6 +4324,7 @@
         <w:spacing w:after="0" w:before="0" w:line="240" w:lineRule="auto"/>
       </w:pPr>
       <w:rPr>
+        <w:rFonts w:eastAsia="黑体"/>
         <w:b/>
         <w:bCs/>
       </w:rPr>
@@ -4059,6 +4345,7 @@
         <w:spacing w:after="0" w:before="0" w:line="240" w:lineRule="auto"/>
       </w:pPr>
       <w:rPr>
+        <w:rFonts w:eastAsia="黑体"/>
         <w:b/>
         <w:bCs/>
       </w:rPr>
@@ -4076,12 +4363,14 @@
     </w:tblStylePr>
     <w:tblStylePr w:type="firstCol">
       <w:rPr>
+        <w:rFonts w:eastAsia="黑体"/>
         <w:b/>
         <w:bCs/>
       </w:rPr>
     </w:tblStylePr>
     <w:tblStylePr w:type="lastCol">
       <w:rPr>
+        <w:rFonts w:eastAsia="黑体"/>
         <w:b/>
         <w:bCs/>
       </w:rPr>
@@ -4120,6 +4409,7 @@
       <w:spacing w:after="0" w:line="240" w:lineRule="auto"/>
     </w:pPr>
     <w:rPr>
+      <w:rFonts w:eastAsia="黑体"/>
       <w:color w:themeColor="accent2" w:themeShade="BF" w:val="943634"/>
     </w:rPr>
     <w:tblPr>
@@ -4142,6 +4432,7 @@
         <w:spacing w:after="0" w:before="0" w:line="240" w:lineRule="auto"/>
       </w:pPr>
       <w:rPr>
+        <w:rFonts w:eastAsia="黑体"/>
         <w:b/>
         <w:bCs/>
       </w:rPr>
@@ -4162,6 +4453,7 @@
         <w:spacing w:after="0" w:before="0" w:line="240" w:lineRule="auto"/>
       </w:pPr>
       <w:rPr>
+        <w:rFonts w:eastAsia="黑体"/>
         <w:b/>
         <w:bCs/>
       </w:rPr>
@@ -4179,12 +4471,14 @@
     </w:tblStylePr>
     <w:tblStylePr w:type="firstCol">
       <w:rPr>
+        <w:rFonts w:eastAsia="黑体"/>
         <w:b/>
         <w:bCs/>
       </w:rPr>
     </w:tblStylePr>
     <w:tblStylePr w:type="lastCol">
       <w:rPr>
+        <w:rFonts w:eastAsia="黑体"/>
         <w:b/>
         <w:bCs/>
       </w:rPr>
@@ -4223,6 +4517,7 @@
       <w:spacing w:after="0" w:line="240" w:lineRule="auto"/>
     </w:pPr>
     <w:rPr>
+      <w:rFonts w:eastAsia="黑体"/>
       <w:color w:themeColor="accent3" w:themeShade="BF" w:val="76923C"/>
     </w:rPr>
     <w:tblPr>
@@ -4245,6 +4540,7 @@
         <w:spacing w:after="0" w:before="0" w:line="240" w:lineRule="auto"/>
       </w:pPr>
       <w:rPr>
+        <w:rFonts w:eastAsia="黑体"/>
         <w:b/>
         <w:bCs/>
       </w:rPr>
@@ -4265,6 +4561,7 @@
         <w:spacing w:after="0" w:before="0" w:line="240" w:lineRule="auto"/>
       </w:pPr>
       <w:rPr>
+        <w:rFonts w:eastAsia="黑体"/>
         <w:b/>
         <w:bCs/>
       </w:rPr>
@@ -4282,12 +4579,14 @@
     </w:tblStylePr>
     <w:tblStylePr w:type="firstCol">
       <w:rPr>
+        <w:rFonts w:eastAsia="黑体"/>
         <w:b/>
         <w:bCs/>
       </w:rPr>
     </w:tblStylePr>
     <w:tblStylePr w:type="lastCol">
       <w:rPr>
+        <w:rFonts w:eastAsia="黑体"/>
         <w:b/>
         <w:bCs/>
       </w:rPr>
@@ -4326,6 +4625,7 @@
       <w:spacing w:after="0" w:line="240" w:lineRule="auto"/>
     </w:pPr>
     <w:rPr>
+      <w:rFonts w:eastAsia="黑体"/>
       <w:color w:themeColor="accent4" w:themeShade="BF" w:val="5F497A"/>
     </w:rPr>
     <w:tblPr>
@@ -4348,6 +4648,7 @@
         <w:spacing w:after="0" w:before="0" w:line="240" w:lineRule="auto"/>
       </w:pPr>
       <w:rPr>
+        <w:rFonts w:eastAsia="黑体"/>
         <w:b/>
         <w:bCs/>
       </w:rPr>
@@ -4368,6 +4669,7 @@
         <w:spacing w:after="0" w:before="0" w:line="240" w:lineRule="auto"/>
       </w:pPr>
       <w:rPr>
+        <w:rFonts w:eastAsia="黑体"/>
         <w:b/>
         <w:bCs/>
       </w:rPr>
@@ -4385,12 +4687,14 @@
     </w:tblStylePr>
     <w:tblStylePr w:type="firstCol">
       <w:rPr>
+        <w:rFonts w:eastAsia="黑体"/>
         <w:b/>
         <w:bCs/>
       </w:rPr>
     </w:tblStylePr>
     <w:tblStylePr w:type="lastCol">
       <w:rPr>
+        <w:rFonts w:eastAsia="黑体"/>
         <w:b/>
         <w:bCs/>
       </w:rPr>
@@ -4429,6 +4733,7 @@
       <w:spacing w:after="0" w:line="240" w:lineRule="auto"/>
     </w:pPr>
     <w:rPr>
+      <w:rFonts w:eastAsia="黑体"/>
       <w:color w:themeColor="accent5" w:themeShade="BF" w:val="31849B"/>
     </w:rPr>
     <w:tblPr>
@@ -4451,6 +4756,7 @@
         <w:spacing w:after="0" w:before="0" w:line="240" w:lineRule="auto"/>
       </w:pPr>
       <w:rPr>
+        <w:rFonts w:eastAsia="黑体"/>
         <w:b/>
         <w:bCs/>
       </w:rPr>
@@ -4471,6 +4777,7 @@
         <w:spacing w:after="0" w:before="0" w:line="240" w:lineRule="auto"/>
       </w:pPr>
       <w:rPr>
+        <w:rFonts w:eastAsia="黑体"/>
         <w:b/>
         <w:bCs/>
       </w:rPr>
@@ -4488,12 +4795,14 @@
     </w:tblStylePr>
     <w:tblStylePr w:type="firstCol">
       <w:rPr>
+        <w:rFonts w:eastAsia="黑体"/>
         <w:b/>
         <w:bCs/>
       </w:rPr>
     </w:tblStylePr>
     <w:tblStylePr w:type="lastCol">
       <w:rPr>
+        <w:rFonts w:eastAsia="黑体"/>
         <w:b/>
         <w:bCs/>
       </w:rPr>
@@ -4532,6 +4841,7 @@
       <w:spacing w:after="0" w:line="240" w:lineRule="auto"/>
     </w:pPr>
     <w:rPr>
+      <w:rFonts w:eastAsia="黑体"/>
       <w:color w:themeColor="accent6" w:themeShade="BF" w:val="E36C0A"/>
     </w:rPr>
     <w:tblPr>
@@ -4554,6 +4864,7 @@
         <w:spacing w:after="0" w:before="0" w:line="240" w:lineRule="auto"/>
       </w:pPr>
       <w:rPr>
+        <w:rFonts w:eastAsia="黑体"/>
         <w:b/>
         <w:bCs/>
       </w:rPr>
@@ -4574,6 +4885,7 @@
         <w:spacing w:after="0" w:before="0" w:line="240" w:lineRule="auto"/>
       </w:pPr>
       <w:rPr>
+        <w:rFonts w:eastAsia="黑体"/>
         <w:b/>
         <w:bCs/>
       </w:rPr>
@@ -4591,12 +4903,14 @@
     </w:tblStylePr>
     <w:tblStylePr w:type="firstCol">
       <w:rPr>
+        <w:rFonts w:eastAsia="黑体"/>
         <w:b/>
         <w:bCs/>
       </w:rPr>
     </w:tblStylePr>
     <w:tblStylePr w:type="lastCol">
       <w:rPr>
+        <w:rFonts w:eastAsia="黑体"/>
         <w:b/>
         <w:bCs/>
       </w:rPr>
@@ -4656,6 +4970,7 @@
         <w:spacing w:after="0" w:before="0" w:line="240" w:lineRule="auto"/>
       </w:pPr>
       <w:rPr>
+        <w:rFonts w:eastAsia="黑体"/>
         <w:b/>
         <w:bCs/>
         <w:color w:themeColor="background1" w:val="FFFFFF"/>
@@ -4670,6 +4985,7 @@
         <w:spacing w:after="0" w:before="0" w:line="240" w:lineRule="auto"/>
       </w:pPr>
       <w:rPr>
+        <w:rFonts w:eastAsia="黑体"/>
         <w:b/>
         <w:bCs/>
       </w:rPr>
@@ -4685,12 +5001,14 @@
     </w:tblStylePr>
     <w:tblStylePr w:type="firstCol">
       <w:rPr>
+        <w:rFonts w:eastAsia="黑体"/>
         <w:b/>
         <w:bCs/>
       </w:rPr>
     </w:tblStylePr>
     <w:tblStylePr w:type="lastCol">
       <w:rPr>
+        <w:rFonts w:eastAsia="黑体"/>
         <w:b/>
         <w:bCs/>
       </w:rPr>
@@ -4748,6 +5066,7 @@
         <w:spacing w:after="0" w:before="0" w:line="240" w:lineRule="auto"/>
       </w:pPr>
       <w:rPr>
+        <w:rFonts w:eastAsia="黑体"/>
         <w:b/>
         <w:bCs/>
         <w:color w:themeColor="background1" w:val="FFFFFF"/>
@@ -4762,6 +5081,7 @@
         <w:spacing w:after="0" w:before="0" w:line="240" w:lineRule="auto"/>
       </w:pPr>
       <w:rPr>
+        <w:rFonts w:eastAsia="黑体"/>
         <w:b/>
         <w:bCs/>
       </w:rPr>
@@ -4777,12 +5097,14 @@
     </w:tblStylePr>
     <w:tblStylePr w:type="firstCol">
       <w:rPr>
+        <w:rFonts w:eastAsia="黑体"/>
         <w:b/>
         <w:bCs/>
       </w:rPr>
     </w:tblStylePr>
     <w:tblStylePr w:type="lastCol">
       <w:rPr>
+        <w:rFonts w:eastAsia="黑体"/>
         <w:b/>
         <w:bCs/>
       </w:rPr>
@@ -4840,6 +5162,7 @@
         <w:spacing w:after="0" w:before="0" w:line="240" w:lineRule="auto"/>
       </w:pPr>
       <w:rPr>
+        <w:rFonts w:eastAsia="黑体"/>
         <w:b/>
         <w:bCs/>
         <w:color w:themeColor="background1" w:val="FFFFFF"/>
@@ -4854,6 +5177,7 @@
         <w:spacing w:after="0" w:before="0" w:line="240" w:lineRule="auto"/>
       </w:pPr>
       <w:rPr>
+        <w:rFonts w:eastAsia="黑体"/>
         <w:b/>
         <w:bCs/>
       </w:rPr>
@@ -4869,12 +5193,14 @@
     </w:tblStylePr>
     <w:tblStylePr w:type="firstCol">
       <w:rPr>
+        <w:rFonts w:eastAsia="黑体"/>
         <w:b/>
         <w:bCs/>
       </w:rPr>
     </w:tblStylePr>
     <w:tblStylePr w:type="lastCol">
       <w:rPr>
+        <w:rFonts w:eastAsia="黑体"/>
         <w:b/>
         <w:bCs/>
       </w:rPr>
@@ -4932,6 +5258,7 @@
         <w:spacing w:after="0" w:before="0" w:line="240" w:lineRule="auto"/>
       </w:pPr>
       <w:rPr>
+        <w:rFonts w:eastAsia="黑体"/>
         <w:b/>
         <w:bCs/>
         <w:color w:themeColor="background1" w:val="FFFFFF"/>
@@ -4946,6 +5273,7 @@
         <w:spacing w:after="0" w:before="0" w:line="240" w:lineRule="auto"/>
       </w:pPr>
       <w:rPr>
+        <w:rFonts w:eastAsia="黑体"/>
         <w:b/>
         <w:bCs/>
       </w:rPr>
@@ -4961,12 +5289,14 @@
     </w:tblStylePr>
     <w:tblStylePr w:type="firstCol">
       <w:rPr>
+        <w:rFonts w:eastAsia="黑体"/>
         <w:b/>
         <w:bCs/>
       </w:rPr>
     </w:tblStylePr>
     <w:tblStylePr w:type="lastCol">
       <w:rPr>
+        <w:rFonts w:eastAsia="黑体"/>
         <w:b/>
         <w:bCs/>
       </w:rPr>
@@ -5024,6 +5354,7 @@
         <w:spacing w:after="0" w:before="0" w:line="240" w:lineRule="auto"/>
       </w:pPr>
       <w:rPr>
+        <w:rFonts w:eastAsia="黑体"/>
         <w:b/>
         <w:bCs/>
         <w:color w:themeColor="background1" w:val="FFFFFF"/>
@@ -5038,6 +5369,7 @@
         <w:spacing w:after="0" w:before="0" w:line="240" w:lineRule="auto"/>
       </w:pPr>
       <w:rPr>
+        <w:rFonts w:eastAsia="黑体"/>
         <w:b/>
         <w:bCs/>
       </w:rPr>
@@ -5053,12 +5385,14 @@
     </w:tblStylePr>
     <w:tblStylePr w:type="firstCol">
       <w:rPr>
+        <w:rFonts w:eastAsia="黑体"/>
         <w:b/>
         <w:bCs/>
       </w:rPr>
     </w:tblStylePr>
     <w:tblStylePr w:type="lastCol">
       <w:rPr>
+        <w:rFonts w:eastAsia="黑体"/>
         <w:b/>
         <w:bCs/>
       </w:rPr>
@@ -5116,6 +5450,7 @@
         <w:spacing w:after="0" w:before="0" w:line="240" w:lineRule="auto"/>
       </w:pPr>
       <w:rPr>
+        <w:rFonts w:eastAsia="黑体"/>
         <w:b/>
         <w:bCs/>
         <w:color w:themeColor="background1" w:val="FFFFFF"/>
@@ -5130,6 +5465,7 @@
         <w:spacing w:after="0" w:before="0" w:line="240" w:lineRule="auto"/>
       </w:pPr>
       <w:rPr>
+        <w:rFonts w:eastAsia="黑体"/>
         <w:b/>
         <w:bCs/>
       </w:rPr>
@@ -5145,12 +5481,14 @@
     </w:tblStylePr>
     <w:tblStylePr w:type="firstCol">
       <w:rPr>
+        <w:rFonts w:eastAsia="黑体"/>
         <w:b/>
         <w:bCs/>
       </w:rPr>
     </w:tblStylePr>
     <w:tblStylePr w:type="lastCol">
       <w:rPr>
+        <w:rFonts w:eastAsia="黑体"/>
         <w:b/>
         <w:bCs/>
       </w:rPr>
@@ -5208,6 +5546,7 @@
         <w:spacing w:after="0" w:before="0" w:line="240" w:lineRule="auto"/>
       </w:pPr>
       <w:rPr>
+        <w:rFonts w:eastAsia="黑体"/>
         <w:b/>
         <w:bCs/>
         <w:color w:themeColor="background1" w:val="FFFFFF"/>
@@ -5222,6 +5561,7 @@
         <w:spacing w:after="0" w:before="0" w:line="240" w:lineRule="auto"/>
       </w:pPr>
       <w:rPr>
+        <w:rFonts w:eastAsia="黑体"/>
         <w:b/>
         <w:bCs/>
       </w:rPr>
@@ -5237,12 +5577,14 @@
     </w:tblStylePr>
     <w:tblStylePr w:type="firstCol">
       <w:rPr>
+        <w:rFonts w:eastAsia="黑体"/>
         <w:b/>
         <w:bCs/>
       </w:rPr>
     </w:tblStylePr>
     <w:tblStylePr w:type="lastCol">
       <w:rPr>
+        <w:rFonts w:eastAsia="黑体"/>
         <w:b/>
         <w:bCs/>
       </w:rPr>
@@ -5302,7 +5644,7 @@
         <w:spacing w:after="0" w:before="0" w:line="240" w:lineRule="auto"/>
       </w:pPr>
       <w:rPr>
-        <w:rFonts w:asciiTheme="majorHAnsi" w:cstheme="majorBidi" w:eastAsiaTheme="majorEastAsia" w:hAnsiTheme="majorHAnsi"/>
+        <w:rFonts w:asciiTheme="majorHAnsi" w:cstheme="majorBidi" w:hAnsiTheme="majorHAnsi" w:eastAsia="黑体"/>
         <w:b/>
         <w:bCs/>
       </w:rPr>
@@ -5323,7 +5665,7 @@
         <w:spacing w:after="0" w:before="0" w:line="240" w:lineRule="auto"/>
       </w:pPr>
       <w:rPr>
-        <w:rFonts w:asciiTheme="majorHAnsi" w:cstheme="majorBidi" w:eastAsiaTheme="majorEastAsia" w:hAnsiTheme="majorHAnsi"/>
+        <w:rFonts w:asciiTheme="majorHAnsi" w:cstheme="majorBidi" w:hAnsiTheme="majorHAnsi" w:eastAsia="黑体"/>
         <w:b/>
         <w:bCs/>
       </w:rPr>
@@ -5341,14 +5683,14 @@
     </w:tblStylePr>
     <w:tblStylePr w:type="firstCol">
       <w:rPr>
-        <w:rFonts w:asciiTheme="majorHAnsi" w:cstheme="majorBidi" w:eastAsiaTheme="majorEastAsia" w:hAnsiTheme="majorHAnsi"/>
+        <w:rFonts w:asciiTheme="majorHAnsi" w:cstheme="majorBidi" w:hAnsiTheme="majorHAnsi" w:eastAsia="黑体"/>
         <w:b/>
         <w:bCs/>
       </w:rPr>
     </w:tblStylePr>
     <w:tblStylePr w:type="lastCol">
       <w:rPr>
-        <w:rFonts w:asciiTheme="majorHAnsi" w:cstheme="majorBidi" w:eastAsiaTheme="majorEastAsia" w:hAnsiTheme="majorHAnsi"/>
+        <w:rFonts w:asciiTheme="majorHAnsi" w:cstheme="majorBidi" w:hAnsiTheme="majorHAnsi" w:eastAsia="黑体"/>
         <w:b/>
         <w:bCs/>
       </w:rPr>
@@ -5432,7 +5774,7 @@
         <w:spacing w:after="0" w:before="0" w:line="240" w:lineRule="auto"/>
       </w:pPr>
       <w:rPr>
-        <w:rFonts w:asciiTheme="majorHAnsi" w:cstheme="majorBidi" w:eastAsiaTheme="majorEastAsia" w:hAnsiTheme="majorHAnsi"/>
+        <w:rFonts w:asciiTheme="majorHAnsi" w:cstheme="majorBidi" w:hAnsiTheme="majorHAnsi" w:eastAsia="黑体"/>
         <w:b/>
         <w:bCs/>
       </w:rPr>
@@ -5453,7 +5795,7 @@
         <w:spacing w:after="0" w:before="0" w:line="240" w:lineRule="auto"/>
       </w:pPr>
       <w:rPr>
-        <w:rFonts w:asciiTheme="majorHAnsi" w:cstheme="majorBidi" w:eastAsiaTheme="majorEastAsia" w:hAnsiTheme="majorHAnsi"/>
+        <w:rFonts w:asciiTheme="majorHAnsi" w:cstheme="majorBidi" w:hAnsiTheme="majorHAnsi" w:eastAsia="黑体"/>
         <w:b/>
         <w:bCs/>
       </w:rPr>
@@ -5471,14 +5813,14 @@
     </w:tblStylePr>
     <w:tblStylePr w:type="firstCol">
       <w:rPr>
-        <w:rFonts w:asciiTheme="majorHAnsi" w:cstheme="majorBidi" w:eastAsiaTheme="majorEastAsia" w:hAnsiTheme="majorHAnsi"/>
+        <w:rFonts w:asciiTheme="majorHAnsi" w:cstheme="majorBidi" w:hAnsiTheme="majorHAnsi" w:eastAsia="黑体"/>
         <w:b/>
         <w:bCs/>
       </w:rPr>
     </w:tblStylePr>
     <w:tblStylePr w:type="lastCol">
       <w:rPr>
-        <w:rFonts w:asciiTheme="majorHAnsi" w:cstheme="majorBidi" w:eastAsiaTheme="majorEastAsia" w:hAnsiTheme="majorHAnsi"/>
+        <w:rFonts w:asciiTheme="majorHAnsi" w:cstheme="majorBidi" w:hAnsiTheme="majorHAnsi" w:eastAsia="黑体"/>
         <w:b/>
         <w:bCs/>
       </w:rPr>
@@ -5562,7 +5904,7 @@
         <w:spacing w:after="0" w:before="0" w:line="240" w:lineRule="auto"/>
       </w:pPr>
       <w:rPr>
-        <w:rFonts w:asciiTheme="majorHAnsi" w:cstheme="majorBidi" w:eastAsiaTheme="majorEastAsia" w:hAnsiTheme="majorHAnsi"/>
+        <w:rFonts w:asciiTheme="majorHAnsi" w:cstheme="majorBidi" w:hAnsiTheme="majorHAnsi" w:eastAsia="黑体"/>
         <w:b/>
         <w:bCs/>
       </w:rPr>
@@ -5583,7 +5925,7 @@
         <w:spacing w:after="0" w:before="0" w:line="240" w:lineRule="auto"/>
       </w:pPr>
       <w:rPr>
-        <w:rFonts w:asciiTheme="majorHAnsi" w:cstheme="majorBidi" w:eastAsiaTheme="majorEastAsia" w:hAnsiTheme="majorHAnsi"/>
+        <w:rFonts w:asciiTheme="majorHAnsi" w:cstheme="majorBidi" w:hAnsiTheme="majorHAnsi" w:eastAsia="黑体"/>
         <w:b/>
         <w:bCs/>
       </w:rPr>
@@ -5601,14 +5943,14 @@
     </w:tblStylePr>
     <w:tblStylePr w:type="firstCol">
       <w:rPr>
-        <w:rFonts w:asciiTheme="majorHAnsi" w:cstheme="majorBidi" w:eastAsiaTheme="majorEastAsia" w:hAnsiTheme="majorHAnsi"/>
+        <w:rFonts w:asciiTheme="majorHAnsi" w:cstheme="majorBidi" w:hAnsiTheme="majorHAnsi" w:eastAsia="黑体"/>
         <w:b/>
         <w:bCs/>
       </w:rPr>
     </w:tblStylePr>
     <w:tblStylePr w:type="lastCol">
       <w:rPr>
-        <w:rFonts w:asciiTheme="majorHAnsi" w:cstheme="majorBidi" w:eastAsiaTheme="majorEastAsia" w:hAnsiTheme="majorHAnsi"/>
+        <w:rFonts w:asciiTheme="majorHAnsi" w:cstheme="majorBidi" w:hAnsiTheme="majorHAnsi" w:eastAsia="黑体"/>
         <w:b/>
         <w:bCs/>
       </w:rPr>
@@ -5692,7 +6034,7 @@
         <w:spacing w:after="0" w:before="0" w:line="240" w:lineRule="auto"/>
       </w:pPr>
       <w:rPr>
-        <w:rFonts w:asciiTheme="majorHAnsi" w:cstheme="majorBidi" w:eastAsiaTheme="majorEastAsia" w:hAnsiTheme="majorHAnsi"/>
+        <w:rFonts w:asciiTheme="majorHAnsi" w:cstheme="majorBidi" w:hAnsiTheme="majorHAnsi" w:eastAsia="黑体"/>
         <w:b/>
         <w:bCs/>
       </w:rPr>
@@ -5713,7 +6055,7 @@
         <w:spacing w:after="0" w:before="0" w:line="240" w:lineRule="auto"/>
       </w:pPr>
       <w:rPr>
-        <w:rFonts w:asciiTheme="majorHAnsi" w:cstheme="majorBidi" w:eastAsiaTheme="majorEastAsia" w:hAnsiTheme="majorHAnsi"/>
+        <w:rFonts w:asciiTheme="majorHAnsi" w:cstheme="majorBidi" w:hAnsiTheme="majorHAnsi" w:eastAsia="黑体"/>
         <w:b/>
         <w:bCs/>
       </w:rPr>
@@ -5731,14 +6073,14 @@
     </w:tblStylePr>
     <w:tblStylePr w:type="firstCol">
       <w:rPr>
-        <w:rFonts w:asciiTheme="majorHAnsi" w:cstheme="majorBidi" w:eastAsiaTheme="majorEastAsia" w:hAnsiTheme="majorHAnsi"/>
+        <w:rFonts w:asciiTheme="majorHAnsi" w:cstheme="majorBidi" w:hAnsiTheme="majorHAnsi" w:eastAsia="黑体"/>
         <w:b/>
         <w:bCs/>
       </w:rPr>
     </w:tblStylePr>
     <w:tblStylePr w:type="lastCol">
       <w:rPr>
-        <w:rFonts w:asciiTheme="majorHAnsi" w:cstheme="majorBidi" w:eastAsiaTheme="majorEastAsia" w:hAnsiTheme="majorHAnsi"/>
+        <w:rFonts w:asciiTheme="majorHAnsi" w:cstheme="majorBidi" w:hAnsiTheme="majorHAnsi" w:eastAsia="黑体"/>
         <w:b/>
         <w:bCs/>
       </w:rPr>
@@ -5822,7 +6164,7 @@
         <w:spacing w:after="0" w:before="0" w:line="240" w:lineRule="auto"/>
       </w:pPr>
       <w:rPr>
-        <w:rFonts w:asciiTheme="majorHAnsi" w:cstheme="majorBidi" w:eastAsiaTheme="majorEastAsia" w:hAnsiTheme="majorHAnsi"/>
+        <w:rFonts w:asciiTheme="majorHAnsi" w:cstheme="majorBidi" w:hAnsiTheme="majorHAnsi" w:eastAsia="黑体"/>
         <w:b/>
         <w:bCs/>
       </w:rPr>
@@ -5843,7 +6185,7 @@
         <w:spacing w:after="0" w:before="0" w:line="240" w:lineRule="auto"/>
       </w:pPr>
       <w:rPr>
-        <w:rFonts w:asciiTheme="majorHAnsi" w:cstheme="majorBidi" w:eastAsiaTheme="majorEastAsia" w:hAnsiTheme="majorHAnsi"/>
+        <w:rFonts w:asciiTheme="majorHAnsi" w:cstheme="majorBidi" w:hAnsiTheme="majorHAnsi" w:eastAsia="黑体"/>
         <w:b/>
         <w:bCs/>
       </w:rPr>
@@ -5861,14 +6203,14 @@
     </w:tblStylePr>
     <w:tblStylePr w:type="firstCol">
       <w:rPr>
-        <w:rFonts w:asciiTheme="majorHAnsi" w:cstheme="majorBidi" w:eastAsiaTheme="majorEastAsia" w:hAnsiTheme="majorHAnsi"/>
+        <w:rFonts w:asciiTheme="majorHAnsi" w:cstheme="majorBidi" w:hAnsiTheme="majorHAnsi" w:eastAsia="黑体"/>
         <w:b/>
         <w:bCs/>
       </w:rPr>
     </w:tblStylePr>
     <w:tblStylePr w:type="lastCol">
       <w:rPr>
-        <w:rFonts w:asciiTheme="majorHAnsi" w:cstheme="majorBidi" w:eastAsiaTheme="majorEastAsia" w:hAnsiTheme="majorHAnsi"/>
+        <w:rFonts w:asciiTheme="majorHAnsi" w:cstheme="majorBidi" w:hAnsiTheme="majorHAnsi" w:eastAsia="黑体"/>
         <w:b/>
         <w:bCs/>
       </w:rPr>
@@ -5952,7 +6294,7 @@
         <w:spacing w:after="0" w:before="0" w:line="240" w:lineRule="auto"/>
       </w:pPr>
       <w:rPr>
-        <w:rFonts w:asciiTheme="majorHAnsi" w:cstheme="majorBidi" w:eastAsiaTheme="majorEastAsia" w:hAnsiTheme="majorHAnsi"/>
+        <w:rFonts w:asciiTheme="majorHAnsi" w:cstheme="majorBidi" w:hAnsiTheme="majorHAnsi" w:eastAsia="黑体"/>
         <w:b/>
         <w:bCs/>
       </w:rPr>
@@ -5973,7 +6315,7 @@
         <w:spacing w:after="0" w:before="0" w:line="240" w:lineRule="auto"/>
       </w:pPr>
       <w:rPr>
-        <w:rFonts w:asciiTheme="majorHAnsi" w:cstheme="majorBidi" w:eastAsiaTheme="majorEastAsia" w:hAnsiTheme="majorHAnsi"/>
+        <w:rFonts w:asciiTheme="majorHAnsi" w:cstheme="majorBidi" w:hAnsiTheme="majorHAnsi" w:eastAsia="黑体"/>
         <w:b/>
         <w:bCs/>
       </w:rPr>
@@ -5991,14 +6333,14 @@
     </w:tblStylePr>
     <w:tblStylePr w:type="firstCol">
       <w:rPr>
-        <w:rFonts w:asciiTheme="majorHAnsi" w:cstheme="majorBidi" w:eastAsiaTheme="majorEastAsia" w:hAnsiTheme="majorHAnsi"/>
+        <w:rFonts w:asciiTheme="majorHAnsi" w:cstheme="majorBidi" w:hAnsiTheme="majorHAnsi" w:eastAsia="黑体"/>
         <w:b/>
         <w:bCs/>
       </w:rPr>
     </w:tblStylePr>
     <w:tblStylePr w:type="lastCol">
       <w:rPr>
-        <w:rFonts w:asciiTheme="majorHAnsi" w:cstheme="majorBidi" w:eastAsiaTheme="majorEastAsia" w:hAnsiTheme="majorHAnsi"/>
+        <w:rFonts w:asciiTheme="majorHAnsi" w:cstheme="majorBidi" w:hAnsiTheme="majorHAnsi" w:eastAsia="黑体"/>
         <w:b/>
         <w:bCs/>
       </w:rPr>
@@ -6082,7 +6424,7 @@
         <w:spacing w:after="0" w:before="0" w:line="240" w:lineRule="auto"/>
       </w:pPr>
       <w:rPr>
-        <w:rFonts w:asciiTheme="majorHAnsi" w:cstheme="majorBidi" w:eastAsiaTheme="majorEastAsia" w:hAnsiTheme="majorHAnsi"/>
+        <w:rFonts w:asciiTheme="majorHAnsi" w:cstheme="majorBidi" w:hAnsiTheme="majorHAnsi" w:eastAsia="黑体"/>
         <w:b/>
         <w:bCs/>
       </w:rPr>
@@ -6103,7 +6445,7 @@
         <w:spacing w:after="0" w:before="0" w:line="240" w:lineRule="auto"/>
       </w:pPr>
       <w:rPr>
-        <w:rFonts w:asciiTheme="majorHAnsi" w:cstheme="majorBidi" w:eastAsiaTheme="majorEastAsia" w:hAnsiTheme="majorHAnsi"/>
+        <w:rFonts w:asciiTheme="majorHAnsi" w:cstheme="majorBidi" w:hAnsiTheme="majorHAnsi" w:eastAsia="黑体"/>
         <w:b/>
         <w:bCs/>
       </w:rPr>
@@ -6121,14 +6463,14 @@
     </w:tblStylePr>
     <w:tblStylePr w:type="firstCol">
       <w:rPr>
-        <w:rFonts w:asciiTheme="majorHAnsi" w:cstheme="majorBidi" w:eastAsiaTheme="majorEastAsia" w:hAnsiTheme="majorHAnsi"/>
+        <w:rFonts w:asciiTheme="majorHAnsi" w:cstheme="majorBidi" w:hAnsiTheme="majorHAnsi" w:eastAsia="黑体"/>
         <w:b/>
         <w:bCs/>
       </w:rPr>
     </w:tblStylePr>
     <w:tblStylePr w:type="lastCol">
       <w:rPr>
-        <w:rFonts w:asciiTheme="majorHAnsi" w:cstheme="majorBidi" w:eastAsiaTheme="majorEastAsia" w:hAnsiTheme="majorHAnsi"/>
+        <w:rFonts w:asciiTheme="majorHAnsi" w:cstheme="majorBidi" w:hAnsiTheme="majorHAnsi" w:eastAsia="黑体"/>
         <w:b/>
         <w:bCs/>
       </w:rPr>
@@ -6211,6 +6553,7 @@
         <w:spacing w:after="0" w:before="0" w:line="240" w:lineRule="auto"/>
       </w:pPr>
       <w:rPr>
+        <w:rFonts w:eastAsia="黑体"/>
         <w:b/>
         <w:bCs/>
         <w:color w:themeColor="background1" w:val="FFFFFF"/>
@@ -6233,6 +6576,7 @@
         <w:spacing w:after="0" w:before="0" w:line="240" w:lineRule="auto"/>
       </w:pPr>
       <w:rPr>
+        <w:rFonts w:eastAsia="黑体"/>
         <w:b/>
         <w:bCs/>
       </w:rPr>
@@ -6250,12 +6594,14 @@
     </w:tblStylePr>
     <w:tblStylePr w:type="firstCol">
       <w:rPr>
+        <w:rFonts w:eastAsia="黑体"/>
         <w:b/>
         <w:bCs/>
       </w:rPr>
     </w:tblStylePr>
     <w:tblStylePr w:type="lastCol">
       <w:rPr>
+        <w:rFonts w:eastAsia="黑体"/>
         <w:b/>
         <w:bCs/>
       </w:rPr>
@@ -6317,6 +6663,7 @@
         <w:spacing w:after="0" w:before="0" w:line="240" w:lineRule="auto"/>
       </w:pPr>
       <w:rPr>
+        <w:rFonts w:eastAsia="黑体"/>
         <w:b/>
         <w:bCs/>
         <w:color w:themeColor="background1" w:val="FFFFFF"/>
@@ -6339,6 +6686,7 @@
         <w:spacing w:after="0" w:before="0" w:line="240" w:lineRule="auto"/>
       </w:pPr>
       <w:rPr>
+        <w:rFonts w:eastAsia="黑体"/>
         <w:b/>
         <w:bCs/>
       </w:rPr>
@@ -6356,12 +6704,14 @@
     </w:tblStylePr>
     <w:tblStylePr w:type="firstCol">
       <w:rPr>
+        <w:rFonts w:eastAsia="黑体"/>
         <w:b/>
         <w:bCs/>
       </w:rPr>
     </w:tblStylePr>
     <w:tblStylePr w:type="lastCol">
       <w:rPr>
+        <w:rFonts w:eastAsia="黑体"/>
         <w:b/>
         <w:bCs/>
       </w:rPr>
@@ -6423,6 +6773,7 @@
         <w:spacing w:after="0" w:before="0" w:line="240" w:lineRule="auto"/>
       </w:pPr>
       <w:rPr>
+        <w:rFonts w:eastAsia="黑体"/>
         <w:b/>
         <w:bCs/>
         <w:color w:themeColor="background1" w:val="FFFFFF"/>
@@ -6445,6 +6796,7 @@
         <w:spacing w:after="0" w:before="0" w:line="240" w:lineRule="auto"/>
       </w:pPr>
       <w:rPr>
+        <w:rFonts w:eastAsia="黑体"/>
         <w:b/>
         <w:bCs/>
       </w:rPr>
@@ -6462,12 +6814,14 @@
     </w:tblStylePr>
     <w:tblStylePr w:type="firstCol">
       <w:rPr>
+        <w:rFonts w:eastAsia="黑体"/>
         <w:b/>
         <w:bCs/>
       </w:rPr>
     </w:tblStylePr>
     <w:tblStylePr w:type="lastCol">
       <w:rPr>
+        <w:rFonts w:eastAsia="黑体"/>
         <w:b/>
         <w:bCs/>
       </w:rPr>
@@ -6529,6 +6883,7 @@
         <w:spacing w:after="0" w:before="0" w:line="240" w:lineRule="auto"/>
       </w:pPr>
       <w:rPr>
+        <w:rFonts w:eastAsia="黑体"/>
         <w:b/>
         <w:bCs/>
         <w:color w:themeColor="background1" w:val="FFFFFF"/>
@@ -6551,6 +6906,7 @@
         <w:spacing w:after="0" w:before="0" w:line="240" w:lineRule="auto"/>
       </w:pPr>
       <w:rPr>
+        <w:rFonts w:eastAsia="黑体"/>
         <w:b/>
         <w:bCs/>
       </w:rPr>
@@ -6568,12 +6924,14 @@
     </w:tblStylePr>
     <w:tblStylePr w:type="firstCol">
       <w:rPr>
+        <w:rFonts w:eastAsia="黑体"/>
         <w:b/>
         <w:bCs/>
       </w:rPr>
     </w:tblStylePr>
     <w:tblStylePr w:type="lastCol">
       <w:rPr>
+        <w:rFonts w:eastAsia="黑体"/>
         <w:b/>
         <w:bCs/>
       </w:rPr>
@@ -6635,6 +6993,7 @@
         <w:spacing w:after="0" w:before="0" w:line="240" w:lineRule="auto"/>
       </w:pPr>
       <w:rPr>
+        <w:rFonts w:eastAsia="黑体"/>
         <w:b/>
         <w:bCs/>
         <w:color w:themeColor="background1" w:val="FFFFFF"/>
@@ -6657,6 +7016,7 @@
         <w:spacing w:after="0" w:before="0" w:line="240" w:lineRule="auto"/>
       </w:pPr>
       <w:rPr>
+        <w:rFonts w:eastAsia="黑体"/>
         <w:b/>
         <w:bCs/>
       </w:rPr>
@@ -6674,12 +7034,14 @@
     </w:tblStylePr>
     <w:tblStylePr w:type="firstCol">
       <w:rPr>
+        <w:rFonts w:eastAsia="黑体"/>
         <w:b/>
         <w:bCs/>
       </w:rPr>
     </w:tblStylePr>
     <w:tblStylePr w:type="lastCol">
       <w:rPr>
+        <w:rFonts w:eastAsia="黑体"/>
         <w:b/>
         <w:bCs/>
       </w:rPr>
@@ -6741,6 +7103,7 @@
         <w:spacing w:after="0" w:before="0" w:line="240" w:lineRule="auto"/>
       </w:pPr>
       <w:rPr>
+        <w:rFonts w:eastAsia="黑体"/>
         <w:b/>
         <w:bCs/>
         <w:color w:themeColor="background1" w:val="FFFFFF"/>
@@ -6763,6 +7126,7 @@
         <w:spacing w:after="0" w:before="0" w:line="240" w:lineRule="auto"/>
       </w:pPr>
       <w:rPr>
+        <w:rFonts w:eastAsia="黑体"/>
         <w:b/>
         <w:bCs/>
       </w:rPr>
@@ -6780,12 +7144,14 @@
     </w:tblStylePr>
     <w:tblStylePr w:type="firstCol">
       <w:rPr>
+        <w:rFonts w:eastAsia="黑体"/>
         <w:b/>
         <w:bCs/>
       </w:rPr>
     </w:tblStylePr>
     <w:tblStylePr w:type="lastCol">
       <w:rPr>
+        <w:rFonts w:eastAsia="黑体"/>
         <w:b/>
         <w:bCs/>
       </w:rPr>
@@ -6847,6 +7213,7 @@
         <w:spacing w:after="0" w:before="0" w:line="240" w:lineRule="auto"/>
       </w:pPr>
       <w:rPr>
+        <w:rFonts w:eastAsia="黑体"/>
         <w:b/>
         <w:bCs/>
         <w:color w:themeColor="background1" w:val="FFFFFF"/>
@@ -6869,6 +7236,7 @@
         <w:spacing w:after="0" w:before="0" w:line="240" w:lineRule="auto"/>
       </w:pPr>
       <w:rPr>
+        <w:rFonts w:eastAsia="黑体"/>
         <w:b/>
         <w:bCs/>
       </w:rPr>
@@ -6886,12 +7254,14 @@
     </w:tblStylePr>
     <w:tblStylePr w:type="firstCol">
       <w:rPr>
+        <w:rFonts w:eastAsia="黑体"/>
         <w:b/>
         <w:bCs/>
       </w:rPr>
     </w:tblStylePr>
     <w:tblStylePr w:type="lastCol">
       <w:rPr>
+        <w:rFonts w:eastAsia="黑体"/>
         <w:b/>
         <w:bCs/>
       </w:rPr>
@@ -6950,6 +7320,7 @@
         <w:spacing w:after="0" w:before="0" w:line="240" w:lineRule="auto"/>
       </w:pPr>
       <w:rPr>
+        <w:rFonts w:eastAsia="黑体"/>
         <w:b/>
         <w:bCs/>
         <w:color w:themeColor="background1" w:val="FFFFFF"/>
@@ -6972,6 +7343,7 @@
         <w:spacing w:after="0" w:before="0" w:line="240" w:lineRule="auto"/>
       </w:pPr>
       <w:rPr>
+        <w:rFonts w:eastAsia="黑体"/>
         <w:color w:val="auto"/>
       </w:rPr>
       <w:tblPr/>
@@ -6989,6 +7361,7 @@
     </w:tblStylePr>
     <w:tblStylePr w:type="firstCol">
       <w:rPr>
+        <w:rFonts w:eastAsia="黑体"/>
         <w:b/>
         <w:bCs/>
         <w:color w:themeColor="background1" w:val="FFFFFF"/>
@@ -7008,6 +7381,7 @@
     </w:tblStylePr>
     <w:tblStylePr w:type="lastCol">
       <w:rPr>
+        <w:rFonts w:eastAsia="黑体"/>
         <w:b/>
         <w:bCs/>
         <w:color w:themeColor="background1" w:val="FFFFFF"/>
@@ -7056,6 +7430,7 @@
     </w:tblStylePr>
     <w:tblStylePr w:type="nwCell">
       <w:rPr>
+        <w:rFonts w:eastAsia="黑体"/>
         <w:color w:themeColor="background1" w:val="FFFFFF"/>
       </w:rPr>
       <w:tblPr/>
@@ -7099,6 +7474,7 @@
         <w:spacing w:after="0" w:before="0" w:line="240" w:lineRule="auto"/>
       </w:pPr>
       <w:rPr>
+        <w:rFonts w:eastAsia="黑体"/>
         <w:b/>
         <w:bCs/>
         <w:color w:themeColor="background1" w:val="FFFFFF"/>
@@ -7121,6 +7497,7 @@
         <w:spacing w:after="0" w:before="0" w:line="240" w:lineRule="auto"/>
       </w:pPr>
       <w:rPr>
+        <w:rFonts w:eastAsia="黑体"/>
         <w:color w:val="auto"/>
       </w:rPr>
       <w:tblPr/>
@@ -7138,6 +7515,7 @@
     </w:tblStylePr>
     <w:tblStylePr w:type="firstCol">
       <w:rPr>
+        <w:rFonts w:eastAsia="黑体"/>
         <w:b/>
         <w:bCs/>
         <w:color w:themeColor="background1" w:val="FFFFFF"/>
@@ -7157,6 +7535,7 @@
     </w:tblStylePr>
     <w:tblStylePr w:type="lastCol">
       <w:rPr>
+        <w:rFonts w:eastAsia="黑体"/>
         <w:b/>
         <w:bCs/>
         <w:color w:themeColor="background1" w:val="FFFFFF"/>
@@ -7205,6 +7584,7 @@
     </w:tblStylePr>
     <w:tblStylePr w:type="nwCell">
       <w:rPr>
+        <w:rFonts w:eastAsia="黑体"/>
         <w:color w:themeColor="background1" w:val="FFFFFF"/>
       </w:rPr>
       <w:tblPr/>
@@ -7248,6 +7628,7 @@
         <w:spacing w:after="0" w:before="0" w:line="240" w:lineRule="auto"/>
       </w:pPr>
       <w:rPr>
+        <w:rFonts w:eastAsia="黑体"/>
         <w:b/>
         <w:bCs/>
         <w:color w:themeColor="background1" w:val="FFFFFF"/>
@@ -7270,6 +7651,7 @@
         <w:spacing w:after="0" w:before="0" w:line="240" w:lineRule="auto"/>
       </w:pPr>
       <w:rPr>
+        <w:rFonts w:eastAsia="黑体"/>
         <w:color w:val="auto"/>
       </w:rPr>
       <w:tblPr/>
@@ -7287,6 +7669,7 @@
     </w:tblStylePr>
     <w:tblStylePr w:type="firstCol">
       <w:rPr>
+        <w:rFonts w:eastAsia="黑体"/>
         <w:b/>
         <w:bCs/>
         <w:color w:themeColor="background1" w:val="FFFFFF"/>
@@ -7306,6 +7689,7 @@
     </w:tblStylePr>
     <w:tblStylePr w:type="lastCol">
       <w:rPr>
+        <w:rFonts w:eastAsia="黑体"/>
         <w:b/>
         <w:bCs/>
         <w:color w:themeColor="background1" w:val="FFFFFF"/>
@@ -7354,6 +7738,7 @@
     </w:tblStylePr>
     <w:tblStylePr w:type="nwCell">
       <w:rPr>
+        <w:rFonts w:eastAsia="黑体"/>
         <w:color w:themeColor="background1" w:val="FFFFFF"/>
       </w:rPr>
       <w:tblPr/>
@@ -7397,6 +7782,7 @@
         <w:spacing w:after="0" w:before="0" w:line="240" w:lineRule="auto"/>
       </w:pPr>
       <w:rPr>
+        <w:rFonts w:eastAsia="黑体"/>
         <w:b/>
         <w:bCs/>
         <w:color w:themeColor="background1" w:val="FFFFFF"/>
@@ -7419,6 +7805,7 @@
         <w:spacing w:after="0" w:before="0" w:line="240" w:lineRule="auto"/>
       </w:pPr>
       <w:rPr>
+        <w:rFonts w:eastAsia="黑体"/>
         <w:color w:val="auto"/>
       </w:rPr>
       <w:tblPr/>
@@ -7436,6 +7823,7 @@
     </w:tblStylePr>
     <w:tblStylePr w:type="firstCol">
       <w:rPr>
+        <w:rFonts w:eastAsia="黑体"/>
         <w:b/>
         <w:bCs/>
         <w:color w:themeColor="background1" w:val="FFFFFF"/>
@@ -7455,6 +7843,7 @@
     </w:tblStylePr>
     <w:tblStylePr w:type="lastCol">
       <w:rPr>
+        <w:rFonts w:eastAsia="黑体"/>
         <w:b/>
         <w:bCs/>
         <w:color w:themeColor="background1" w:val="FFFFFF"/>
@@ -7503,6 +7892,7 @@
     </w:tblStylePr>
     <w:tblStylePr w:type="nwCell">
       <w:rPr>
+        <w:rFonts w:eastAsia="黑体"/>
         <w:color w:themeColor="background1" w:val="FFFFFF"/>
       </w:rPr>
       <w:tblPr/>
@@ -7546,6 +7936,7 @@
         <w:spacing w:after="0" w:before="0" w:line="240" w:lineRule="auto"/>
       </w:pPr>
       <w:rPr>
+        <w:rFonts w:eastAsia="黑体"/>
         <w:b/>
         <w:bCs/>
         <w:color w:themeColor="background1" w:val="FFFFFF"/>
@@ -7568,6 +7959,7 @@
         <w:spacing w:after="0" w:before="0" w:line="240" w:lineRule="auto"/>
       </w:pPr>
       <w:rPr>
+        <w:rFonts w:eastAsia="黑体"/>
         <w:color w:val="auto"/>
       </w:rPr>
       <w:tblPr/>
@@ -7585,6 +7977,7 @@
     </w:tblStylePr>
     <w:tblStylePr w:type="firstCol">
       <w:rPr>
+        <w:rFonts w:eastAsia="黑体"/>
         <w:b/>
         <w:bCs/>
         <w:color w:themeColor="background1" w:val="FFFFFF"/>
@@ -7604,6 +7997,7 @@
     </w:tblStylePr>
     <w:tblStylePr w:type="lastCol">
       <w:rPr>
+        <w:rFonts w:eastAsia="黑体"/>
         <w:b/>
         <w:bCs/>
         <w:color w:themeColor="background1" w:val="FFFFFF"/>
@@ -7652,6 +8046,7 @@
     </w:tblStylePr>
     <w:tblStylePr w:type="nwCell">
       <w:rPr>
+        <w:rFonts w:eastAsia="黑体"/>
         <w:color w:themeColor="background1" w:val="FFFFFF"/>
       </w:rPr>
       <w:tblPr/>
@@ -7695,6 +8090,7 @@
         <w:spacing w:after="0" w:before="0" w:line="240" w:lineRule="auto"/>
       </w:pPr>
       <w:rPr>
+        <w:rFonts w:eastAsia="黑体"/>
         <w:b/>
         <w:bCs/>
         <w:color w:themeColor="background1" w:val="FFFFFF"/>
@@ -7717,6 +8113,7 @@
         <w:spacing w:after="0" w:before="0" w:line="240" w:lineRule="auto"/>
       </w:pPr>
       <w:rPr>
+        <w:rFonts w:eastAsia="黑体"/>
         <w:color w:val="auto"/>
       </w:rPr>
       <w:tblPr/>
@@ -7734,6 +8131,7 @@
     </w:tblStylePr>
     <w:tblStylePr w:type="firstCol">
       <w:rPr>
+        <w:rFonts w:eastAsia="黑体"/>
         <w:b/>
         <w:bCs/>
         <w:color w:themeColor="background1" w:val="FFFFFF"/>
@@ -7753,6 +8151,7 @@
     </w:tblStylePr>
     <w:tblStylePr w:type="lastCol">
       <w:rPr>
+        <w:rFonts w:eastAsia="黑体"/>
         <w:b/>
         <w:bCs/>
         <w:color w:themeColor="background1" w:val="FFFFFF"/>
@@ -7801,6 +8200,7 @@
     </w:tblStylePr>
     <w:tblStylePr w:type="nwCell">
       <w:rPr>
+        <w:rFonts w:eastAsia="黑体"/>
         <w:color w:themeColor="background1" w:val="FFFFFF"/>
       </w:rPr>
       <w:tblPr/>
@@ -7844,6 +8244,7 @@
         <w:spacing w:after="0" w:before="0" w:line="240" w:lineRule="auto"/>
       </w:pPr>
       <w:rPr>
+        <w:rFonts w:eastAsia="黑体"/>
         <w:b/>
         <w:bCs/>
         <w:color w:themeColor="background1" w:val="FFFFFF"/>
@@ -7866,6 +8267,7 @@
         <w:spacing w:after="0" w:before="0" w:line="240" w:lineRule="auto"/>
       </w:pPr>
       <w:rPr>
+        <w:rFonts w:eastAsia="黑体"/>
         <w:color w:val="auto"/>
       </w:rPr>
       <w:tblPr/>
@@ -7883,6 +8285,7 @@
     </w:tblStylePr>
     <w:tblStylePr w:type="firstCol">
       <w:rPr>
+        <w:rFonts w:eastAsia="黑体"/>
         <w:b/>
         <w:bCs/>
         <w:color w:themeColor="background1" w:val="FFFFFF"/>
@@ -7902,6 +8305,7 @@
     </w:tblStylePr>
     <w:tblStylePr w:type="lastCol">
       <w:rPr>
+        <w:rFonts w:eastAsia="黑体"/>
         <w:b/>
         <w:bCs/>
         <w:color w:themeColor="background1" w:val="FFFFFF"/>
@@ -7950,6 +8354,7 @@
     </w:tblStylePr>
     <w:tblStylePr w:type="nwCell">
       <w:rPr>
+        <w:rFonts w:eastAsia="黑体"/>
         <w:color w:themeColor="background1" w:val="FFFFFF"/>
       </w:rPr>
       <w:tblPr/>
@@ -7974,6 +8379,7 @@
       <w:spacing w:after="0" w:line="240" w:lineRule="auto"/>
     </w:pPr>
     <w:rPr>
+      <w:rFonts w:eastAsia="黑体"/>
       <w:color w:themeColor="text1" w:val="000000"/>
     </w:rPr>
     <w:tblPr>
@@ -7993,7 +8399,7 @@
     </w:tblPr>
     <w:tblStylePr w:type="firstRow">
       <w:rPr>
-        <w:rFonts w:asciiTheme="majorHAnsi" w:cstheme="majorBidi" w:eastAsiaTheme="majorEastAsia" w:hAnsiTheme="majorHAnsi"/>
+        <w:rFonts w:asciiTheme="majorHAnsi" w:cstheme="majorBidi" w:hAnsiTheme="majorHAnsi" w:eastAsia="黑体"/>
       </w:rPr>
       <w:tblPr/>
       <w:tcPr>
@@ -8005,6 +8411,7 @@
     </w:tblStylePr>
     <w:tblStylePr w:type="lastRow">
       <w:rPr>
+        <w:rFonts w:eastAsia="黑体"/>
         <w:b/>
         <w:bCs/>
         <w:color w:themeColor="text2" w:val="1F497D"/>
@@ -8019,12 +8426,14 @@
     </w:tblStylePr>
     <w:tblStylePr w:type="firstCol">
       <w:rPr>
+        <w:rFonts w:eastAsia="黑体"/>
         <w:b/>
         <w:bCs/>
       </w:rPr>
     </w:tblStylePr>
     <w:tblStylePr w:type="lastCol">
       <w:rPr>
+        <w:rFonts w:eastAsia="黑体"/>
         <w:b/>
         <w:bCs/>
       </w:rPr>
@@ -8058,6 +8467,7 @@
       <w:spacing w:after="0" w:line="240" w:lineRule="auto"/>
     </w:pPr>
     <w:rPr>
+      <w:rFonts w:eastAsia="黑体"/>
       <w:color w:themeColor="text1" w:val="000000"/>
     </w:rPr>
     <w:tblPr>
@@ -8077,7 +8487,7 @@
     </w:tblPr>
     <w:tblStylePr w:type="firstRow">
       <w:rPr>
-        <w:rFonts w:asciiTheme="majorHAnsi" w:cstheme="majorBidi" w:eastAsiaTheme="majorEastAsia" w:hAnsiTheme="majorHAnsi"/>
+        <w:rFonts w:asciiTheme="majorHAnsi" w:cstheme="majorBidi" w:hAnsiTheme="majorHAnsi" w:eastAsia="黑体"/>
       </w:rPr>
       <w:tblPr/>
       <w:tcPr>
@@ -8089,6 +8499,7 @@
     </w:tblStylePr>
     <w:tblStylePr w:type="lastRow">
       <w:rPr>
+        <w:rFonts w:eastAsia="黑体"/>
         <w:b/>
         <w:bCs/>
         <w:color w:themeColor="text2" w:val="1F497D"/>
@@ -8103,12 +8514,14 @@
     </w:tblStylePr>
     <w:tblStylePr w:type="firstCol">
       <w:rPr>
+        <w:rFonts w:eastAsia="黑体"/>
         <w:b/>
         <w:bCs/>
       </w:rPr>
     </w:tblStylePr>
     <w:tblStylePr w:type="lastCol">
       <w:rPr>
+        <w:rFonts w:eastAsia="黑体"/>
         <w:b/>
         <w:bCs/>
       </w:rPr>
@@ -8142,6 +8555,7 @@
       <w:spacing w:after="0" w:line="240" w:lineRule="auto"/>
     </w:pPr>
     <w:rPr>
+      <w:rFonts w:eastAsia="黑体"/>
       <w:color w:themeColor="text1" w:val="000000"/>
     </w:rPr>
     <w:tblPr>
@@ -8161,7 +8575,7 @@
     </w:tblPr>
     <w:tblStylePr w:type="firstRow">
       <w:rPr>
-        <w:rFonts w:asciiTheme="majorHAnsi" w:cstheme="majorBidi" w:eastAsiaTheme="majorEastAsia" w:hAnsiTheme="majorHAnsi"/>
+        <w:rFonts w:asciiTheme="majorHAnsi" w:cstheme="majorBidi" w:hAnsiTheme="majorHAnsi" w:eastAsia="黑体"/>
       </w:rPr>
       <w:tblPr/>
       <w:tcPr>
@@ -8173,6 +8587,7 @@
     </w:tblStylePr>
     <w:tblStylePr w:type="lastRow">
       <w:rPr>
+        <w:rFonts w:eastAsia="黑体"/>
         <w:b/>
         <w:bCs/>
         <w:color w:themeColor="text2" w:val="1F497D"/>
@@ -8187,12 +8602,14 @@
     </w:tblStylePr>
     <w:tblStylePr w:type="firstCol">
       <w:rPr>
+        <w:rFonts w:eastAsia="黑体"/>
         <w:b/>
         <w:bCs/>
       </w:rPr>
     </w:tblStylePr>
     <w:tblStylePr w:type="lastCol">
       <w:rPr>
+        <w:rFonts w:eastAsia="黑体"/>
         <w:b/>
         <w:bCs/>
       </w:rPr>
@@ -8226,6 +8643,7 @@
       <w:spacing w:after="0" w:line="240" w:lineRule="auto"/>
     </w:pPr>
     <w:rPr>
+      <w:rFonts w:eastAsia="黑体"/>
       <w:color w:themeColor="text1" w:val="000000"/>
     </w:rPr>
     <w:tblPr>
@@ -8245,7 +8663,7 @@
     </w:tblPr>
     <w:tblStylePr w:type="firstRow">
       <w:rPr>
-        <w:rFonts w:asciiTheme="majorHAnsi" w:cstheme="majorBidi" w:eastAsiaTheme="majorEastAsia" w:hAnsiTheme="majorHAnsi"/>
+        <w:rFonts w:asciiTheme="majorHAnsi" w:cstheme="majorBidi" w:hAnsiTheme="majorHAnsi" w:eastAsia="黑体"/>
       </w:rPr>
       <w:tblPr/>
       <w:tcPr>
@@ -8257,6 +8675,7 @@
     </w:tblStylePr>
     <w:tblStylePr w:type="lastRow">
       <w:rPr>
+        <w:rFonts w:eastAsia="黑体"/>
         <w:b/>
         <w:bCs/>
         <w:color w:themeColor="text2" w:val="1F497D"/>
@@ -8271,12 +8690,14 @@
     </w:tblStylePr>
     <w:tblStylePr w:type="firstCol">
       <w:rPr>
+        <w:rFonts w:eastAsia="黑体"/>
         <w:b/>
         <w:bCs/>
       </w:rPr>
     </w:tblStylePr>
     <w:tblStylePr w:type="lastCol">
       <w:rPr>
+        <w:rFonts w:eastAsia="黑体"/>
         <w:b/>
         <w:bCs/>
       </w:rPr>
@@ -8310,6 +8731,7 @@
       <w:spacing w:after="0" w:line="240" w:lineRule="auto"/>
     </w:pPr>
     <w:rPr>
+      <w:rFonts w:eastAsia="黑体"/>
       <w:color w:themeColor="text1" w:val="000000"/>
     </w:rPr>
     <w:tblPr>
@@ -8329,7 +8751,7 @@
     </w:tblPr>
     <w:tblStylePr w:type="firstRow">
       <w:rPr>
-        <w:rFonts w:asciiTheme="majorHAnsi" w:cstheme="majorBidi" w:eastAsiaTheme="majorEastAsia" w:hAnsiTheme="majorHAnsi"/>
+        <w:rFonts w:asciiTheme="majorHAnsi" w:cstheme="majorBidi" w:hAnsiTheme="majorHAnsi" w:eastAsia="黑体"/>
       </w:rPr>
       <w:tblPr/>
       <w:tcPr>
@@ -8341,6 +8763,7 @@
     </w:tblStylePr>
     <w:tblStylePr w:type="lastRow">
       <w:rPr>
+        <w:rFonts w:eastAsia="黑体"/>
         <w:b/>
         <w:bCs/>
         <w:color w:themeColor="text2" w:val="1F497D"/>
@@ -8355,12 +8778,14 @@
     </w:tblStylePr>
     <w:tblStylePr w:type="firstCol">
       <w:rPr>
+        <w:rFonts w:eastAsia="黑体"/>
         <w:b/>
         <w:bCs/>
       </w:rPr>
     </w:tblStylePr>
     <w:tblStylePr w:type="lastCol">
       <w:rPr>
+        <w:rFonts w:eastAsia="黑体"/>
         <w:b/>
         <w:bCs/>
       </w:rPr>
@@ -8394,6 +8819,7 @@
       <w:spacing w:after="0" w:line="240" w:lineRule="auto"/>
     </w:pPr>
     <w:rPr>
+      <w:rFonts w:eastAsia="黑体"/>
       <w:color w:themeColor="text1" w:val="000000"/>
     </w:rPr>
     <w:tblPr>
@@ -8413,7 +8839,7 @@
     </w:tblPr>
     <w:tblStylePr w:type="firstRow">
       <w:rPr>
-        <w:rFonts w:asciiTheme="majorHAnsi" w:cstheme="majorBidi" w:eastAsiaTheme="majorEastAsia" w:hAnsiTheme="majorHAnsi"/>
+        <w:rFonts w:asciiTheme="majorHAnsi" w:cstheme="majorBidi" w:hAnsiTheme="majorHAnsi" w:eastAsia="黑体"/>
       </w:rPr>
       <w:tblPr/>
       <w:tcPr>
@@ -8425,6 +8851,7 @@
     </w:tblStylePr>
     <w:tblStylePr w:type="lastRow">
       <w:rPr>
+        <w:rFonts w:eastAsia="黑体"/>
         <w:b/>
         <w:bCs/>
         <w:color w:themeColor="text2" w:val="1F497D"/>
@@ -8439,12 +8866,14 @@
     </w:tblStylePr>
     <w:tblStylePr w:type="firstCol">
       <w:rPr>
+        <w:rFonts w:eastAsia="黑体"/>
         <w:b/>
         <w:bCs/>
       </w:rPr>
     </w:tblStylePr>
     <w:tblStylePr w:type="lastCol">
       <w:rPr>
+        <w:rFonts w:eastAsia="黑体"/>
         <w:b/>
         <w:bCs/>
       </w:rPr>
@@ -8478,6 +8907,7 @@
       <w:spacing w:after="0" w:line="240" w:lineRule="auto"/>
     </w:pPr>
     <w:rPr>
+      <w:rFonts w:eastAsia="黑体"/>
       <w:color w:themeColor="text1" w:val="000000"/>
     </w:rPr>
     <w:tblPr>
@@ -8497,7 +8927,7 @@
     </w:tblPr>
     <w:tblStylePr w:type="firstRow">
       <w:rPr>
-        <w:rFonts w:asciiTheme="majorHAnsi" w:cstheme="majorBidi" w:eastAsiaTheme="majorEastAsia" w:hAnsiTheme="majorHAnsi"/>
+        <w:rFonts w:asciiTheme="majorHAnsi" w:cstheme="majorBidi" w:hAnsiTheme="majorHAnsi" w:eastAsia="黑体"/>
       </w:rPr>
       <w:tblPr/>
       <w:tcPr>
@@ -8509,6 +8939,7 @@
     </w:tblStylePr>
     <w:tblStylePr w:type="lastRow">
       <w:rPr>
+        <w:rFonts w:eastAsia="黑体"/>
         <w:b/>
         <w:bCs/>
         <w:color w:themeColor="text2" w:val="1F497D"/>
@@ -8523,12 +8954,14 @@
     </w:tblStylePr>
     <w:tblStylePr w:type="firstCol">
       <w:rPr>
+        <w:rFonts w:eastAsia="黑体"/>
         <w:b/>
         <w:bCs/>
       </w:rPr>
     </w:tblStylePr>
     <w:tblStylePr w:type="lastCol">
       <w:rPr>
+        <w:rFonts w:eastAsia="黑体"/>
         <w:b/>
         <w:bCs/>
       </w:rPr>
@@ -8562,7 +8995,7 @@
       <w:spacing w:after="0" w:line="240" w:lineRule="auto"/>
     </w:pPr>
     <w:rPr>
-      <w:rFonts w:asciiTheme="majorHAnsi" w:cstheme="majorBidi" w:eastAsiaTheme="majorEastAsia" w:hAnsiTheme="majorHAnsi"/>
+      <w:rFonts w:asciiTheme="majorHAnsi" w:cstheme="majorBidi" w:hAnsiTheme="majorHAnsi" w:eastAsia="黑体"/>
       <w:color w:themeColor="text1" w:val="000000"/>
     </w:rPr>
     <w:tblPr>
@@ -8584,6 +9017,7 @@
     </w:tblPr>
     <w:tblStylePr w:type="firstRow">
       <w:rPr>
+        <w:rFonts w:eastAsia="黑体"/>
         <w:sz w:val="24"/>
         <w:szCs w:val="24"/>
       </w:rPr>
@@ -8690,7 +9124,7 @@
       <w:spacing w:after="0" w:line="240" w:lineRule="auto"/>
     </w:pPr>
     <w:rPr>
-      <w:rFonts w:asciiTheme="majorHAnsi" w:cstheme="majorBidi" w:eastAsiaTheme="majorEastAsia" w:hAnsiTheme="majorHAnsi"/>
+      <w:rFonts w:asciiTheme="majorHAnsi" w:cstheme="majorBidi" w:hAnsiTheme="majorHAnsi" w:eastAsia="黑体"/>
       <w:color w:themeColor="text1" w:val="000000"/>
     </w:rPr>
     <w:tblPr>
@@ -8712,6 +9146,7 @@
     </w:tblPr>
     <w:tblStylePr w:type="firstRow">
       <w:rPr>
+        <w:rFonts w:eastAsia="黑体"/>
         <w:sz w:val="24"/>
         <w:szCs w:val="24"/>
       </w:rPr>
@@ -8818,7 +9253,7 @@
       <w:spacing w:after="0" w:line="240" w:lineRule="auto"/>
     </w:pPr>
     <w:rPr>
-      <w:rFonts w:asciiTheme="majorHAnsi" w:cstheme="majorBidi" w:eastAsiaTheme="majorEastAsia" w:hAnsiTheme="majorHAnsi"/>
+      <w:rFonts w:asciiTheme="majorHAnsi" w:cstheme="majorBidi" w:hAnsiTheme="majorHAnsi" w:eastAsia="黑体"/>
       <w:color w:themeColor="text1" w:val="000000"/>
     </w:rPr>
     <w:tblPr>
@@ -8840,6 +9275,7 @@
     </w:tblPr>
     <w:tblStylePr w:type="firstRow">
       <w:rPr>
+        <w:rFonts w:eastAsia="黑体"/>
         <w:sz w:val="24"/>
         <w:szCs w:val="24"/>
       </w:rPr>
@@ -8946,7 +9382,7 @@
       <w:spacing w:after="0" w:line="240" w:lineRule="auto"/>
     </w:pPr>
     <w:rPr>
-      <w:rFonts w:asciiTheme="majorHAnsi" w:cstheme="majorBidi" w:eastAsiaTheme="majorEastAsia" w:hAnsiTheme="majorHAnsi"/>
+      <w:rFonts w:asciiTheme="majorHAnsi" w:cstheme="majorBidi" w:hAnsiTheme="majorHAnsi" w:eastAsia="黑体"/>
       <w:color w:themeColor="text1" w:val="000000"/>
     </w:rPr>
     <w:tblPr>
@@ -8968,6 +9404,7 @@
     </w:tblPr>
     <w:tblStylePr w:type="firstRow">
       <w:rPr>
+        <w:rFonts w:eastAsia="黑体"/>
         <w:sz w:val="24"/>
         <w:szCs w:val="24"/>
       </w:rPr>
@@ -9074,7 +9511,7 @@
       <w:spacing w:after="0" w:line="240" w:lineRule="auto"/>
     </w:pPr>
     <w:rPr>
-      <w:rFonts w:asciiTheme="majorHAnsi" w:cstheme="majorBidi" w:eastAsiaTheme="majorEastAsia" w:hAnsiTheme="majorHAnsi"/>
+      <w:rFonts w:asciiTheme="majorHAnsi" w:cstheme="majorBidi" w:hAnsiTheme="majorHAnsi" w:eastAsia="黑体"/>
       <w:color w:themeColor="text1" w:val="000000"/>
     </w:rPr>
     <w:tblPr>
@@ -9096,6 +9533,7 @@
     </w:tblPr>
     <w:tblStylePr w:type="firstRow">
       <w:rPr>
+        <w:rFonts w:eastAsia="黑体"/>
         <w:sz w:val="24"/>
         <w:szCs w:val="24"/>
       </w:rPr>
@@ -9202,7 +9640,7 @@
       <w:spacing w:after="0" w:line="240" w:lineRule="auto"/>
     </w:pPr>
     <w:rPr>
-      <w:rFonts w:asciiTheme="majorHAnsi" w:cstheme="majorBidi" w:eastAsiaTheme="majorEastAsia" w:hAnsiTheme="majorHAnsi"/>
+      <w:rFonts w:asciiTheme="majorHAnsi" w:cstheme="majorBidi" w:hAnsiTheme="majorHAnsi" w:eastAsia="黑体"/>
       <w:color w:themeColor="text1" w:val="000000"/>
     </w:rPr>
     <w:tblPr>
@@ -9224,6 +9662,7 @@
     </w:tblPr>
     <w:tblStylePr w:type="firstRow">
       <w:rPr>
+        <w:rFonts w:eastAsia="黑体"/>
         <w:sz w:val="24"/>
         <w:szCs w:val="24"/>
       </w:rPr>
@@ -9330,7 +9769,7 @@
       <w:spacing w:after="0" w:line="240" w:lineRule="auto"/>
     </w:pPr>
     <w:rPr>
-      <w:rFonts w:asciiTheme="majorHAnsi" w:cstheme="majorBidi" w:eastAsiaTheme="majorEastAsia" w:hAnsiTheme="majorHAnsi"/>
+      <w:rFonts w:asciiTheme="majorHAnsi" w:cstheme="majorBidi" w:hAnsiTheme="majorHAnsi" w:eastAsia="黑体"/>
       <w:color w:themeColor="text1" w:val="000000"/>
     </w:rPr>
     <w:tblPr>
@@ -9352,6 +9791,7 @@
     </w:tblPr>
     <w:tblStylePr w:type="firstRow">
       <w:rPr>
+        <w:rFonts w:eastAsia="黑体"/>
         <w:sz w:val="24"/>
         <w:szCs w:val="24"/>
       </w:rPr>
@@ -9481,12 +9921,14 @@
     </w:tcPr>
     <w:tblStylePr w:type="firstRow">
       <w:rPr>
+        <w:rFonts w:eastAsia="黑体"/>
         <w:b/>
         <w:bCs/>
       </w:rPr>
     </w:tblStylePr>
     <w:tblStylePr w:type="lastRow">
       <w:rPr>
+        <w:rFonts w:eastAsia="黑体"/>
         <w:b/>
         <w:bCs/>
       </w:rPr>
@@ -9499,12 +9941,14 @@
     </w:tblStylePr>
     <w:tblStylePr w:type="firstCol">
       <w:rPr>
+        <w:rFonts w:eastAsia="黑体"/>
         <w:b/>
         <w:bCs/>
       </w:rPr>
     </w:tblStylePr>
     <w:tblStylePr w:type="lastCol">
       <w:rPr>
+        <w:rFonts w:eastAsia="黑体"/>
         <w:b/>
         <w:bCs/>
       </w:rPr>
@@ -9554,12 +9998,14 @@
     </w:tcPr>
     <w:tblStylePr w:type="firstRow">
       <w:rPr>
+        <w:rFonts w:eastAsia="黑体"/>
         <w:b/>
         <w:bCs/>
       </w:rPr>
     </w:tblStylePr>
     <w:tblStylePr w:type="lastRow">
       <w:rPr>
+        <w:rFonts w:eastAsia="黑体"/>
         <w:b/>
         <w:bCs/>
       </w:rPr>
@@ -9572,12 +10018,14 @@
     </w:tblStylePr>
     <w:tblStylePr w:type="firstCol">
       <w:rPr>
+        <w:rFonts w:eastAsia="黑体"/>
         <w:b/>
         <w:bCs/>
       </w:rPr>
     </w:tblStylePr>
     <w:tblStylePr w:type="lastCol">
       <w:rPr>
+        <w:rFonts w:eastAsia="黑体"/>
         <w:b/>
         <w:bCs/>
       </w:rPr>
@@ -9627,12 +10075,14 @@
     </w:tcPr>
     <w:tblStylePr w:type="firstRow">
       <w:rPr>
+        <w:rFonts w:eastAsia="黑体"/>
         <w:b/>
         <w:bCs/>
       </w:rPr>
     </w:tblStylePr>
     <w:tblStylePr w:type="lastRow">
       <w:rPr>
+        <w:rFonts w:eastAsia="黑体"/>
         <w:b/>
         <w:bCs/>
       </w:rPr>
@@ -9645,12 +10095,14 @@
     </w:tblStylePr>
     <w:tblStylePr w:type="firstCol">
       <w:rPr>
+        <w:rFonts w:eastAsia="黑体"/>
         <w:b/>
         <w:bCs/>
       </w:rPr>
     </w:tblStylePr>
     <w:tblStylePr w:type="lastCol">
       <w:rPr>
+        <w:rFonts w:eastAsia="黑体"/>
         <w:b/>
         <w:bCs/>
       </w:rPr>
@@ -9700,12 +10152,14 @@
     </w:tcPr>
     <w:tblStylePr w:type="firstRow">
       <w:rPr>
+        <w:rFonts w:eastAsia="黑体"/>
         <w:b/>
         <w:bCs/>
       </w:rPr>
     </w:tblStylePr>
     <w:tblStylePr w:type="lastRow">
       <w:rPr>
+        <w:rFonts w:eastAsia="黑体"/>
         <w:b/>
         <w:bCs/>
       </w:rPr>
@@ -9718,12 +10172,14 @@
     </w:tblStylePr>
     <w:tblStylePr w:type="firstCol">
       <w:rPr>
+        <w:rFonts w:eastAsia="黑体"/>
         <w:b/>
         <w:bCs/>
       </w:rPr>
     </w:tblStylePr>
     <w:tblStylePr w:type="lastCol">
       <w:rPr>
+        <w:rFonts w:eastAsia="黑体"/>
         <w:b/>
         <w:bCs/>
       </w:rPr>
@@ -9773,12 +10229,14 @@
     </w:tcPr>
     <w:tblStylePr w:type="firstRow">
       <w:rPr>
+        <w:rFonts w:eastAsia="黑体"/>
         <w:b/>
         <w:bCs/>
       </w:rPr>
     </w:tblStylePr>
     <w:tblStylePr w:type="lastRow">
       <w:rPr>
+        <w:rFonts w:eastAsia="黑体"/>
         <w:b/>
         <w:bCs/>
       </w:rPr>
@@ -9791,12 +10249,14 @@
     </w:tblStylePr>
     <w:tblStylePr w:type="firstCol">
       <w:rPr>
+        <w:rFonts w:eastAsia="黑体"/>
         <w:b/>
         <w:bCs/>
       </w:rPr>
     </w:tblStylePr>
     <w:tblStylePr w:type="lastCol">
       <w:rPr>
+        <w:rFonts w:eastAsia="黑体"/>
         <w:b/>
         <w:bCs/>
       </w:rPr>
@@ -9846,12 +10306,14 @@
     </w:tcPr>
     <w:tblStylePr w:type="firstRow">
       <w:rPr>
+        <w:rFonts w:eastAsia="黑体"/>
         <w:b/>
         <w:bCs/>
       </w:rPr>
     </w:tblStylePr>
     <w:tblStylePr w:type="lastRow">
       <w:rPr>
+        <w:rFonts w:eastAsia="黑体"/>
         <w:b/>
         <w:bCs/>
       </w:rPr>
@@ -9864,12 +10326,14 @@
     </w:tblStylePr>
     <w:tblStylePr w:type="firstCol">
       <w:rPr>
+        <w:rFonts w:eastAsia="黑体"/>
         <w:b/>
         <w:bCs/>
       </w:rPr>
     </w:tblStylePr>
     <w:tblStylePr w:type="lastCol">
       <w:rPr>
+        <w:rFonts w:eastAsia="黑体"/>
         <w:b/>
         <w:bCs/>
       </w:rPr>
@@ -9919,12 +10383,14 @@
     </w:tcPr>
     <w:tblStylePr w:type="firstRow">
       <w:rPr>
+        <w:rFonts w:eastAsia="黑体"/>
         <w:b/>
         <w:bCs/>
       </w:rPr>
     </w:tblStylePr>
     <w:tblStylePr w:type="lastRow">
       <w:rPr>
+        <w:rFonts w:eastAsia="黑体"/>
         <w:b/>
         <w:bCs/>
       </w:rPr>
@@ -9937,12 +10403,14 @@
     </w:tblStylePr>
     <w:tblStylePr w:type="firstCol">
       <w:rPr>
+        <w:rFonts w:eastAsia="黑体"/>
         <w:b/>
         <w:bCs/>
       </w:rPr>
     </w:tblStylePr>
     <w:tblStylePr w:type="lastCol">
       <w:rPr>
+        <w:rFonts w:eastAsia="黑体"/>
         <w:b/>
         <w:bCs/>
       </w:rPr>
@@ -9969,7 +10437,7 @@
       <w:spacing w:after="0" w:line="240" w:lineRule="auto"/>
     </w:pPr>
     <w:rPr>
-      <w:rFonts w:asciiTheme="majorHAnsi" w:cstheme="majorBidi" w:eastAsiaTheme="majorEastAsia" w:hAnsiTheme="majorHAnsi"/>
+      <w:rFonts w:asciiTheme="majorHAnsi" w:cstheme="majorBidi" w:hAnsiTheme="majorHAnsi" w:eastAsia="黑体"/>
       <w:color w:themeColor="text1" w:val="000000"/>
     </w:rPr>
     <w:tblPr>
@@ -9996,6 +10464,7 @@
     </w:tcPr>
     <w:tblStylePr w:type="firstRow">
       <w:rPr>
+        <w:rFonts w:eastAsia="黑体"/>
         <w:b/>
         <w:bCs/>
         <w:color w:themeColor="text1" w:val="000000"/>
@@ -10007,6 +10476,7 @@
     </w:tblStylePr>
     <w:tblStylePr w:type="lastRow">
       <w:rPr>
+        <w:rFonts w:eastAsia="黑体"/>
         <w:b/>
         <w:bCs/>
         <w:color w:themeColor="text1" w:val="000000"/>
@@ -10026,6 +10496,7 @@
     </w:tblStylePr>
     <w:tblStylePr w:type="firstCol">
       <w:rPr>
+        <w:rFonts w:eastAsia="黑体"/>
         <w:b/>
         <w:bCs/>
         <w:color w:themeColor="text1" w:val="000000"/>
@@ -10045,6 +10516,7 @@
     </w:tblStylePr>
     <w:tblStylePr w:type="lastCol">
       <w:rPr>
+        <w:rFonts w:eastAsia="黑体"/>
         <w:b w:val="0"/>
         <w:bCs w:val="0"/>
         <w:color w:themeColor="text1" w:val="000000"/>
@@ -10094,7 +10566,7 @@
       <w:spacing w:after="0" w:line="240" w:lineRule="auto"/>
     </w:pPr>
     <w:rPr>
-      <w:rFonts w:asciiTheme="majorHAnsi" w:cstheme="majorBidi" w:eastAsiaTheme="majorEastAsia" w:hAnsiTheme="majorHAnsi"/>
+      <w:rFonts w:asciiTheme="majorHAnsi" w:cstheme="majorBidi" w:hAnsiTheme="majorHAnsi" w:eastAsia="黑体"/>
       <w:color w:themeColor="text1" w:val="000000"/>
     </w:rPr>
     <w:tblPr>
@@ -10121,6 +10593,7 @@
     </w:tcPr>
     <w:tblStylePr w:type="firstRow">
       <w:rPr>
+        <w:rFonts w:eastAsia="黑体"/>
         <w:b/>
         <w:bCs/>
         <w:color w:themeColor="text1" w:val="000000"/>
@@ -10132,6 +10605,7 @@
     </w:tblStylePr>
     <w:tblStylePr w:type="lastRow">
       <w:rPr>
+        <w:rFonts w:eastAsia="黑体"/>
         <w:b/>
         <w:bCs/>
         <w:color w:themeColor="text1" w:val="000000"/>
@@ -10151,6 +10625,7 @@
     </w:tblStylePr>
     <w:tblStylePr w:type="firstCol">
       <w:rPr>
+        <w:rFonts w:eastAsia="黑体"/>
         <w:b/>
         <w:bCs/>
         <w:color w:themeColor="text1" w:val="000000"/>
@@ -10170,6 +10645,7 @@
     </w:tblStylePr>
     <w:tblStylePr w:type="lastCol">
       <w:rPr>
+        <w:rFonts w:eastAsia="黑体"/>
         <w:b w:val="0"/>
         <w:bCs w:val="0"/>
         <w:color w:themeColor="text1" w:val="000000"/>
@@ -10219,7 +10695,7 @@
       <w:spacing w:after="0" w:line="240" w:lineRule="auto"/>
     </w:pPr>
     <w:rPr>
-      <w:rFonts w:asciiTheme="majorHAnsi" w:cstheme="majorBidi" w:eastAsiaTheme="majorEastAsia" w:hAnsiTheme="majorHAnsi"/>
+      <w:rFonts w:asciiTheme="majorHAnsi" w:cstheme="majorBidi" w:hAnsiTheme="majorHAnsi" w:eastAsia="黑体"/>
       <w:color w:themeColor="text1" w:val="000000"/>
     </w:rPr>
     <w:tblPr>
@@ -10246,6 +10722,7 @@
     </w:tcPr>
     <w:tblStylePr w:type="firstRow">
       <w:rPr>
+        <w:rFonts w:eastAsia="黑体"/>
         <w:b/>
         <w:bCs/>
         <w:color w:themeColor="text1" w:val="000000"/>
@@ -10257,6 +10734,7 @@
     </w:tblStylePr>
     <w:tblStylePr w:type="lastRow">
       <w:rPr>
+        <w:rFonts w:eastAsia="黑体"/>
         <w:b/>
         <w:bCs/>
         <w:color w:themeColor="text1" w:val="000000"/>
@@ -10276,6 +10754,7 @@
     </w:tblStylePr>
     <w:tblStylePr w:type="firstCol">
       <w:rPr>
+        <w:rFonts w:eastAsia="黑体"/>
         <w:b/>
         <w:bCs/>
         <w:color w:themeColor="text1" w:val="000000"/>
@@ -10295,6 +10774,7 @@
     </w:tblStylePr>
     <w:tblStylePr w:type="lastCol">
       <w:rPr>
+        <w:rFonts w:eastAsia="黑体"/>
         <w:b w:val="0"/>
         <w:bCs w:val="0"/>
         <w:color w:themeColor="text1" w:val="000000"/>
@@ -10344,7 +10824,7 @@
       <w:spacing w:after="0" w:line="240" w:lineRule="auto"/>
     </w:pPr>
     <w:rPr>
-      <w:rFonts w:asciiTheme="majorHAnsi" w:cstheme="majorBidi" w:eastAsiaTheme="majorEastAsia" w:hAnsiTheme="majorHAnsi"/>
+      <w:rFonts w:asciiTheme="majorHAnsi" w:cstheme="majorBidi" w:hAnsiTheme="majorHAnsi" w:eastAsia="黑体"/>
       <w:color w:themeColor="text1" w:val="000000"/>
     </w:rPr>
     <w:tblPr>
@@ -10371,6 +10851,7 @@
     </w:tcPr>
     <w:tblStylePr w:type="firstRow">
       <w:rPr>
+        <w:rFonts w:eastAsia="黑体"/>
         <w:b/>
         <w:bCs/>
         <w:color w:themeColor="text1" w:val="000000"/>
@@ -10382,6 +10863,7 @@
     </w:tblStylePr>
     <w:tblStylePr w:type="lastRow">
       <w:rPr>
+        <w:rFonts w:eastAsia="黑体"/>
         <w:b/>
         <w:bCs/>
         <w:color w:themeColor="text1" w:val="000000"/>
@@ -10401,6 +10883,7 @@
     </w:tblStylePr>
     <w:tblStylePr w:type="firstCol">
       <w:rPr>
+        <w:rFonts w:eastAsia="黑体"/>
         <w:b/>
         <w:bCs/>
         <w:color w:themeColor="text1" w:val="000000"/>
@@ -10420,6 +10903,7 @@
     </w:tblStylePr>
     <w:tblStylePr w:type="lastCol">
       <w:rPr>
+        <w:rFonts w:eastAsia="黑体"/>
         <w:b w:val="0"/>
         <w:bCs w:val="0"/>
         <w:color w:themeColor="text1" w:val="000000"/>
@@ -10469,7 +10953,7 @@
       <w:spacing w:after="0" w:line="240" w:lineRule="auto"/>
     </w:pPr>
     <w:rPr>
-      <w:rFonts w:asciiTheme="majorHAnsi" w:cstheme="majorBidi" w:eastAsiaTheme="majorEastAsia" w:hAnsiTheme="majorHAnsi"/>
+      <w:rFonts w:asciiTheme="majorHAnsi" w:cstheme="majorBidi" w:hAnsiTheme="majorHAnsi" w:eastAsia="黑体"/>
       <w:color w:themeColor="text1" w:val="000000"/>
     </w:rPr>
     <w:tblPr>
@@ -10496,6 +10980,7 @@
     </w:tcPr>
     <w:tblStylePr w:type="firstRow">
       <w:rPr>
+        <w:rFonts w:eastAsia="黑体"/>
         <w:b/>
         <w:bCs/>
         <w:color w:themeColor="text1" w:val="000000"/>
@@ -10507,6 +10992,7 @@
     </w:tblStylePr>
     <w:tblStylePr w:type="lastRow">
       <w:rPr>
+        <w:rFonts w:eastAsia="黑体"/>
         <w:b/>
         <w:bCs/>
         <w:color w:themeColor="text1" w:val="000000"/>
@@ -10526,6 +11012,7 @@
     </w:tblStylePr>
     <w:tblStylePr w:type="firstCol">
       <w:rPr>
+        <w:rFonts w:eastAsia="黑体"/>
         <w:b/>
         <w:bCs/>
         <w:color w:themeColor="text1" w:val="000000"/>
@@ -10545,6 +11032,7 @@
     </w:tblStylePr>
     <w:tblStylePr w:type="lastCol">
       <w:rPr>
+        <w:rFonts w:eastAsia="黑体"/>
         <w:b w:val="0"/>
         <w:bCs w:val="0"/>
         <w:color w:themeColor="text1" w:val="000000"/>
@@ -10594,7 +11082,7 @@
       <w:spacing w:after="0" w:line="240" w:lineRule="auto"/>
     </w:pPr>
     <w:rPr>
-      <w:rFonts w:asciiTheme="majorHAnsi" w:cstheme="majorBidi" w:eastAsiaTheme="majorEastAsia" w:hAnsiTheme="majorHAnsi"/>
+      <w:rFonts w:asciiTheme="majorHAnsi" w:cstheme="majorBidi" w:hAnsiTheme="majorHAnsi" w:eastAsia="黑体"/>
       <w:color w:themeColor="text1" w:val="000000"/>
     </w:rPr>
     <w:tblPr>
@@ -10621,6 +11109,7 @@
     </w:tcPr>
     <w:tblStylePr w:type="firstRow">
       <w:rPr>
+        <w:rFonts w:eastAsia="黑体"/>
         <w:b/>
         <w:bCs/>
         <w:color w:themeColor="text1" w:val="000000"/>
@@ -10632,6 +11121,7 @@
     </w:tblStylePr>
     <w:tblStylePr w:type="lastRow">
       <w:rPr>
+        <w:rFonts w:eastAsia="黑体"/>
         <w:b/>
         <w:bCs/>
         <w:color w:themeColor="text1" w:val="000000"/>
@@ -10651,6 +11141,7 @@
     </w:tblStylePr>
     <w:tblStylePr w:type="firstCol">
       <w:rPr>
+        <w:rFonts w:eastAsia="黑体"/>
         <w:b/>
         <w:bCs/>
         <w:color w:themeColor="text1" w:val="000000"/>
@@ -10670,6 +11161,7 @@
     </w:tblStylePr>
     <w:tblStylePr w:type="lastCol">
       <w:rPr>
+        <w:rFonts w:eastAsia="黑体"/>
         <w:b w:val="0"/>
         <w:bCs w:val="0"/>
         <w:color w:themeColor="text1" w:val="000000"/>
@@ -10719,7 +11211,7 @@
       <w:spacing w:after="0" w:line="240" w:lineRule="auto"/>
     </w:pPr>
     <w:rPr>
-      <w:rFonts w:asciiTheme="majorHAnsi" w:cstheme="majorBidi" w:eastAsiaTheme="majorEastAsia" w:hAnsiTheme="majorHAnsi"/>
+      <w:rFonts w:asciiTheme="majorHAnsi" w:cstheme="majorBidi" w:hAnsiTheme="majorHAnsi" w:eastAsia="黑体"/>
       <w:color w:themeColor="text1" w:val="000000"/>
     </w:rPr>
     <w:tblPr>
@@ -10746,6 +11238,7 @@
     </w:tcPr>
     <w:tblStylePr w:type="firstRow">
       <w:rPr>
+        <w:rFonts w:eastAsia="黑体"/>
         <w:b/>
         <w:bCs/>
         <w:color w:themeColor="text1" w:val="000000"/>
@@ -10757,6 +11250,7 @@
     </w:tblStylePr>
     <w:tblStylePr w:type="lastRow">
       <w:rPr>
+        <w:rFonts w:eastAsia="黑体"/>
         <w:b/>
         <w:bCs/>
         <w:color w:themeColor="text1" w:val="000000"/>
@@ -10776,6 +11270,7 @@
     </w:tblStylePr>
     <w:tblStylePr w:type="firstCol">
       <w:rPr>
+        <w:rFonts w:eastAsia="黑体"/>
         <w:b/>
         <w:bCs/>
         <w:color w:themeColor="text1" w:val="000000"/>
@@ -10795,6 +11290,7 @@
     </w:tblStylePr>
     <w:tblStylePr w:type="lastCol">
       <w:rPr>
+        <w:rFonts w:eastAsia="黑体"/>
         <w:b w:val="0"/>
         <w:bCs w:val="0"/>
         <w:color w:themeColor="text1" w:val="000000"/>
@@ -10867,6 +11363,7 @@
     </w:tcPr>
     <w:tblStylePr w:type="firstRow">
       <w:rPr>
+        <w:rFonts w:eastAsia="黑体"/>
         <w:b/>
         <w:bCs/>
         <w:i w:val="0"/>
@@ -10888,6 +11385,7 @@
     </w:tblStylePr>
     <w:tblStylePr w:type="lastRow">
       <w:rPr>
+        <w:rFonts w:eastAsia="黑体"/>
         <w:b/>
         <w:bCs/>
         <w:i w:val="0"/>
@@ -10909,6 +11407,7 @@
     </w:tblStylePr>
     <w:tblStylePr w:type="firstCol">
       <w:rPr>
+        <w:rFonts w:eastAsia="黑体"/>
         <w:b/>
         <w:bCs/>
         <w:i w:val="0"/>
@@ -10928,6 +11427,7 @@
     </w:tblStylePr>
     <w:tblStylePr w:type="lastCol">
       <w:rPr>
+        <w:rFonts w:eastAsia="黑体"/>
         <w:b/>
         <w:bCs/>
         <w:i w:val="0"/>
@@ -11008,6 +11508,7 @@
     </w:tcPr>
     <w:tblStylePr w:type="firstRow">
       <w:rPr>
+        <w:rFonts w:eastAsia="黑体"/>
         <w:b/>
         <w:bCs/>
         <w:i w:val="0"/>
@@ -11029,6 +11530,7 @@
     </w:tblStylePr>
     <w:tblStylePr w:type="lastRow">
       <w:rPr>
+        <w:rFonts w:eastAsia="黑体"/>
         <w:b/>
         <w:bCs/>
         <w:i w:val="0"/>
@@ -11050,6 +11552,7 @@
     </w:tblStylePr>
     <w:tblStylePr w:type="firstCol">
       <w:rPr>
+        <w:rFonts w:eastAsia="黑体"/>
         <w:b/>
         <w:bCs/>
         <w:i w:val="0"/>
@@ -11069,6 +11572,7 @@
     </w:tblStylePr>
     <w:tblStylePr w:type="lastCol">
       <w:rPr>
+        <w:rFonts w:eastAsia="黑体"/>
         <w:b/>
         <w:bCs/>
         <w:i w:val="0"/>
@@ -11149,6 +11653,7 @@
     </w:tcPr>
     <w:tblStylePr w:type="firstRow">
       <w:rPr>
+        <w:rFonts w:eastAsia="黑体"/>
         <w:b/>
         <w:bCs/>
         <w:i w:val="0"/>
@@ -11170,6 +11675,7 @@
     </w:tblStylePr>
     <w:tblStylePr w:type="lastRow">
       <w:rPr>
+        <w:rFonts w:eastAsia="黑体"/>
         <w:b/>
         <w:bCs/>
         <w:i w:val="0"/>
@@ -11191,6 +11697,7 @@
     </w:tblStylePr>
     <w:tblStylePr w:type="firstCol">
       <w:rPr>
+        <w:rFonts w:eastAsia="黑体"/>
         <w:b/>
         <w:bCs/>
         <w:i w:val="0"/>
@@ -11210,6 +11717,7 @@
     </w:tblStylePr>
     <w:tblStylePr w:type="lastCol">
       <w:rPr>
+        <w:rFonts w:eastAsia="黑体"/>
         <w:b/>
         <w:bCs/>
         <w:i w:val="0"/>
@@ -11290,6 +11798,7 @@
     </w:tcPr>
     <w:tblStylePr w:type="firstRow">
       <w:rPr>
+        <w:rFonts w:eastAsia="黑体"/>
         <w:b/>
         <w:bCs/>
         <w:i w:val="0"/>
@@ -11311,6 +11820,7 @@
     </w:tblStylePr>
     <w:tblStylePr w:type="lastRow">
       <w:rPr>
+        <w:rFonts w:eastAsia="黑体"/>
         <w:b/>
         <w:bCs/>
         <w:i w:val="0"/>
@@ -11332,6 +11842,7 @@
     </w:tblStylePr>
     <w:tblStylePr w:type="firstCol">
       <w:rPr>
+        <w:rFonts w:eastAsia="黑体"/>
         <w:b/>
         <w:bCs/>
         <w:i w:val="0"/>
@@ -11351,6 +11862,7 @@
     </w:tblStylePr>
     <w:tblStylePr w:type="lastCol">
       <w:rPr>
+        <w:rFonts w:eastAsia="黑体"/>
         <w:b/>
         <w:bCs/>
         <w:i w:val="0"/>
@@ -11431,6 +11943,7 @@
     </w:tcPr>
     <w:tblStylePr w:type="firstRow">
       <w:rPr>
+        <w:rFonts w:eastAsia="黑体"/>
         <w:b/>
         <w:bCs/>
         <w:i w:val="0"/>
@@ -11452,6 +11965,7 @@
     </w:tblStylePr>
     <w:tblStylePr w:type="lastRow">
       <w:rPr>
+        <w:rFonts w:eastAsia="黑体"/>
         <w:b/>
         <w:bCs/>
         <w:i w:val="0"/>
@@ -11473,6 +11987,7 @@
     </w:tblStylePr>
     <w:tblStylePr w:type="firstCol">
       <w:rPr>
+        <w:rFonts w:eastAsia="黑体"/>
         <w:b/>
         <w:bCs/>
         <w:i w:val="0"/>
@@ -11492,6 +12007,7 @@
     </w:tblStylePr>
     <w:tblStylePr w:type="lastCol">
       <w:rPr>
+        <w:rFonts w:eastAsia="黑体"/>
         <w:b/>
         <w:bCs/>
         <w:i w:val="0"/>
@@ -11572,6 +12088,7 @@
     </w:tcPr>
     <w:tblStylePr w:type="firstRow">
       <w:rPr>
+        <w:rFonts w:eastAsia="黑体"/>
         <w:b/>
         <w:bCs/>
         <w:i w:val="0"/>
@@ -11593,6 +12110,7 @@
     </w:tblStylePr>
     <w:tblStylePr w:type="lastRow">
       <w:rPr>
+        <w:rFonts w:eastAsia="黑体"/>
         <w:b/>
         <w:bCs/>
         <w:i w:val="0"/>
@@ -11614,6 +12132,7 @@
     </w:tblStylePr>
     <w:tblStylePr w:type="firstCol">
       <w:rPr>
+        <w:rFonts w:eastAsia="黑体"/>
         <w:b/>
         <w:bCs/>
         <w:i w:val="0"/>
@@ -11633,6 +12152,7 @@
     </w:tblStylePr>
     <w:tblStylePr w:type="lastCol">
       <w:rPr>
+        <w:rFonts w:eastAsia="黑体"/>
         <w:b/>
         <w:bCs/>
         <w:i w:val="0"/>
@@ -11713,6 +12233,7 @@
     </w:tcPr>
     <w:tblStylePr w:type="firstRow">
       <w:rPr>
+        <w:rFonts w:eastAsia="黑体"/>
         <w:b/>
         <w:bCs/>
         <w:i w:val="0"/>
@@ -11734,6 +12255,7 @@
     </w:tblStylePr>
     <w:tblStylePr w:type="lastRow">
       <w:rPr>
+        <w:rFonts w:eastAsia="黑体"/>
         <w:b/>
         <w:bCs/>
         <w:i w:val="0"/>
@@ -11755,6 +12277,7 @@
     </w:tblStylePr>
     <w:tblStylePr w:type="firstCol">
       <w:rPr>
+        <w:rFonts w:eastAsia="黑体"/>
         <w:b/>
         <w:bCs/>
         <w:i w:val="0"/>
@@ -11774,6 +12297,7 @@
     </w:tblStylePr>
     <w:tblStylePr w:type="lastCol">
       <w:rPr>
+        <w:rFonts w:eastAsia="黑体"/>
         <w:b/>
         <w:bCs/>
         <w:i w:val="0"/>
@@ -11831,6 +12355,7 @@
       <w:spacing w:after="0" w:line="240" w:lineRule="auto"/>
     </w:pPr>
     <w:rPr>
+      <w:rFonts w:eastAsia="黑体"/>
       <w:color w:themeColor="background1" w:val="FFFFFF"/>
     </w:rPr>
     <w:tblPr>
@@ -11849,6 +12374,7 @@
     </w:tcPr>
     <w:tblStylePr w:type="firstRow">
       <w:rPr>
+        <w:rFonts w:eastAsia="黑体"/>
         <w:b/>
         <w:bCs/>
       </w:rPr>
@@ -11945,6 +12471,7 @@
       <w:spacing w:after="0" w:line="240" w:lineRule="auto"/>
     </w:pPr>
     <w:rPr>
+      <w:rFonts w:eastAsia="黑体"/>
       <w:color w:themeColor="background1" w:val="FFFFFF"/>
     </w:rPr>
     <w:tblPr>
@@ -11963,6 +12490,7 @@
     </w:tcPr>
     <w:tblStylePr w:type="firstRow">
       <w:rPr>
+        <w:rFonts w:eastAsia="黑体"/>
         <w:b/>
         <w:bCs/>
       </w:rPr>
@@ -12059,6 +12587,7 @@
       <w:spacing w:after="0" w:line="240" w:lineRule="auto"/>
     </w:pPr>
     <w:rPr>
+      <w:rFonts w:eastAsia="黑体"/>
       <w:color w:themeColor="background1" w:val="FFFFFF"/>
     </w:rPr>
     <w:tblPr>
@@ -12077,6 +12606,7 @@
     </w:tcPr>
     <w:tblStylePr w:type="firstRow">
       <w:rPr>
+        <w:rFonts w:eastAsia="黑体"/>
         <w:b/>
         <w:bCs/>
       </w:rPr>
@@ -12173,6 +12703,7 @@
       <w:spacing w:after="0" w:line="240" w:lineRule="auto"/>
     </w:pPr>
     <w:rPr>
+      <w:rFonts w:eastAsia="黑体"/>
       <w:color w:themeColor="background1" w:val="FFFFFF"/>
     </w:rPr>
     <w:tblPr>
@@ -12191,6 +12722,7 @@
     </w:tcPr>
     <w:tblStylePr w:type="firstRow">
       <w:rPr>
+        <w:rFonts w:eastAsia="黑体"/>
         <w:b/>
         <w:bCs/>
       </w:rPr>
@@ -12287,6 +12819,7 @@
       <w:spacing w:after="0" w:line="240" w:lineRule="auto"/>
     </w:pPr>
     <w:rPr>
+      <w:rFonts w:eastAsia="黑体"/>
       <w:color w:themeColor="background1" w:val="FFFFFF"/>
     </w:rPr>
     <w:tblPr>
@@ -12305,6 +12838,7 @@
     </w:tcPr>
     <w:tblStylePr w:type="firstRow">
       <w:rPr>
+        <w:rFonts w:eastAsia="黑体"/>
         <w:b/>
         <w:bCs/>
       </w:rPr>
@@ -12401,6 +12935,7 @@
       <w:spacing w:after="0" w:line="240" w:lineRule="auto"/>
     </w:pPr>
     <w:rPr>
+      <w:rFonts w:eastAsia="黑体"/>
       <w:color w:themeColor="background1" w:val="FFFFFF"/>
     </w:rPr>
     <w:tblPr>
@@ -12419,6 +12954,7 @@
     </w:tcPr>
     <w:tblStylePr w:type="firstRow">
       <w:rPr>
+        <w:rFonts w:eastAsia="黑体"/>
         <w:b/>
         <w:bCs/>
       </w:rPr>
@@ -12515,6 +13051,7 @@
       <w:spacing w:after="0" w:line="240" w:lineRule="auto"/>
     </w:pPr>
     <w:rPr>
+      <w:rFonts w:eastAsia="黑体"/>
       <w:color w:themeColor="background1" w:val="FFFFFF"/>
     </w:rPr>
     <w:tblPr>
@@ -12533,6 +13070,7 @@
     </w:tcPr>
     <w:tblStylePr w:type="firstRow">
       <w:rPr>
+        <w:rFonts w:eastAsia="黑体"/>
         <w:b/>
         <w:bCs/>
       </w:rPr>
@@ -12629,6 +13167,7 @@
       <w:spacing w:after="0" w:line="240" w:lineRule="auto"/>
     </w:pPr>
     <w:rPr>
+      <w:rFonts w:eastAsia="黑体"/>
       <w:color w:themeColor="text1" w:val="000000"/>
     </w:rPr>
     <w:tblPr>
@@ -12655,6 +13194,7 @@
     </w:tcPr>
     <w:tblStylePr w:type="firstRow">
       <w:rPr>
+        <w:rFonts w:eastAsia="黑体"/>
         <w:b/>
         <w:bCs/>
       </w:rPr>
@@ -12673,6 +13213,7 @@
     </w:tblStylePr>
     <w:tblStylePr w:type="lastRow">
       <w:rPr>
+        <w:rFonts w:eastAsia="黑体"/>
         <w:b/>
         <w:bCs/>
         <w:color w:themeColor="background1" w:val="FFFFFF"/>
@@ -12687,6 +13228,7 @@
     </w:tblStylePr>
     <w:tblStylePr w:type="firstCol">
       <w:rPr>
+        <w:rFonts w:eastAsia="黑体"/>
         <w:color w:themeColor="background1" w:val="FFFFFF"/>
       </w:rPr>
       <w:tblPr/>
@@ -12704,6 +13246,7 @@
     </w:tblStylePr>
     <w:tblStylePr w:type="lastCol">
       <w:rPr>
+        <w:rFonts w:eastAsia="黑体"/>
         <w:color w:themeColor="background1" w:val="FFFFFF"/>
       </w:rPr>
       <w:tblPr/>
@@ -12733,11 +13276,13 @@
     </w:tblStylePr>
     <w:tblStylePr w:type="neCell">
       <w:rPr>
+        <w:rFonts w:eastAsia="黑体"/>
         <w:color w:themeColor="text1" w:val="000000"/>
       </w:rPr>
     </w:tblStylePr>
     <w:tblStylePr w:type="nwCell">
       <w:rPr>
+        <w:rFonts w:eastAsia="黑体"/>
         <w:color w:themeColor="text1" w:val="000000"/>
       </w:rPr>
     </w:tblStylePr>
@@ -12751,6 +13296,7 @@
       <w:spacing w:after="0" w:line="240" w:lineRule="auto"/>
     </w:pPr>
     <w:rPr>
+      <w:rFonts w:eastAsia="黑体"/>
       <w:color w:themeColor="text1" w:val="000000"/>
     </w:rPr>
     <w:tblPr>
@@ -12777,6 +13323,7 @@
     </w:tcPr>
     <w:tblStylePr w:type="firstRow">
       <w:rPr>
+        <w:rFonts w:eastAsia="黑体"/>
         <w:b/>
         <w:bCs/>
       </w:rPr>
@@ -12795,6 +13342,7 @@
     </w:tblStylePr>
     <w:tblStylePr w:type="lastRow">
       <w:rPr>
+        <w:rFonts w:eastAsia="黑体"/>
         <w:b/>
         <w:bCs/>
         <w:color w:themeColor="background1" w:val="FFFFFF"/>
@@ -12809,6 +13357,7 @@
     </w:tblStylePr>
     <w:tblStylePr w:type="firstCol">
       <w:rPr>
+        <w:rFonts w:eastAsia="黑体"/>
         <w:color w:themeColor="background1" w:val="FFFFFF"/>
       </w:rPr>
       <w:tblPr/>
@@ -12826,6 +13375,7 @@
     </w:tblStylePr>
     <w:tblStylePr w:type="lastCol">
       <w:rPr>
+        <w:rFonts w:eastAsia="黑体"/>
         <w:color w:themeColor="background1" w:val="FFFFFF"/>
       </w:rPr>
       <w:tblPr/>
@@ -12855,11 +13405,13 @@
     </w:tblStylePr>
     <w:tblStylePr w:type="neCell">
       <w:rPr>
+        <w:rFonts w:eastAsia="黑体"/>
         <w:color w:themeColor="text1" w:val="000000"/>
       </w:rPr>
     </w:tblStylePr>
     <w:tblStylePr w:type="nwCell">
       <w:rPr>
+        <w:rFonts w:eastAsia="黑体"/>
         <w:color w:themeColor="text1" w:val="000000"/>
       </w:rPr>
     </w:tblStylePr>
@@ -12873,6 +13425,7 @@
       <w:spacing w:after="0" w:line="240" w:lineRule="auto"/>
     </w:pPr>
     <w:rPr>
+      <w:rFonts w:eastAsia="黑体"/>
       <w:color w:themeColor="text1" w:val="000000"/>
     </w:rPr>
     <w:tblPr>
@@ -12899,6 +13452,7 @@
     </w:tcPr>
     <w:tblStylePr w:type="firstRow">
       <w:rPr>
+        <w:rFonts w:eastAsia="黑体"/>
         <w:b/>
         <w:bCs/>
       </w:rPr>
@@ -12917,6 +13471,7 @@
     </w:tblStylePr>
     <w:tblStylePr w:type="lastRow">
       <w:rPr>
+        <w:rFonts w:eastAsia="黑体"/>
         <w:b/>
         <w:bCs/>
         <w:color w:themeColor="background1" w:val="FFFFFF"/>
@@ -12931,6 +13486,7 @@
     </w:tblStylePr>
     <w:tblStylePr w:type="firstCol">
       <w:rPr>
+        <w:rFonts w:eastAsia="黑体"/>
         <w:color w:themeColor="background1" w:val="FFFFFF"/>
       </w:rPr>
       <w:tblPr/>
@@ -12948,6 +13504,7 @@
     </w:tblStylePr>
     <w:tblStylePr w:type="lastCol">
       <w:rPr>
+        <w:rFonts w:eastAsia="黑体"/>
         <w:color w:themeColor="background1" w:val="FFFFFF"/>
       </w:rPr>
       <w:tblPr/>
@@ -12977,11 +13534,13 @@
     </w:tblStylePr>
     <w:tblStylePr w:type="neCell">
       <w:rPr>
+        <w:rFonts w:eastAsia="黑体"/>
         <w:color w:themeColor="text1" w:val="000000"/>
       </w:rPr>
     </w:tblStylePr>
     <w:tblStylePr w:type="nwCell">
       <w:rPr>
+        <w:rFonts w:eastAsia="黑体"/>
         <w:color w:themeColor="text1" w:val="000000"/>
       </w:rPr>
     </w:tblStylePr>
@@ -12995,6 +13554,7 @@
       <w:spacing w:after="0" w:line="240" w:lineRule="auto"/>
     </w:pPr>
     <w:rPr>
+      <w:rFonts w:eastAsia="黑体"/>
       <w:color w:themeColor="text1" w:val="000000"/>
     </w:rPr>
     <w:tblPr>
@@ -13021,6 +13581,7 @@
     </w:tcPr>
     <w:tblStylePr w:type="firstRow">
       <w:rPr>
+        <w:rFonts w:eastAsia="黑体"/>
         <w:b/>
         <w:bCs/>
       </w:rPr>
@@ -13039,6 +13600,7 @@
     </w:tblStylePr>
     <w:tblStylePr w:type="lastRow">
       <w:rPr>
+        <w:rFonts w:eastAsia="黑体"/>
         <w:b/>
         <w:bCs/>
         <w:color w:themeColor="background1" w:val="FFFFFF"/>
@@ -13053,6 +13615,7 @@
     </w:tblStylePr>
     <w:tblStylePr w:type="firstCol">
       <w:rPr>
+        <w:rFonts w:eastAsia="黑体"/>
         <w:color w:themeColor="background1" w:val="FFFFFF"/>
       </w:rPr>
       <w:tblPr/>
@@ -13070,6 +13633,7 @@
     </w:tblStylePr>
     <w:tblStylePr w:type="lastCol">
       <w:rPr>
+        <w:rFonts w:eastAsia="黑体"/>
         <w:color w:themeColor="background1" w:val="FFFFFF"/>
       </w:rPr>
       <w:tblPr/>
@@ -13107,6 +13671,7 @@
       <w:spacing w:after="0" w:line="240" w:lineRule="auto"/>
     </w:pPr>
     <w:rPr>
+      <w:rFonts w:eastAsia="黑体"/>
       <w:color w:themeColor="text1" w:val="000000"/>
     </w:rPr>
     <w:tblPr>
@@ -13133,6 +13698,7 @@
     </w:tcPr>
     <w:tblStylePr w:type="firstRow">
       <w:rPr>
+        <w:rFonts w:eastAsia="黑体"/>
         <w:b/>
         <w:bCs/>
       </w:rPr>
@@ -13151,6 +13717,7 @@
     </w:tblStylePr>
     <w:tblStylePr w:type="lastRow">
       <w:rPr>
+        <w:rFonts w:eastAsia="黑体"/>
         <w:b/>
         <w:bCs/>
         <w:color w:themeColor="background1" w:val="FFFFFF"/>
@@ -13165,6 +13732,7 @@
     </w:tblStylePr>
     <w:tblStylePr w:type="firstCol">
       <w:rPr>
+        <w:rFonts w:eastAsia="黑体"/>
         <w:color w:themeColor="background1" w:val="FFFFFF"/>
       </w:rPr>
       <w:tblPr/>
@@ -13182,6 +13750,7 @@
     </w:tblStylePr>
     <w:tblStylePr w:type="lastCol">
       <w:rPr>
+        <w:rFonts w:eastAsia="黑体"/>
         <w:color w:themeColor="background1" w:val="FFFFFF"/>
       </w:rPr>
       <w:tblPr/>
@@ -13211,11 +13780,13 @@
     </w:tblStylePr>
     <w:tblStylePr w:type="neCell">
       <w:rPr>
+        <w:rFonts w:eastAsia="黑体"/>
         <w:color w:themeColor="text1" w:val="000000"/>
       </w:rPr>
     </w:tblStylePr>
     <w:tblStylePr w:type="nwCell">
       <w:rPr>
+        <w:rFonts w:eastAsia="黑体"/>
         <w:color w:themeColor="text1" w:val="000000"/>
       </w:rPr>
     </w:tblStylePr>
@@ -13229,6 +13800,7 @@
       <w:spacing w:after="0" w:line="240" w:lineRule="auto"/>
     </w:pPr>
     <w:rPr>
+      <w:rFonts w:eastAsia="黑体"/>
       <w:color w:themeColor="text1" w:val="000000"/>
     </w:rPr>
     <w:tblPr>
@@ -13255,6 +13827,7 @@
     </w:tcPr>
     <w:tblStylePr w:type="firstRow">
       <w:rPr>
+        <w:rFonts w:eastAsia="黑体"/>
         <w:b/>
         <w:bCs/>
       </w:rPr>
@@ -13273,6 +13846,7 @@
     </w:tblStylePr>
     <w:tblStylePr w:type="lastRow">
       <w:rPr>
+        <w:rFonts w:eastAsia="黑体"/>
         <w:b/>
         <w:bCs/>
         <w:color w:themeColor="background1" w:val="FFFFFF"/>
@@ -13287,6 +13861,7 @@
     </w:tblStylePr>
     <w:tblStylePr w:type="firstCol">
       <w:rPr>
+        <w:rFonts w:eastAsia="黑体"/>
         <w:color w:themeColor="background1" w:val="FFFFFF"/>
       </w:rPr>
       <w:tblPr/>
@@ -13304,6 +13879,7 @@
     </w:tblStylePr>
     <w:tblStylePr w:type="lastCol">
       <w:rPr>
+        <w:rFonts w:eastAsia="黑体"/>
         <w:color w:themeColor="background1" w:val="FFFFFF"/>
       </w:rPr>
       <w:tblPr/>
@@ -13333,11 +13909,13 @@
     </w:tblStylePr>
     <w:tblStylePr w:type="neCell">
       <w:rPr>
+        <w:rFonts w:eastAsia="黑体"/>
         <w:color w:themeColor="text1" w:val="000000"/>
       </w:rPr>
     </w:tblStylePr>
     <w:tblStylePr w:type="nwCell">
       <w:rPr>
+        <w:rFonts w:eastAsia="黑体"/>
         <w:color w:themeColor="text1" w:val="000000"/>
       </w:rPr>
     </w:tblStylePr>
@@ -13351,6 +13929,7 @@
       <w:spacing w:after="0" w:line="240" w:lineRule="auto"/>
     </w:pPr>
     <w:rPr>
+      <w:rFonts w:eastAsia="黑体"/>
       <w:color w:themeColor="text1" w:val="000000"/>
     </w:rPr>
     <w:tblPr>
@@ -13377,6 +13956,7 @@
     </w:tcPr>
     <w:tblStylePr w:type="firstRow">
       <w:rPr>
+        <w:rFonts w:eastAsia="黑体"/>
         <w:b/>
         <w:bCs/>
       </w:rPr>
@@ -13395,6 +13975,7 @@
     </w:tblStylePr>
     <w:tblStylePr w:type="lastRow">
       <w:rPr>
+        <w:rFonts w:eastAsia="黑体"/>
         <w:b/>
         <w:bCs/>
         <w:color w:themeColor="background1" w:val="FFFFFF"/>
@@ -13409,6 +13990,7 @@
     </w:tblStylePr>
     <w:tblStylePr w:type="firstCol">
       <w:rPr>
+        <w:rFonts w:eastAsia="黑体"/>
         <w:color w:themeColor="background1" w:val="FFFFFF"/>
       </w:rPr>
       <w:tblPr/>
@@ -13426,6 +14008,7 @@
     </w:tblStylePr>
     <w:tblStylePr w:type="lastCol">
       <w:rPr>
+        <w:rFonts w:eastAsia="黑体"/>
         <w:color w:themeColor="background1" w:val="FFFFFF"/>
       </w:rPr>
       <w:tblPr/>
@@ -13455,11 +14038,13 @@
     </w:tblStylePr>
     <w:tblStylePr w:type="neCell">
       <w:rPr>
+        <w:rFonts w:eastAsia="黑体"/>
         <w:color w:themeColor="text1" w:val="000000"/>
       </w:rPr>
     </w:tblStylePr>
     <w:tblStylePr w:type="nwCell">
       <w:rPr>
+        <w:rFonts w:eastAsia="黑体"/>
         <w:color w:themeColor="text1" w:val="000000"/>
       </w:rPr>
     </w:tblStylePr>
@@ -13473,6 +14058,7 @@
       <w:spacing w:after="0" w:line="240" w:lineRule="auto"/>
     </w:pPr>
     <w:rPr>
+      <w:rFonts w:eastAsia="黑体"/>
       <w:color w:themeColor="text1" w:val="000000"/>
     </w:rPr>
     <w:tblPr>
@@ -13491,6 +14077,7 @@
     </w:tcPr>
     <w:tblStylePr w:type="firstRow">
       <w:rPr>
+        <w:rFonts w:eastAsia="黑体"/>
         <w:b/>
         <w:bCs/>
         <w:color w:themeColor="background1" w:val="FFFFFF"/>
@@ -13505,6 +14092,7 @@
     </w:tblStylePr>
     <w:tblStylePr w:type="lastRow">
       <w:rPr>
+        <w:rFonts w:eastAsia="黑体"/>
         <w:b/>
         <w:bCs/>
         <w:color w:themeColor="accent2" w:themeShade="CC" w:val="9E3A38"/>
@@ -13519,12 +14107,14 @@
     </w:tblStylePr>
     <w:tblStylePr w:type="firstCol">
       <w:rPr>
+        <w:rFonts w:eastAsia="黑体"/>
         <w:b/>
         <w:bCs/>
       </w:rPr>
     </w:tblStylePr>
     <w:tblStylePr w:type="lastCol">
       <w:rPr>
+        <w:rFonts w:eastAsia="黑体"/>
         <w:b/>
         <w:bCs/>
       </w:rPr>
@@ -13559,6 +14149,7 @@
       <w:spacing w:after="0" w:line="240" w:lineRule="auto"/>
     </w:pPr>
     <w:rPr>
+      <w:rFonts w:eastAsia="黑体"/>
       <w:color w:themeColor="text1" w:val="000000"/>
     </w:rPr>
     <w:tblPr>
@@ -13577,6 +14168,7 @@
     </w:tcPr>
     <w:tblStylePr w:type="firstRow">
       <w:rPr>
+        <w:rFonts w:eastAsia="黑体"/>
         <w:b/>
         <w:bCs/>
         <w:color w:themeColor="background1" w:val="FFFFFF"/>
@@ -13591,6 +14183,7 @@
     </w:tblStylePr>
     <w:tblStylePr w:type="lastRow">
       <w:rPr>
+        <w:rFonts w:eastAsia="黑体"/>
         <w:b/>
         <w:bCs/>
         <w:color w:themeColor="accent2" w:themeShade="CC" w:val="9E3A38"/>
@@ -13605,12 +14198,14 @@
     </w:tblStylePr>
     <w:tblStylePr w:type="firstCol">
       <w:rPr>
+        <w:rFonts w:eastAsia="黑体"/>
         <w:b/>
         <w:bCs/>
       </w:rPr>
     </w:tblStylePr>
     <w:tblStylePr w:type="lastCol">
       <w:rPr>
+        <w:rFonts w:eastAsia="黑体"/>
         <w:b/>
         <w:bCs/>
       </w:rPr>
@@ -13645,6 +14240,7 @@
       <w:spacing w:after="0" w:line="240" w:lineRule="auto"/>
     </w:pPr>
     <w:rPr>
+      <w:rFonts w:eastAsia="黑体"/>
       <w:color w:themeColor="text1" w:val="000000"/>
     </w:rPr>
     <w:tblPr>
@@ -13663,6 +14259,7 @@
     </w:tcPr>
     <w:tblStylePr w:type="firstRow">
       <w:rPr>
+        <w:rFonts w:eastAsia="黑体"/>
         <w:b/>
         <w:bCs/>
         <w:color w:themeColor="background1" w:val="FFFFFF"/>
@@ -13677,6 +14274,7 @@
     </w:tblStylePr>
     <w:tblStylePr w:type="lastRow">
       <w:rPr>
+        <w:rFonts w:eastAsia="黑体"/>
         <w:b/>
         <w:bCs/>
         <w:color w:themeColor="accent2" w:themeShade="CC" w:val="9E3A38"/>
@@ -13691,12 +14289,14 @@
     </w:tblStylePr>
     <w:tblStylePr w:type="firstCol">
       <w:rPr>
+        <w:rFonts w:eastAsia="黑体"/>
         <w:b/>
         <w:bCs/>
       </w:rPr>
     </w:tblStylePr>
     <w:tblStylePr w:type="lastCol">
       <w:rPr>
+        <w:rFonts w:eastAsia="黑体"/>
         <w:b/>
         <w:bCs/>
       </w:rPr>
@@ -13731,6 +14331,7 @@
       <w:spacing w:after="0" w:line="240" w:lineRule="auto"/>
     </w:pPr>
     <w:rPr>
+      <w:rFonts w:eastAsia="黑体"/>
       <w:color w:themeColor="text1" w:val="000000"/>
     </w:rPr>
     <w:tblPr>
@@ -13749,6 +14350,7 @@
     </w:tcPr>
     <w:tblStylePr w:type="firstRow">
       <w:rPr>
+        <w:rFonts w:eastAsia="黑体"/>
         <w:b/>
         <w:bCs/>
         <w:color w:themeColor="background1" w:val="FFFFFF"/>
@@ -13763,6 +14365,7 @@
     </w:tblStylePr>
     <w:tblStylePr w:type="lastRow">
       <w:rPr>
+        <w:rFonts w:eastAsia="黑体"/>
         <w:b/>
         <w:bCs/>
         <w:color w:themeColor="accent4" w:themeShade="CC" w:val="664E82"/>
@@ -13777,12 +14380,14 @@
     </w:tblStylePr>
     <w:tblStylePr w:type="firstCol">
       <w:rPr>
+        <w:rFonts w:eastAsia="黑体"/>
         <w:b/>
         <w:bCs/>
       </w:rPr>
     </w:tblStylePr>
     <w:tblStylePr w:type="lastCol">
       <w:rPr>
+        <w:rFonts w:eastAsia="黑体"/>
         <w:b/>
         <w:bCs/>
       </w:rPr>
@@ -13817,6 +14422,7 @@
       <w:spacing w:after="0" w:line="240" w:lineRule="auto"/>
     </w:pPr>
     <w:rPr>
+      <w:rFonts w:eastAsia="黑体"/>
       <w:color w:themeColor="text1" w:val="000000"/>
     </w:rPr>
     <w:tblPr>
@@ -13835,6 +14441,7 @@
     </w:tcPr>
     <w:tblStylePr w:type="firstRow">
       <w:rPr>
+        <w:rFonts w:eastAsia="黑体"/>
         <w:b/>
         <w:bCs/>
         <w:color w:themeColor="background1" w:val="FFFFFF"/>
@@ -13849,6 +14456,7 @@
     </w:tblStylePr>
     <w:tblStylePr w:type="lastRow">
       <w:rPr>
+        <w:rFonts w:eastAsia="黑体"/>
         <w:b/>
         <w:bCs/>
         <w:color w:themeColor="accent3" w:themeShade="CC" w:val="7E9C40"/>
@@ -13863,12 +14471,14 @@
     </w:tblStylePr>
     <w:tblStylePr w:type="firstCol">
       <w:rPr>
+        <w:rFonts w:eastAsia="黑体"/>
         <w:b/>
         <w:bCs/>
       </w:rPr>
     </w:tblStylePr>
     <w:tblStylePr w:type="lastCol">
       <w:rPr>
+        <w:rFonts w:eastAsia="黑体"/>
         <w:b/>
         <w:bCs/>
       </w:rPr>
@@ -13903,6 +14513,7 @@
       <w:spacing w:after="0" w:line="240" w:lineRule="auto"/>
     </w:pPr>
     <w:rPr>
+      <w:rFonts w:eastAsia="黑体"/>
       <w:color w:themeColor="text1" w:val="000000"/>
     </w:rPr>
     <w:tblPr>
@@ -13921,6 +14532,7 @@
     </w:tcPr>
     <w:tblStylePr w:type="firstRow">
       <w:rPr>
+        <w:rFonts w:eastAsia="黑体"/>
         <w:b/>
         <w:bCs/>
         <w:color w:themeColor="background1" w:val="FFFFFF"/>
@@ -13935,6 +14547,7 @@
     </w:tblStylePr>
     <w:tblStylePr w:type="lastRow">
       <w:rPr>
+        <w:rFonts w:eastAsia="黑体"/>
         <w:b/>
         <w:bCs/>
         <w:color w:themeColor="accent6" w:themeShade="CC" w:val="F2730A"/>
@@ -13949,12 +14562,14 @@
     </w:tblStylePr>
     <w:tblStylePr w:type="firstCol">
       <w:rPr>
+        <w:rFonts w:eastAsia="黑体"/>
         <w:b/>
         <w:bCs/>
       </w:rPr>
     </w:tblStylePr>
     <w:tblStylePr w:type="lastCol">
       <w:rPr>
+        <w:rFonts w:eastAsia="黑体"/>
         <w:b/>
         <w:bCs/>
       </w:rPr>
@@ -13989,6 +14604,7 @@
       <w:spacing w:after="0" w:line="240" w:lineRule="auto"/>
     </w:pPr>
     <w:rPr>
+      <w:rFonts w:eastAsia="黑体"/>
       <w:color w:themeColor="text1" w:val="000000"/>
     </w:rPr>
     <w:tblPr>
@@ -14007,6 +14623,7 @@
     </w:tcPr>
     <w:tblStylePr w:type="firstRow">
       <w:rPr>
+        <w:rFonts w:eastAsia="黑体"/>
         <w:b/>
         <w:bCs/>
         <w:color w:themeColor="background1" w:val="FFFFFF"/>
@@ -14021,6 +14638,7 @@
     </w:tblStylePr>
     <w:tblStylePr w:type="lastRow">
       <w:rPr>
+        <w:rFonts w:eastAsia="黑体"/>
         <w:b/>
         <w:bCs/>
         <w:color w:themeColor="accent5" w:themeShade="CC" w:val="348DA5"/>
@@ -14035,12 +14653,14 @@
     </w:tblStylePr>
     <w:tblStylePr w:type="firstCol">
       <w:rPr>
+        <w:rFonts w:eastAsia="黑体"/>
         <w:b/>
         <w:bCs/>
       </w:rPr>
     </w:tblStylePr>
     <w:tblStylePr w:type="lastCol">
       <w:rPr>
+        <w:rFonts w:eastAsia="黑体"/>
         <w:b/>
         <w:bCs/>
       </w:rPr>
@@ -14075,6 +14695,7 @@
       <w:spacing w:after="0" w:line="240" w:lineRule="auto"/>
     </w:pPr>
     <w:rPr>
+      <w:rFonts w:eastAsia="黑体"/>
       <w:color w:themeColor="text1" w:val="000000"/>
     </w:rPr>
     <w:tblPr>
@@ -14096,6 +14717,7 @@
     </w:tcPr>
     <w:tblStylePr w:type="firstRow">
       <w:rPr>
+        <w:rFonts w:eastAsia="黑体"/>
         <w:b/>
         <w:bCs/>
       </w:rPr>
@@ -14106,6 +14728,7 @@
     </w:tblStylePr>
     <w:tblStylePr w:type="lastRow">
       <w:rPr>
+        <w:rFonts w:eastAsia="黑体"/>
         <w:b/>
         <w:bCs/>
         <w:color w:themeColor="text1" w:val="000000"/>
@@ -14117,6 +14740,7 @@
     </w:tblStylePr>
     <w:tblStylePr w:type="firstCol">
       <w:rPr>
+        <w:rFonts w:eastAsia="黑体"/>
         <w:color w:themeColor="background1" w:val="FFFFFF"/>
       </w:rPr>
       <w:tblPr/>
@@ -14126,6 +14750,7 @@
     </w:tblStylePr>
     <w:tblStylePr w:type="lastCol">
       <w:rPr>
+        <w:rFonts w:eastAsia="黑体"/>
         <w:color w:themeColor="background1" w:val="FFFFFF"/>
       </w:rPr>
       <w:tblPr/>
@@ -14155,6 +14780,7 @@
       <w:spacing w:after="0" w:line="240" w:lineRule="auto"/>
     </w:pPr>
     <w:rPr>
+      <w:rFonts w:eastAsia="黑体"/>
       <w:color w:themeColor="text1" w:val="000000"/>
     </w:rPr>
     <w:tblPr>
@@ -14176,6 +14802,7 @@
     </w:tcPr>
     <w:tblStylePr w:type="firstRow">
       <w:rPr>
+        <w:rFonts w:eastAsia="黑体"/>
         <w:b/>
         <w:bCs/>
       </w:rPr>
@@ -14186,6 +14813,7 @@
     </w:tblStylePr>
     <w:tblStylePr w:type="lastRow">
       <w:rPr>
+        <w:rFonts w:eastAsia="黑体"/>
         <w:b/>
         <w:bCs/>
         <w:color w:themeColor="text1" w:val="000000"/>
@@ -14197,6 +14825,7 @@
     </w:tblStylePr>
     <w:tblStylePr w:type="firstCol">
       <w:rPr>
+        <w:rFonts w:eastAsia="黑体"/>
         <w:color w:themeColor="background1" w:val="FFFFFF"/>
       </w:rPr>
       <w:tblPr/>
@@ -14206,6 +14835,7 @@
     </w:tblStylePr>
     <w:tblStylePr w:type="lastCol">
       <w:rPr>
+        <w:rFonts w:eastAsia="黑体"/>
         <w:color w:themeColor="background1" w:val="FFFFFF"/>
       </w:rPr>
       <w:tblPr/>
@@ -14235,6 +14865,7 @@
       <w:spacing w:after="0" w:line="240" w:lineRule="auto"/>
     </w:pPr>
     <w:rPr>
+      <w:rFonts w:eastAsia="黑体"/>
       <w:color w:themeColor="text1" w:val="000000"/>
     </w:rPr>
     <w:tblPr>
@@ -14256,6 +14887,7 @@
     </w:tcPr>
     <w:tblStylePr w:type="firstRow">
       <w:rPr>
+        <w:rFonts w:eastAsia="黑体"/>
         <w:b/>
         <w:bCs/>
       </w:rPr>
@@ -14266,6 +14898,7 @@
     </w:tblStylePr>
     <w:tblStylePr w:type="lastRow">
       <w:rPr>
+        <w:rFonts w:eastAsia="黑体"/>
         <w:b/>
         <w:bCs/>
         <w:color w:themeColor="text1" w:val="000000"/>
@@ -14277,6 +14910,7 @@
     </w:tblStylePr>
     <w:tblStylePr w:type="firstCol">
       <w:rPr>
+        <w:rFonts w:eastAsia="黑体"/>
         <w:color w:themeColor="background1" w:val="FFFFFF"/>
       </w:rPr>
       <w:tblPr/>
@@ -14286,6 +14920,7 @@
     </w:tblStylePr>
     <w:tblStylePr w:type="lastCol">
       <w:rPr>
+        <w:rFonts w:eastAsia="黑体"/>
         <w:color w:themeColor="background1" w:val="FFFFFF"/>
       </w:rPr>
       <w:tblPr/>
@@ -14315,6 +14950,7 @@
       <w:spacing w:after="0" w:line="240" w:lineRule="auto"/>
     </w:pPr>
     <w:rPr>
+      <w:rFonts w:eastAsia="黑体"/>
       <w:color w:themeColor="text1" w:val="000000"/>
     </w:rPr>
     <w:tblPr>
@@ -14336,6 +14972,7 @@
     </w:tcPr>
     <w:tblStylePr w:type="firstRow">
       <w:rPr>
+        <w:rFonts w:eastAsia="黑体"/>
         <w:b/>
         <w:bCs/>
       </w:rPr>
@@ -14346,6 +14983,7 @@
     </w:tblStylePr>
     <w:tblStylePr w:type="lastRow">
       <w:rPr>
+        <w:rFonts w:eastAsia="黑体"/>
         <w:b/>
         <w:bCs/>
         <w:color w:themeColor="text1" w:val="000000"/>
@@ -14357,6 +14995,7 @@
     </w:tblStylePr>
     <w:tblStylePr w:type="firstCol">
       <w:rPr>
+        <w:rFonts w:eastAsia="黑体"/>
         <w:color w:themeColor="background1" w:val="FFFFFF"/>
       </w:rPr>
       <w:tblPr/>
@@ -14366,6 +15005,7 @@
     </w:tblStylePr>
     <w:tblStylePr w:type="lastCol">
       <w:rPr>
+        <w:rFonts w:eastAsia="黑体"/>
         <w:color w:themeColor="background1" w:val="FFFFFF"/>
       </w:rPr>
       <w:tblPr/>
@@ -14395,6 +15035,7 @@
       <w:spacing w:after="0" w:line="240" w:lineRule="auto"/>
     </w:pPr>
     <w:rPr>
+      <w:rFonts w:eastAsia="黑体"/>
       <w:color w:themeColor="text1" w:val="000000"/>
     </w:rPr>
     <w:tblPr>
@@ -14416,6 +15057,7 @@
     </w:tcPr>
     <w:tblStylePr w:type="firstRow">
       <w:rPr>
+        <w:rFonts w:eastAsia="黑体"/>
         <w:b/>
         <w:bCs/>
       </w:rPr>
@@ -14426,6 +15068,7 @@
     </w:tblStylePr>
     <w:tblStylePr w:type="lastRow">
       <w:rPr>
+        <w:rFonts w:eastAsia="黑体"/>
         <w:b/>
         <w:bCs/>
         <w:color w:themeColor="text1" w:val="000000"/>
@@ -14437,6 +15080,7 @@
     </w:tblStylePr>
     <w:tblStylePr w:type="firstCol">
       <w:rPr>
+        <w:rFonts w:eastAsia="黑体"/>
         <w:color w:themeColor="background1" w:val="FFFFFF"/>
       </w:rPr>
       <w:tblPr/>
@@ -14446,6 +15090,7 @@
     </w:tblStylePr>
     <w:tblStylePr w:type="lastCol">
       <w:rPr>
+        <w:rFonts w:eastAsia="黑体"/>
         <w:color w:themeColor="background1" w:val="FFFFFF"/>
       </w:rPr>
       <w:tblPr/>
@@ -14475,6 +15120,7 @@
       <w:spacing w:after="0" w:line="240" w:lineRule="auto"/>
     </w:pPr>
     <w:rPr>
+      <w:rFonts w:eastAsia="黑体"/>
       <w:color w:themeColor="text1" w:val="000000"/>
     </w:rPr>
     <w:tblPr>
@@ -14496,6 +15142,7 @@
     </w:tcPr>
     <w:tblStylePr w:type="firstRow">
       <w:rPr>
+        <w:rFonts w:eastAsia="黑体"/>
         <w:b/>
         <w:bCs/>
       </w:rPr>
@@ -14506,6 +15153,7 @@
     </w:tblStylePr>
     <w:tblStylePr w:type="lastRow">
       <w:rPr>
+        <w:rFonts w:eastAsia="黑体"/>
         <w:b/>
         <w:bCs/>
         <w:color w:themeColor="text1" w:val="000000"/>
@@ -14517,6 +15165,7 @@
     </w:tblStylePr>
     <w:tblStylePr w:type="firstCol">
       <w:rPr>
+        <w:rFonts w:eastAsia="黑体"/>
         <w:color w:themeColor="background1" w:val="FFFFFF"/>
       </w:rPr>
       <w:tblPr/>
@@ -14526,6 +15175,7 @@
     </w:tblStylePr>
     <w:tblStylePr w:type="lastCol">
       <w:rPr>
+        <w:rFonts w:eastAsia="黑体"/>
         <w:color w:themeColor="background1" w:val="FFFFFF"/>
       </w:rPr>
       <w:tblPr/>
@@ -14555,6 +15205,7 @@
       <w:spacing w:after="0" w:line="240" w:lineRule="auto"/>
     </w:pPr>
     <w:rPr>
+      <w:rFonts w:eastAsia="黑体"/>
       <w:color w:themeColor="text1" w:val="000000"/>
     </w:rPr>
     <w:tblPr>
@@ -14576,6 +15227,7 @@
     </w:tcPr>
     <w:tblStylePr w:type="firstRow">
       <w:rPr>
+        <w:rFonts w:eastAsia="黑体"/>
         <w:b/>
         <w:bCs/>
       </w:rPr>
@@ -14586,6 +15238,7 @@
     </w:tblStylePr>
     <w:tblStylePr w:type="lastRow">
       <w:rPr>
+        <w:rFonts w:eastAsia="黑体"/>
         <w:b/>
         <w:bCs/>
         <w:color w:themeColor="text1" w:val="000000"/>
@@ -14597,6 +15250,7 @@
     </w:tblStylePr>
     <w:tblStylePr w:type="firstCol">
       <w:rPr>
+        <w:rFonts w:eastAsia="黑体"/>
         <w:color w:themeColor="background1" w:val="FFFFFF"/>
       </w:rPr>
       <w:tblPr/>
@@ -14606,6 +15260,7 @@
     </w:tblStylePr>
     <w:tblStylePr w:type="lastCol">
       <w:rPr>
+        <w:rFonts w:eastAsia="黑体"/>
         <w:color w:themeColor="background1" w:val="FFFFFF"/>
       </w:rPr>
       <w:tblPr/>
@@ -14638,6 +15293,7 @@
     <w:name w:val="KeywordTok"/>
     <w:basedOn w:val="VerbatimChar"/>
     <w:rPr>
+      <w:rFonts w:eastAsia="黑体"/>
       <w:b/>
       <w:color w:val="007020"/>
     </w:rPr>
@@ -14646,6 +15302,7 @@
     <w:name w:val="DataTypeTok"/>
     <w:basedOn w:val="VerbatimChar"/>
     <w:rPr>
+      <w:rFonts w:eastAsia="黑体"/>
       <w:color w:val="902000"/>
     </w:rPr>
   </w:style>
@@ -14653,6 +15310,7 @@
     <w:name w:val="DecValTok"/>
     <w:basedOn w:val="VerbatimChar"/>
     <w:rPr>
+      <w:rFonts w:eastAsia="黑体"/>
       <w:color w:val="40a070"/>
     </w:rPr>
   </w:style>
@@ -14660,6 +15318,7 @@
     <w:name w:val="BaseNTok"/>
     <w:basedOn w:val="VerbatimChar"/>
     <w:rPr>
+      <w:rFonts w:eastAsia="黑体"/>
       <w:color w:val="40a070"/>
     </w:rPr>
   </w:style>
@@ -14667,6 +15326,7 @@
     <w:name w:val="FloatTok"/>
     <w:basedOn w:val="VerbatimChar"/>
     <w:rPr>
+      <w:rFonts w:eastAsia="黑体"/>
       <w:color w:val="40a070"/>
     </w:rPr>
   </w:style>
@@ -14674,6 +15334,7 @@
     <w:name w:val="ConstantTok"/>
     <w:basedOn w:val="VerbatimChar"/>
     <w:rPr>
+      <w:rFonts w:eastAsia="黑体"/>
       <w:color w:val="880000"/>
     </w:rPr>
   </w:style>
@@ -14681,6 +15342,7 @@
     <w:name w:val="CharTok"/>
     <w:basedOn w:val="VerbatimChar"/>
     <w:rPr>
+      <w:rFonts w:eastAsia="黑体"/>
       <w:color w:val="4070a0"/>
     </w:rPr>
   </w:style>
@@ -14688,6 +15350,7 @@
     <w:name w:val="SpecialCharTok"/>
     <w:basedOn w:val="VerbatimChar"/>
     <w:rPr>
+      <w:rFonts w:eastAsia="黑体"/>
       <w:color w:val="4070a0"/>
     </w:rPr>
   </w:style>
@@ -14695,6 +15358,7 @@
     <w:name w:val="StringTok"/>
     <w:basedOn w:val="VerbatimChar"/>
     <w:rPr>
+      <w:rFonts w:eastAsia="黑体"/>
       <w:color w:val="4070a0"/>
     </w:rPr>
   </w:style>
@@ -14702,6 +15366,7 @@
     <w:name w:val="VerbatimStringTok"/>
     <w:basedOn w:val="VerbatimChar"/>
     <w:rPr>
+      <w:rFonts w:eastAsia="黑体"/>
       <w:color w:val="4070a0"/>
     </w:rPr>
   </w:style>
@@ -14709,6 +15374,7 @@
     <w:name w:val="SpecialStringTok"/>
     <w:basedOn w:val="VerbatimChar"/>
     <w:rPr>
+      <w:rFonts w:eastAsia="黑体"/>
       <w:color w:val="bb6688"/>
     </w:rPr>
   </w:style>
@@ -14716,6 +15382,7 @@
     <w:name w:val="ImportTok"/>
     <w:basedOn w:val="VerbatimChar"/>
     <w:rPr>
+      <w:rFonts w:eastAsia="黑体"/>
       <w:b/>
       <w:color w:val="008000"/>
     </w:rPr>
@@ -14724,6 +15391,7 @@
     <w:name w:val="CommentTok"/>
     <w:basedOn w:val="VerbatimChar"/>
     <w:rPr>
+      <w:rFonts w:eastAsia="黑体"/>
       <w:i/>
       <w:color w:val="60a0b0"/>
     </w:rPr>
@@ -14732,6 +15400,7 @@
     <w:name w:val="DocumentationTok"/>
     <w:basedOn w:val="VerbatimChar"/>
     <w:rPr>
+      <w:rFonts w:eastAsia="黑体"/>
       <w:i/>
       <w:color w:val="ba2121"/>
     </w:rPr>
@@ -14740,6 +15409,7 @@
     <w:name w:val="AnnotationTok"/>
     <w:basedOn w:val="VerbatimChar"/>
     <w:rPr>
+      <w:rFonts w:eastAsia="黑体"/>
       <w:b/>
       <w:i/>
       <w:color w:val="60a0b0"/>
@@ -14749,6 +15419,7 @@
     <w:name w:val="CommentVarTok"/>
     <w:basedOn w:val="VerbatimChar"/>
     <w:rPr>
+      <w:rFonts w:eastAsia="黑体"/>
       <w:b/>
       <w:i/>
       <w:color w:val="60a0b0"/>
@@ -14758,6 +15429,7 @@
     <w:name w:val="OtherTok"/>
     <w:basedOn w:val="VerbatimChar"/>
     <w:rPr>
+      <w:rFonts w:eastAsia="黑体"/>
       <w:color w:val="007020"/>
     </w:rPr>
   </w:style>
@@ -14765,6 +15437,7 @@
     <w:name w:val="FunctionTok"/>
     <w:basedOn w:val="VerbatimChar"/>
     <w:rPr>
+      <w:rFonts w:eastAsia="黑体"/>
       <w:color w:val="06287e"/>
     </w:rPr>
   </w:style>
@@ -14772,6 +15445,7 @@
     <w:name w:val="VariableTok"/>
     <w:basedOn w:val="VerbatimChar"/>
     <w:rPr>
+      <w:rFonts w:eastAsia="黑体"/>
       <w:color w:val="19177c"/>
     </w:rPr>
   </w:style>
@@ -14779,6 +15453,7 @@
     <w:name w:val="ControlFlowTok"/>
     <w:basedOn w:val="VerbatimChar"/>
     <w:rPr>
+      <w:rFonts w:eastAsia="黑体"/>
       <w:b/>
       <w:color w:val="007020"/>
     </w:rPr>
@@ -14787,6 +15462,7 @@
     <w:name w:val="OperatorTok"/>
     <w:basedOn w:val="VerbatimChar"/>
     <w:rPr>
+      <w:rFonts w:eastAsia="黑体"/>
       <w:color w:val="666666"/>
     </w:rPr>
   </w:style>
@@ -14794,18 +15470,22 @@
     <w:name w:val="BuiltInTok"/>
     <w:basedOn w:val="VerbatimChar"/>
     <w:rPr>
+      <w:rFonts w:eastAsia="黑体"/>
       <w:color w:val="008000"/>
     </w:rPr>
   </w:style>
   <w:style w:type="character" w:customStyle="1" w:styleId="ExtensionTok">
     <w:name w:val="ExtensionTok"/>
     <w:basedOn w:val="VerbatimChar"/>
-    <w:rPr/>
+    <w:rPr>
+      <w:rFonts w:eastAsia="黑体"/>
+    </w:rPr>
   </w:style>
   <w:style w:type="character" w:customStyle="1" w:styleId="PreprocessorTok">
     <w:name w:val="PreprocessorTok"/>
     <w:basedOn w:val="VerbatimChar"/>
     <w:rPr>
+      <w:rFonts w:eastAsia="黑体"/>
       <w:color w:val="bc7a00"/>
     </w:rPr>
   </w:style>
@@ -14813,18 +15493,22 @@
     <w:name w:val="AttributeTok"/>
     <w:basedOn w:val="VerbatimChar"/>
     <w:rPr>
+      <w:rFonts w:eastAsia="黑体"/>
       <w:color w:val="7d9029"/>
     </w:rPr>
   </w:style>
   <w:style w:type="character" w:customStyle="1" w:styleId="RegionMarkerTok">
     <w:name w:val="RegionMarkerTok"/>
     <w:basedOn w:val="VerbatimChar"/>
-    <w:rPr/>
+    <w:rPr>
+      <w:rFonts w:eastAsia="黑体"/>
+    </w:rPr>
   </w:style>
   <w:style w:type="character" w:customStyle="1" w:styleId="InformationTok">
     <w:name w:val="InformationTok"/>
     <w:basedOn w:val="VerbatimChar"/>
     <w:rPr>
+      <w:rFonts w:eastAsia="黑体"/>
       <w:b/>
       <w:i/>
       <w:color w:val="60a0b0"/>
@@ -14834,6 +15518,7 @@
     <w:name w:val="WarningTok"/>
     <w:basedOn w:val="VerbatimChar"/>
     <w:rPr>
+      <w:rFonts w:eastAsia="黑体"/>
       <w:b/>
       <w:i/>
       <w:color w:val="60a0b0"/>
@@ -14843,6 +15528,7 @@
     <w:name w:val="AlertTok"/>
     <w:basedOn w:val="VerbatimChar"/>
     <w:rPr>
+      <w:rFonts w:eastAsia="黑体"/>
       <w:b/>
       <w:color w:val="ff0000"/>
     </w:rPr>
@@ -14851,6 +15537,7 @@
     <w:name w:val="ErrorTok"/>
     <w:basedOn w:val="VerbatimChar"/>
     <w:rPr>
+      <w:rFonts w:eastAsia="黑体"/>
       <w:b/>
       <w:color w:val="ff0000"/>
     </w:rPr>
@@ -14858,7 +15545,9 @@
   <w:style w:type="character" w:customStyle="1" w:styleId="NormalTok">
     <w:name w:val="NormalTok"/>
     <w:basedOn w:val="VerbatimChar"/>
-    <w:rPr/>
+    <w:rPr>
+      <w:rFonts w:eastAsia="黑体"/>
+    </w:rPr>
   </w:style>
 </w:styles>
 </file>
@@ -14907,12 +15596,12 @@
     <a:fontScheme name="Office">
       <a:majorFont>
         <a:latin typeface="Calibri"/>
-        <a:ea typeface=""/>
+        <a:ea typeface="黑体"/>
         <a:cs typeface=""/>
         <a:font script="Jpan" typeface="ＭＳ ゴシック"/>
         <a:font script="Hang" typeface="맑은 고딕"/>
-        <a:font script="Hans" typeface="宋体"/>
-        <a:font script="Hant" typeface="新細明體"/>
+        <a:font script="Hans" typeface="黑体"/>
+        <a:font script="Hant" typeface="黑体"/>
         <a:font script="Arab" typeface="Times New Roman"/>
         <a:font script="Hebr" typeface="Times New Roman"/>
         <a:font script="Thai" typeface="Angsana New"/>
@@ -14942,12 +15631,12 @@
       </a:majorFont>
       <a:minorFont>
         <a:latin typeface="Cambria"/>
-        <a:ea typeface=""/>
+        <a:ea typeface="黑体"/>
         <a:cs typeface=""/>
         <a:font script="Jpan" typeface="ＭＳ 明朝"/>
         <a:font script="Hang" typeface="맑은 고딕"/>
-        <a:font script="Hans" typeface="宋体"/>
-        <a:font script="Hant" typeface="新細明體"/>
+        <a:font script="Hans" typeface="黑体"/>
+        <a:font script="Hant" typeface="黑体"/>
         <a:font script="Arab" typeface="Arial"/>
         <a:font script="Hebr" typeface="Arial"/>
         <a:font script="Thai" typeface="Cordia New"/>

--- a/06-转换电路/01-模数转换ADC/流水线型ADC电路/流水线型ADC电路.docx
+++ b/06-转换电路/01-模数转换ADC/流水线型ADC电路/流水线型ADC电路.docx
@@ -2525,7 +2525,7 @@
           <w:color w:val="555555"/>
           <w:sz w:val="21"/>
         </w:rPr>
-        <w:t>材料收集者：杜文杰，WX手机：19519196569，QQ:3478827729</w:t>
+        <w:t>材料收集者：杜文杰，微信/手机：19519196569，QQ:3478827729</w:t>
       </w:r>
     </w:p>
     <w:sectPr>
